--- a/fuentes/CFA_01_21720209_DU.docx
+++ b/fuentes/CFA_01_21720209_DU.docx
@@ -857,14 +857,10 @@
             </w:r>
             <w:r>
               <w:rPr>
-                <w:rFonts w:eastAsiaTheme="minorEastAsia"/>
+                <w:rStyle w:val="Hipervnculo"/>
                 <w:noProof/>
-                <w:kern w:val="0"/>
-                <w:sz w:val="22"/>
-                <w:lang w:eastAsia="es-CO"/>
-                <w14:ligatures w14:val="none"/>
-              </w:rPr>
-              <w:tab/>
+              </w:rPr>
+              <w:t xml:space="preserve"> </w:t>
             </w:r>
             <w:r>
               <w:rPr>
@@ -1313,7 +1309,7 @@
                 <w:noProof/>
                 <w:webHidden/>
               </w:rPr>
-              <w:t>8</w:t>
+              <w:t>11</w:t>
             </w:r>
             <w:r>
               <w:rPr>
@@ -1386,7 +1382,7 @@
                 <w:noProof/>
                 <w:webHidden/>
               </w:rPr>
-              <w:t>8</w:t>
+              <w:t>11</w:t>
             </w:r>
             <w:r>
               <w:rPr>
@@ -1459,7 +1455,7 @@
                 <w:noProof/>
                 <w:webHidden/>
               </w:rPr>
-              <w:t>11</w:t>
+              <w:t>14</w:t>
             </w:r>
             <w:r>
               <w:rPr>
@@ -1532,7 +1528,7 @@
                 <w:noProof/>
                 <w:webHidden/>
               </w:rPr>
-              <w:t>16</w:t>
+              <w:t>19</w:t>
             </w:r>
             <w:r>
               <w:rPr>
@@ -1623,7 +1619,7 @@
                 <w:noProof/>
                 <w:webHidden/>
               </w:rPr>
-              <w:t>19</w:t>
+              <w:t>22</w:t>
             </w:r>
             <w:r>
               <w:rPr>
@@ -1696,7 +1692,7 @@
                 <w:noProof/>
                 <w:webHidden/>
               </w:rPr>
-              <w:t>19</w:t>
+              <w:t>22</w:t>
             </w:r>
             <w:r>
               <w:rPr>
@@ -1769,7 +1765,7 @@
                 <w:noProof/>
                 <w:webHidden/>
               </w:rPr>
-              <w:t>20</w:t>
+              <w:t>23</w:t>
             </w:r>
             <w:r>
               <w:rPr>
@@ -1842,7 +1838,7 @@
                 <w:noProof/>
                 <w:webHidden/>
               </w:rPr>
-              <w:t>22</w:t>
+              <w:t>25</w:t>
             </w:r>
             <w:r>
               <w:rPr>
@@ -1915,7 +1911,7 @@
                 <w:noProof/>
                 <w:webHidden/>
               </w:rPr>
-              <w:t>23</w:t>
+              <w:t>26</w:t>
             </w:r>
             <w:r>
               <w:rPr>
@@ -1988,7 +1984,7 @@
                 <w:noProof/>
                 <w:webHidden/>
               </w:rPr>
-              <w:t>26</w:t>
+              <w:t>29</w:t>
             </w:r>
             <w:r>
               <w:rPr>
@@ -2058,7 +2054,7 @@
                 <w:noProof/>
                 <w:webHidden/>
               </w:rPr>
-              <w:t>28</w:t>
+              <w:t>31</w:t>
             </w:r>
             <w:r>
               <w:rPr>
@@ -2128,7 +2124,7 @@
                 <w:noProof/>
                 <w:webHidden/>
               </w:rPr>
-              <w:t>30</w:t>
+              <w:t>33</w:t>
             </w:r>
             <w:r>
               <w:rPr>
@@ -2198,7 +2194,7 @@
                 <w:noProof/>
                 <w:webHidden/>
               </w:rPr>
-              <w:t>32</w:t>
+              <w:t>35</w:t>
             </w:r>
             <w:r>
               <w:rPr>
@@ -2268,7 +2264,7 @@
                 <w:noProof/>
                 <w:webHidden/>
               </w:rPr>
-              <w:t>34</w:t>
+              <w:t>37</w:t>
             </w:r>
             <w:r>
               <w:rPr>
@@ -2338,7 +2334,7 @@
                 <w:noProof/>
                 <w:webHidden/>
               </w:rPr>
-              <w:t>36</w:t>
+              <w:t>39</w:t>
             </w:r>
             <w:r>
               <w:rPr>
@@ -3028,7 +3024,15 @@
               <w:t>web</w:t>
             </w:r>
             <w:r>
-              <w:t>, redes Wi-Fi. </w:t>
+              <w:t xml:space="preserve">, redes </w:t>
+            </w:r>
+            <w:proofErr w:type="spellStart"/>
+            <w:r>
+              <w:t>Wi</w:t>
+            </w:r>
+            <w:proofErr w:type="spellEnd"/>
+            <w:r>
+              <w:t>-Fi. </w:t>
             </w:r>
           </w:p>
         </w:tc>
@@ -3081,6 +3085,7 @@
             <w:r>
               <w:t xml:space="preserve">Oficinas, </w:t>
             </w:r>
+            <w:proofErr w:type="spellStart"/>
             <w:r>
               <w:rPr>
                 <w:rStyle w:val="Extranjerismo"/>
@@ -3088,6 +3093,7 @@
               </w:rPr>
               <w:t>routers</w:t>
             </w:r>
+            <w:proofErr w:type="spellEnd"/>
             <w:r>
               <w:t>, cableado de red, servidores físicos, cámaras de seguridad, sistemas de energía, puntos de acceso inalámbrico. </w:t>
             </w:r>
@@ -3554,6 +3560,7 @@
               </w:rPr>
               <w:t xml:space="preserve">Computadores, impresoras, celulares corporativos, servidores, memorias USB, cámaras de seguridad, </w:t>
             </w:r>
+            <w:proofErr w:type="spellStart"/>
             <w:r>
               <w:rPr>
                 <w:rStyle w:val="Extranjerismo"/>
@@ -3561,6 +3568,7 @@
               </w:rPr>
               <w:t>routers</w:t>
             </w:r>
+            <w:proofErr w:type="spellEnd"/>
             <w:r>
               <w:rPr>
                 <w:color w:val="000000" w:themeColor="text1"/>
@@ -5301,7 +5309,15 @@
               <w:ind w:firstLine="0"/>
             </w:pPr>
             <w:r>
-              <w:t>Red Wi-Fi interna de uso empresarial.</w:t>
+              <w:t xml:space="preserve">Red </w:t>
+            </w:r>
+            <w:proofErr w:type="spellStart"/>
+            <w:r>
+              <w:t>Wi</w:t>
+            </w:r>
+            <w:proofErr w:type="spellEnd"/>
+            <w:r>
+              <w:t>-Fi interna de uso empresarial.</w:t>
             </w:r>
           </w:p>
         </w:tc>
@@ -5897,6 +5913,7 @@
             <w:pPr>
               <w:ind w:firstLine="0"/>
             </w:pPr>
+            <w:proofErr w:type="spellStart"/>
             <w:r>
               <w:rPr>
                 <w:rStyle w:val="Extranjerismo"/>
@@ -5904,6 +5921,7 @@
               </w:rPr>
               <w:t>Router</w:t>
             </w:r>
+            <w:proofErr w:type="spellEnd"/>
             <w:r>
               <w:t> con fallas intermitentes, impresora con atascos.</w:t>
             </w:r>
@@ -6338,6 +6356,7 @@
       <w:r>
         <w:rPr>
           <w:rStyle w:val="Extranjerismo"/>
+          <w:lang w:val="es-CO"/>
         </w:rPr>
         <w:t>software</w:t>
       </w:r>
@@ -6551,7 +6570,15 @@
         <w:ind w:left="1429" w:firstLine="0"/>
       </w:pPr>
       <w:r>
-        <w:t>La seguridad de la información, también conocida como InfoSec, comprende el conjunto de estrategias, normas y mecanismos orientados a garantizar que la información, sin importar su forma o medio, se mantenga confidencial, íntegra y disponible. Su finalidad es prevenir accesos no autorizados, modificaciones no deseadas o pérdidas, asegurando que los datos sean gestionados de forma segura y confiable en el desarrollo de las actividades organizacionales (IBM, 2024a).  </w:t>
+        <w:t xml:space="preserve">La seguridad de la información, también conocida como </w:t>
+      </w:r>
+      <w:proofErr w:type="spellStart"/>
+      <w:r>
+        <w:t>InfoSec</w:t>
+      </w:r>
+      <w:proofErr w:type="spellEnd"/>
+      <w:r>
+        <w:t>, comprende el conjunto de estrategias, normas y mecanismos orientados a garantizar que la información, sin importar su forma o medio, se mantenga confidencial, íntegra y disponible. Su finalidad es prevenir accesos no autorizados, modificaciones no deseadas o pérdidas, asegurando que los datos sean gestionados de forma segura y confiable en el desarrollo de las actividades organizacionales (IBM, 2024a).  </w:t>
       </w:r>
     </w:p>
     <w:p>
@@ -6603,6 +6630,385 @@
       </w:pPr>
       <w:r>
         <w:t>Para entender mejor, así como la bodega donde se guarda la mercancía que vende un almacén está protegida con llaves e incluso cámaras de videos, asimismo, la información debe protegerse, sin importar que esté en papeles, computadores u otros dispositivos informáticos y que el acceso a ella solo lo tendrán aquellas personas que han sido previamente autorizadas para su visualización, revisión, o hasta modificación. </w:t>
+      </w:r>
+    </w:p>
+    <w:p>
+      <w:pPr>
+        <w:rPr>
+          <w:rFonts w:ascii="Segoe UI" w:hAnsi="Segoe UI" w:cs="Segoe UI"/>
+          <w:sz w:val="18"/>
+          <w:szCs w:val="18"/>
+          <w:lang w:eastAsia="es-CO"/>
+        </w:rPr>
+      </w:pPr>
+      <w:r>
+        <w:rPr>
+          <w:lang w:val="es-ES" w:eastAsia="es-CO"/>
+        </w:rPr>
+        <w:t>Lograr comprender el papel que juega la seguridad de la información, permite a las pymes, proteger sus activos más valiosos, frente a riesgos que puedan comprometer su funcionamiento. Este trabajo integral garantiza que la información se mantenga confiable, accesible y libre de alteraciones; por lo que hay que tener claro que la seguridad de la información no solo debe ser vista como una medida técnica, sino más bien como una responsabilidad estratégica en todos los niveles de la organización.</w:t>
+      </w:r>
+      <w:r>
+        <w:rPr>
+          <w:lang w:eastAsia="es-CO"/>
+        </w:rPr>
+        <w:t> </w:t>
+      </w:r>
+    </w:p>
+    <w:p>
+      <w:pPr>
+        <w:rPr>
+          <w:rFonts w:ascii="Segoe UI" w:hAnsi="Segoe UI" w:cs="Segoe UI"/>
+          <w:sz w:val="18"/>
+          <w:szCs w:val="18"/>
+          <w:lang w:eastAsia="es-CO"/>
+        </w:rPr>
+      </w:pPr>
+      <w:r>
+        <w:rPr>
+          <w:lang w:eastAsia="es-CO"/>
+        </w:rPr>
+        <w:lastRenderedPageBreak/>
+        <w:t> </w:t>
+      </w:r>
+      <w:r>
+        <w:rPr>
+          <w:lang w:val="es-ES" w:eastAsia="es-CO"/>
+        </w:rPr>
+        <w:t>Luego de entender qué es la seguridad de la información y su propósito en las pymes, se invita a conocer los principios que la sustentan, ya que así se puede orientar a una aplicación más práctica y tomar decisiones más acertadas en la protección de los activos de información.</w:t>
+      </w:r>
+      <w:r>
+        <w:rPr>
+          <w:lang w:eastAsia="es-CO"/>
+        </w:rPr>
+        <w:t> </w:t>
+      </w:r>
+    </w:p>
+    <w:p>
+      <w:pPr>
+        <w:pStyle w:val="Ttulo2"/>
+        <w:rPr>
+          <w:rFonts w:ascii="Segoe UI" w:eastAsia="Times New Roman" w:hAnsi="Segoe UI" w:cs="Segoe UI"/>
+          <w:sz w:val="18"/>
+          <w:szCs w:val="18"/>
+        </w:rPr>
+      </w:pPr>
+      <w:r>
+        <w:rPr>
+          <w:rFonts w:eastAsia="Times New Roman"/>
+        </w:rPr>
+        <w:t> 2.2 Principios </w:t>
+      </w:r>
+    </w:p>
+    <w:p>
+      <w:r>
+        <w:t> Toda gestión de la información en una empresa debe fundamentarse en tres principios esenciales (la confidencialidad, la integridad y la disponibilidad de la información), para poder cumplir con los criterios de eficiencia y eficacia, y así garantizar un sistema seguro y confiable (</w:t>
+      </w:r>
+      <w:proofErr w:type="spellStart"/>
+      <w:r>
+        <w:t>Novasep</w:t>
+      </w:r>
+      <w:proofErr w:type="spellEnd"/>
+      <w:r>
+        <w:t xml:space="preserve">, s.f.). </w:t>
+      </w:r>
+    </w:p>
+    <w:p>
+      <w:r>
+        <w:t xml:space="preserve">Estos principios tienen que reflejarse en las políticas de seguridad de la información, asegurando que cada uno </w:t>
+      </w:r>
+      <w:r>
+        <w:t>esté</w:t>
+      </w:r>
+      <w:r>
+        <w:t xml:space="preserve"> presente en los lineamientos generales </w:t>
+      </w:r>
+      <w:r>
+        <w:t xml:space="preserve">y específicos. Por ejemplo, </w:t>
+      </w:r>
+      <w:r>
+        <w:t xml:space="preserve">en una pyme una política de contraseña contribuye a la confidencialidad, </w:t>
+      </w:r>
+      <w:r>
+        <w:t xml:space="preserve">una política de respaldo fortalece la disponibilidad </w:t>
+      </w:r>
+      <w:r>
+        <w:t xml:space="preserve">y una política de control y de cambios </w:t>
+      </w:r>
+      <w:r>
+        <w:t>protege la integridad de la información.</w:t>
+      </w:r>
+    </w:p>
+    <w:p>
+      <w:pPr>
+        <w:pStyle w:val="Sangradetextonormal"/>
+      </w:pPr>
+      <w:r>
+        <w:t>Comprender estos tres pilares, es clave para establecer medidas efectivas, así que a continuación, se describen y se sustentan con ejemplos cada uno de ellos: </w:t>
+      </w:r>
+    </w:p>
+    <w:p>
+      <w:pPr>
+        <w:pStyle w:val="Prrafodelista"/>
+        <w:numPr>
+          <w:ilvl w:val="0"/>
+          <w:numId w:val="42"/>
+        </w:numPr>
+        <w:rPr>
+          <w:b/>
+          <w:bCs/>
+        </w:rPr>
+      </w:pPr>
+      <w:r>
+        <w:rPr>
+          <w:b/>
+          <w:bCs/>
+        </w:rPr>
+        <w:t>Confidencialidad </w:t>
+      </w:r>
+    </w:p>
+    <w:p>
+      <w:pPr>
+        <w:pStyle w:val="Prrafodelista"/>
+        <w:ind w:left="1429" w:firstLine="0"/>
+      </w:pPr>
+      <w:r>
+        <w:t>Consiste en garantizar que la información solo sea accesible por personas autorizadas. Se refiere a la protección frente al acceso no autorizado, ya sea accidental o intencional. Aplicar este principio implica establecer políticas de control de acceso, gestión de credenciales y protección frente a fugas de información. </w:t>
+      </w:r>
+    </w:p>
+    <w:p>
+      <w:pPr>
+        <w:pStyle w:val="Prrafodelista"/>
+        <w:ind w:left="1429" w:firstLine="0"/>
+      </w:pPr>
+    </w:p>
+    <w:p>
+      <w:pPr>
+        <w:pStyle w:val="Prrafodelista"/>
+        <w:ind w:left="1429" w:firstLine="0"/>
+      </w:pPr>
+      <w:r>
+        <w:lastRenderedPageBreak/>
+        <w:t>Ejemplos prácticos en pymes: </w:t>
+      </w:r>
+    </w:p>
+    <w:p>
+      <w:pPr>
+        <w:pStyle w:val="Prrafodelista"/>
+        <w:numPr>
+          <w:ilvl w:val="0"/>
+          <w:numId w:val="43"/>
+        </w:numPr>
+        <w:ind w:left="1701" w:hanging="283"/>
+      </w:pPr>
+      <w:r>
+        <w:t>Uso de contraseñas seguras para acceso a sistemas. </w:t>
+      </w:r>
+    </w:p>
+    <w:p>
+      <w:pPr>
+        <w:pStyle w:val="Prrafodelista"/>
+        <w:numPr>
+          <w:ilvl w:val="0"/>
+          <w:numId w:val="43"/>
+        </w:numPr>
+        <w:ind w:left="1701" w:hanging="283"/>
+      </w:pPr>
+      <w:r>
+        <w:t>Restringir el acceso a datos contables solo al área financiera. </w:t>
+      </w:r>
+    </w:p>
+    <w:p>
+      <w:pPr>
+        <w:pStyle w:val="Prrafodelista"/>
+        <w:numPr>
+          <w:ilvl w:val="0"/>
+          <w:numId w:val="43"/>
+        </w:numPr>
+        <w:ind w:left="1701" w:hanging="283"/>
+      </w:pPr>
+      <w:r>
+        <w:t>Implementar roles diferenciados en software de gestión. </w:t>
+      </w:r>
+    </w:p>
+    <w:p>
+      <w:pPr>
+        <w:pStyle w:val="Prrafodelista"/>
+        <w:numPr>
+          <w:ilvl w:val="0"/>
+          <w:numId w:val="42"/>
+        </w:numPr>
+        <w:rPr>
+          <w:b/>
+          <w:bCs/>
+        </w:rPr>
+      </w:pPr>
+      <w:r>
+        <w:rPr>
+          <w:b/>
+          <w:bCs/>
+        </w:rPr>
+        <w:t>Integridad </w:t>
+      </w:r>
+    </w:p>
+    <w:p>
+      <w:pPr>
+        <w:pStyle w:val="Prrafodelista"/>
+        <w:ind w:left="1429" w:firstLine="0"/>
+      </w:pPr>
+      <w:r>
+        <w:t>Asegura que la información se mantenga completa, precisa y sin alteraciones no autorizadas. La integridad implica que los datos no sean modificados, eliminados o creados de forma inapropiada, ya sea por error o por intervención maliciosa. </w:t>
+      </w:r>
+    </w:p>
+    <w:p>
+      <w:pPr>
+        <w:pStyle w:val="Prrafodelista"/>
+        <w:ind w:left="1429" w:firstLine="0"/>
+      </w:pPr>
+      <w:r>
+        <w:t>Ejemplos prácticos en pymes: </w:t>
+      </w:r>
+    </w:p>
+    <w:p>
+      <w:pPr>
+        <w:pStyle w:val="Prrafodelista"/>
+        <w:numPr>
+          <w:ilvl w:val="0"/>
+          <w:numId w:val="43"/>
+        </w:numPr>
+        <w:ind w:left="1701" w:hanging="283"/>
+      </w:pPr>
+      <w:r>
+        <w:t>Copias de respaldo que permiten recuperar versiones anteriores de documentos. </w:t>
+      </w:r>
+    </w:p>
+    <w:p>
+      <w:pPr>
+        <w:pStyle w:val="Prrafodelista"/>
+        <w:numPr>
+          <w:ilvl w:val="0"/>
+          <w:numId w:val="43"/>
+        </w:numPr>
+        <w:ind w:left="1701" w:hanging="283"/>
+      </w:pPr>
+      <w:r>
+        <w:t>Registro de auditoría que evidencia cambios realizados en los sistemas. </w:t>
+      </w:r>
+    </w:p>
+    <w:p>
+      <w:pPr>
+        <w:pStyle w:val="Prrafodelista"/>
+        <w:numPr>
+          <w:ilvl w:val="0"/>
+          <w:numId w:val="43"/>
+        </w:numPr>
+        <w:ind w:left="1701" w:hanging="283"/>
+      </w:pPr>
+      <w:r>
+        <w:t>Validación de formatos o formularios antes de ingresarlos en una base de datos. </w:t>
+      </w:r>
+    </w:p>
+    <w:p>
+      <w:pPr>
+        <w:pStyle w:val="Prrafodelista"/>
+        <w:numPr>
+          <w:ilvl w:val="0"/>
+          <w:numId w:val="42"/>
+        </w:numPr>
+        <w:rPr>
+          <w:b/>
+          <w:bCs/>
+        </w:rPr>
+      </w:pPr>
+      <w:r>
+        <w:rPr>
+          <w:b/>
+          <w:bCs/>
+        </w:rPr>
+        <w:t>Disponibilidad </w:t>
+      </w:r>
+    </w:p>
+    <w:p>
+      <w:pPr>
+        <w:pStyle w:val="Prrafodelista"/>
+        <w:ind w:left="1429" w:firstLine="0"/>
+      </w:pPr>
+      <w:r>
+        <w:t>Se refiere a que la información esté disponible y accesible cuando se requiera por los usuarios autorizados. Este principio implica garantizar el funcionamiento continuo de los sistemas y el acceso oportuno a los recursos informáticos necesarios para la operación del negocio. </w:t>
+      </w:r>
+    </w:p>
+    <w:p>
+      <w:pPr>
+        <w:pStyle w:val="Prrafodelista"/>
+        <w:ind w:left="1429" w:firstLine="0"/>
+      </w:pPr>
+      <w:r>
+        <w:t>Ejemplos prácticos en pymes: </w:t>
+      </w:r>
+    </w:p>
+    <w:p>
+      <w:pPr>
+        <w:pStyle w:val="Prrafodelista"/>
+        <w:numPr>
+          <w:ilvl w:val="0"/>
+          <w:numId w:val="43"/>
+        </w:numPr>
+        <w:ind w:left="1701" w:hanging="283"/>
+      </w:pPr>
+      <w:r>
+        <w:t>Sistemas de respaldo energético (UPS) para evitar pérdida de datos en apagones. </w:t>
+      </w:r>
+    </w:p>
+    <w:p>
+      <w:pPr>
+        <w:pStyle w:val="Prrafodelista"/>
+        <w:numPr>
+          <w:ilvl w:val="0"/>
+          <w:numId w:val="43"/>
+        </w:numPr>
+        <w:ind w:left="1701" w:hanging="283"/>
+      </w:pPr>
+      <w:r>
+        <w:t>Políticas de mantenimiento preventivo para evitar fallas en equipos. </w:t>
+      </w:r>
+    </w:p>
+    <w:p>
+      <w:pPr>
+        <w:pStyle w:val="Prrafodelista"/>
+        <w:numPr>
+          <w:ilvl w:val="0"/>
+          <w:numId w:val="43"/>
+        </w:numPr>
+        <w:ind w:left="1701" w:hanging="283"/>
+      </w:pPr>
+      <w:r>
+        <w:t>Copias de seguridad periódicas y accesibles en caso de incidentes. </w:t>
+      </w:r>
+    </w:p>
+    <w:p>
+      <w:r>
+        <w:lastRenderedPageBreak/>
+        <w:t xml:space="preserve">Estos principios tienen que reflejarse en las políticas de seguridad </w:t>
+      </w:r>
+      <w:r>
+        <w:t xml:space="preserve">de la información, </w:t>
+      </w:r>
+      <w:r>
+        <w:t xml:space="preserve">asegurando que cada uno esté presente en los lineamientos generales </w:t>
+      </w:r>
+      <w:r>
+        <w:t xml:space="preserve">y específicos. </w:t>
+      </w:r>
+      <w:r>
+        <w:t xml:space="preserve">Por ejemplo, </w:t>
+      </w:r>
+      <w:r>
+        <w:t xml:space="preserve">en una pyme, una política de contraseña contribuye a la confidencialidad, </w:t>
+      </w:r>
+      <w:r>
+        <w:t xml:space="preserve">una política de respaldo fortalece la disponibilidad </w:t>
+      </w:r>
+      <w:r>
+        <w:t>y una política de control de cambios fortalece la integridad de la información.</w:t>
       </w:r>
     </w:p>
     <w:p>
@@ -6615,32 +7021,6 @@
         <w:spacing w:before="160" w:after="120" w:line="360" w:lineRule="auto"/>
       </w:pPr>
       <w:r>
-        <w:t xml:space="preserve">Estos principios tienen que reflejarse en las políticas de seguridad de la información, asegurando que cada uno </w:t>
-      </w:r>
-      <w:r>
-        <w:t>esté</w:t>
-      </w:r>
-      <w:r>
-        <w:t xml:space="preserve"> presente en los lineamientos generales </w:t>
-      </w:r>
-      <w:r>
-        <w:t xml:space="preserve">y específicos. Por ejemplo, </w:t>
-      </w:r>
-      <w:r>
-        <w:t xml:space="preserve">en una pyme una política de contraseña contribuye a la confidencialidad, </w:t>
-      </w:r>
-      <w:r>
-        <w:t xml:space="preserve">una política de respaldo fortalece la disponibilidad </w:t>
-      </w:r>
-      <w:r>
-        <w:t xml:space="preserve">y una política de control y de cambios </w:t>
-      </w:r>
-      <w:r>
-        <w:t>protege la integridad de la información.</w:t>
-      </w:r>
-    </w:p>
-    <w:p>
-      <w:r>
         <w:br w:type="page"/>
       </w:r>
     </w:p>
@@ -6736,7 +7116,15 @@
       </w:r>
       <w:r>
         <w:lastRenderedPageBreak/>
-        <w:t>responsables reconozcan los riesgos que pueden afectar sus objetivos. De hecho, más del 70 % de las empresas ha experimentado problemas relacionados con la ciberseguridad, sin importar su tamaño o sector (Grupo Cibernos, s.f.). </w:t>
+        <w:t xml:space="preserve">responsables reconozcan los riesgos que pueden afectar sus objetivos. De hecho, más del 70 % de las empresas ha experimentado problemas relacionados con la ciberseguridad, sin importar su tamaño o sector (Grupo </w:t>
+      </w:r>
+      <w:proofErr w:type="spellStart"/>
+      <w:r>
+        <w:t>Cibernos</w:t>
+      </w:r>
+      <w:proofErr w:type="spellEnd"/>
+      <w:r>
+        <w:t>, s.f.). </w:t>
       </w:r>
     </w:p>
     <w:p>
@@ -6848,7 +7236,15 @@
         <w:ind w:left="1429" w:firstLine="0"/>
       </w:pPr>
       <w:r>
-        <w:t xml:space="preserve">La papelería Maicao, ubicada en Fontibón, guarda la información de su inventario, proveedores y cuentas por pagar en el computador de escritorio que maneja la administradora de la papelería, el cual no cuenta con antivirus, mucho menos actualizaciones recientes de su sistema operativo. El hijo de la administradora, que pasó la mañana en la papelería, ya que no pudo ir a clases porque ese día la habían suspendido, decidió descargar Roblox para no pasarse el rato aburrido. Estuvo jugando con otros usuarios durante dos horas, tiempo en el que interactuaron vía </w:t>
+        <w:t xml:space="preserve">La papelería Maicao, ubicada en Fontibón, guarda la información de su inventario, proveedores y cuentas por pagar en el computador de escritorio que maneja la administradora de la papelería, el cual no cuenta con antivirus, mucho menos actualizaciones recientes de su sistema operativo. El hijo de la administradora, que pasó la mañana en la papelería, ya que no pudo ir a clases porque ese día la habían suspendido, decidió descargar </w:t>
+      </w:r>
+      <w:proofErr w:type="spellStart"/>
+      <w:r>
+        <w:t>Roblox</w:t>
+      </w:r>
+      <w:proofErr w:type="spellEnd"/>
+      <w:r>
+        <w:t xml:space="preserve"> para no pasarse el rato aburrido. Estuvo jugando con otros usuarios durante dos horas, tiempo en el que interactuaron vía </w:t>
       </w:r>
       <w:r>
         <w:rPr>
@@ -6858,8 +7254,15 @@
         <w:t xml:space="preserve">chat </w:t>
       </w:r>
       <w:r>
-        <w:t>e intercambiaron algunos archivos para aprovechar algunos recursos del juego. De repente el sistema se bloqueó y lo archivos quedaron inutilizables por un </w:t>
-      </w:r>
+        <w:t>e intercambiaron algunos archivos para aprovechar algunos recursos del juego. De repente el sistema se bloqueó y lo</w:t>
+      </w:r>
+      <w:r>
+        <w:t>s</w:t>
+      </w:r>
+      <w:r>
+        <w:t xml:space="preserve"> archivos quedaron inutilizables por un </w:t>
+      </w:r>
+      <w:proofErr w:type="spellStart"/>
       <w:r>
         <w:rPr>
           <w:rStyle w:val="Extranjerismo"/>
@@ -6867,6 +7270,7 @@
         </w:rPr>
         <w:t>ransomware</w:t>
       </w:r>
+      <w:proofErr w:type="spellEnd"/>
       <w:r>
         <w:t>.</w:t>
       </w:r>
@@ -6907,7 +7311,21 @@
           <w:b/>
           <w:bCs/>
         </w:rPr>
-        <w:t>Finca de cría y venta de cabras en la Guajira</w:t>
+        <w:t xml:space="preserve">Finca de cría y venta de cabras en </w:t>
+      </w:r>
+      <w:r>
+        <w:rPr>
+          <w:b/>
+          <w:bCs/>
+        </w:rPr>
+        <w:t>L</w:t>
+      </w:r>
+      <w:r>
+        <w:rPr>
+          <w:b/>
+          <w:bCs/>
+        </w:rPr>
+        <w:t>a Guajira</w:t>
       </w:r>
     </w:p>
     <w:p>
@@ -6916,7 +7334,13 @@
         <w:ind w:left="1429" w:firstLine="0"/>
       </w:pPr>
       <w:r>
-        <w:t xml:space="preserve">En la finca La Costa, ubicada en la Guajira, se realiza el seguimiento del crecimiento, alimentación y vacunación de los animales en una libreta </w:t>
+        <w:t xml:space="preserve">En la finca La Costa, ubicada en </w:t>
+      </w:r>
+      <w:r>
+        <w:t>L</w:t>
+      </w:r>
+      <w:r>
+        <w:t xml:space="preserve">a Guajira, se realiza el seguimiento del crecimiento, alimentación y vacunación de los animales en una libreta </w:t>
       </w:r>
       <w:r>
         <w:lastRenderedPageBreak/>
@@ -6956,7 +7380,15 @@
       </w:r>
       <w:r>
         <w:lastRenderedPageBreak/>
-        <w:t>terceros, según el objetivo o la experiencia de cada modelo de gestión. Esta multiplicidad de perspectivas se confirma en estudios académicos que revisan y comparan las diferentes taxonomías de riesgos en entornos de seguridad de la información (Rabitti et al., 2025).</w:t>
+        <w:t>terceros, según el objetivo o la experiencia de cada modelo de gestión. Esta multiplicidad de perspectivas se confirma en estudios académicos que revisan y comparan las diferentes taxonomías de riesgos en entornos de seguridad de la información (</w:t>
+      </w:r>
+      <w:proofErr w:type="spellStart"/>
+      <w:r>
+        <w:t>Rabitti</w:t>
+      </w:r>
+      <w:proofErr w:type="spellEnd"/>
+      <w:r>
+        <w:t xml:space="preserve"> et al., 2025).</w:t>
       </w:r>
     </w:p>
     <w:p>
@@ -6967,7 +7399,15 @@
         <w:t xml:space="preserve">Por lo anterior, se relaciona una clasificación detallada de los tipos de riesgos en seguridad de la información, donde se presenta una visión amplia y actualizada de las principales amenazas, tales como ciberataques, brechas de seguridad, fallos tecnológicos o riesgos de cumplimiento, que reflejan la diversidad de escenarios que enfrentan las organizaciones en la práctica y cuya perspectiva aplicada facilita la </w:t>
       </w:r>
       <w:r>
-        <w:t>identificación y el manejo de riesgos en entornos reales (GRCTools, s.f.):</w:t>
+        <w:t>identificación y el manejo de riesgos en entornos reales (</w:t>
+      </w:r>
+      <w:proofErr w:type="spellStart"/>
+      <w:r>
+        <w:t>GRCTools</w:t>
+      </w:r>
+      <w:proofErr w:type="spellEnd"/>
+      <w:r>
+        <w:t>, s.f.):</w:t>
       </w:r>
     </w:p>
     <w:p>
@@ -7022,7 +7462,15 @@
         <w:t>malware, phishing,</w:t>
       </w:r>
       <w:r>
-        <w:t xml:space="preserve"> ataques DDoS, ingeniería social, filtración de información.</w:t>
+        <w:t xml:space="preserve"> ataques </w:t>
+      </w:r>
+      <w:proofErr w:type="spellStart"/>
+      <w:r>
+        <w:t>DDoS</w:t>
+      </w:r>
+      <w:proofErr w:type="spellEnd"/>
+      <w:r>
+        <w:t>, ingeniería social, filtración de información.</w:t>
       </w:r>
     </w:p>
     <w:p>
@@ -7122,7 +7570,15 @@
         <w:t>Riesgo</w:t>
       </w:r>
       <w:r>
-        <w:t>: contraseñas débiles, accesos sin permisos, ausencia de autenticación multifactor.</w:t>
+        <w:t xml:space="preserve">: contraseñas débiles, accesos sin permisos, ausencia de autenticación </w:t>
+      </w:r>
+      <w:proofErr w:type="spellStart"/>
+      <w:r>
+        <w:t>multifactor</w:t>
+      </w:r>
+      <w:proofErr w:type="spellEnd"/>
+      <w:r>
+        <w:t>.</w:t>
       </w:r>
     </w:p>
     <w:p>
@@ -7291,8 +7747,17 @@
           <w:rStyle w:val="Extranjerismo"/>
           <w:lang w:val="es-CO"/>
         </w:rPr>
-        <w:t> ransomware</w:t>
-      </w:r>
+        <w:t> </w:t>
+      </w:r>
+      <w:proofErr w:type="spellStart"/>
+      <w:r>
+        <w:rPr>
+          <w:rStyle w:val="Extranjerismo"/>
+          <w:lang w:val="es-CO"/>
+        </w:rPr>
+        <w:t>ransomware</w:t>
+      </w:r>
+      <w:proofErr w:type="spellEnd"/>
       <w:r>
         <w:t xml:space="preserve"> que cifra toda su base de datos de clientes, pedidos e inventario. Los ciberdelincuentes solicitan un rescate en criptomonedas para liberar la información. La empresa no contaba con copias de </w:t>
       </w:r>
@@ -7433,7 +7898,23 @@
     </w:p>
     <w:p>
       <w:r>
-        <w:t>Por lo anterior, a continuación, se detallan estas fases con su descripción, para facilitar su comprensión y aplicación en contextos empresariales, según la norma ISO/IEC 27005, a partir de It Governance (2022):</w:t>
+        <w:t xml:space="preserve">Por lo anterior, a continuación, se detallan estas fases con su descripción, para facilitar su comprensión y aplicación en contextos empresariales, según la norma ISO/IEC 27005, a partir de </w:t>
+      </w:r>
+      <w:proofErr w:type="spellStart"/>
+      <w:r>
+        <w:t>It</w:t>
+      </w:r>
+      <w:proofErr w:type="spellEnd"/>
+      <w:r>
+        <w:t xml:space="preserve"> </w:t>
+      </w:r>
+      <w:proofErr w:type="spellStart"/>
+      <w:r>
+        <w:t>Governance</w:t>
+      </w:r>
+      <w:proofErr w:type="spellEnd"/>
+      <w:r>
+        <w:t xml:space="preserve"> (2022):</w:t>
       </w:r>
     </w:p>
     <w:p>
@@ -7732,7 +8213,15 @@
         <w:pStyle w:val="Sangradetextonormal"/>
       </w:pPr>
       <w:r>
-        <w:t>Entender qué es un Sistema de Gestión de Seguridad de la Información (SGSI), es de suma importancia para la protección de los datos de la organización; por ello, a continuación y para seguir la linealidad temática de los diferentes conceptos tratados, se comparten dos definiciones, una técnica desde la visión de una fuente oficial y otra en un lenguaje más sencillo, con la finalidad de que sea más digerible para aquellos incursionan en este mundo por primera vez:</w:t>
+        <w:t xml:space="preserve">Entender qué es un Sistema de Gestión de Seguridad de la Información (SGSI), es de suma importancia para la protección de los datos de la organización; por ello, a </w:t>
+      </w:r>
+      <w:proofErr w:type="gramStart"/>
+      <w:r>
+        <w:t>continuación</w:t>
+      </w:r>
+      <w:proofErr w:type="gramEnd"/>
+      <w:r>
+        <w:t xml:space="preserve"> y para seguir la linealidad temática de los diferentes conceptos tratados, se comparten dos definiciones, una técnica desde la visión de una fuente oficial y otra en un lenguaje más sencillo, con la finalidad de que sea más digerible para aquellos incursionan en este mundo por primera vez:</w:t>
       </w:r>
     </w:p>
     <w:p>
@@ -7926,7 +8415,13 @@
         <w:ind w:left="1429" w:firstLine="0"/>
       </w:pPr>
       <w:r>
-        <w:t>Es importante y a la vez recomendable para que se puede fomentar una cultura organizacional de seguridad y corresponsabilidad, entre todos los actores; de lo contrario, no tendría gracia la implementación del SGSI, si lo planteado no se va a aplicar.</w:t>
+        <w:t>Es importante y a la vez recomendable para que se pued</w:t>
+      </w:r>
+      <w:r>
+        <w:t>an</w:t>
+      </w:r>
+      <w:r>
+        <w:t xml:space="preserve"> fomentar una cultura organizacional de seguridad y corresponsabilidad, entre todos los actores; de lo contrario, no tendría gracia la implementación del SGSI, si lo planteado no se va a aplicar.</w:t>
       </w:r>
     </w:p>
     <w:p>
@@ -8660,7 +9155,15 @@
     </w:p>
     <w:p>
       <w:r>
-        <w:t>Para poner a funcionar un SGSI de manera que trabaje efectiva y eficazmente, es necesario que se comprendan ciertos componentes que son claves y que se hacen esenciales para la construcción de una estructura sólida, que permita salvaguardar de forma adecuada la información en el entorno organizacional. A continuación, se presentan los principales componentes, de acuerdo a lo expuesto por Kantan (2024):</w:t>
+        <w:t xml:space="preserve">Para poner a funcionar un SGSI de manera que trabaje efectiva y eficazmente, es necesario que se comprendan ciertos componentes que son claves y que se hacen esenciales para la construcción de una estructura sólida, que permita salvaguardar de forma adecuada la información en el entorno organizacional. A continuación, se presentan los principales componentes, de acuerdo a lo expuesto por </w:t>
+      </w:r>
+      <w:proofErr w:type="spellStart"/>
+      <w:r>
+        <w:t>Kantan</w:t>
+      </w:r>
+      <w:proofErr w:type="spellEnd"/>
+      <w:r>
+        <w:t xml:space="preserve"> (2024):</w:t>
       </w:r>
     </w:p>
     <w:p>
@@ -9907,8 +10410,13 @@
       <w:pPr>
         <w:pStyle w:val="Sangradetextonormal"/>
       </w:pPr>
-      <w:r>
-        <w:t>GRCTools. (s.f.). Riesgos IT y Seguridad con el Software GRC inteligente.</w:t>
+      <w:proofErr w:type="spellStart"/>
+      <w:r>
+        <w:t>GRCTools</w:t>
+      </w:r>
+      <w:proofErr w:type="spellEnd"/>
+      <w:r>
+        <w:t>. (s.f.). Riesgos IT y Seguridad con el Software GRC inteligente.</w:t>
       </w:r>
     </w:p>
     <w:p>
@@ -9923,7 +10431,15 @@
     </w:p>
     <w:p>
       <w:r>
-        <w:t>Grupo Cibernos. (s.f.). ¿Qué es la gestión de riesgos en ciberseguridad?</w:t>
+        <w:t xml:space="preserve">Grupo </w:t>
+      </w:r>
+      <w:proofErr w:type="spellStart"/>
+      <w:r>
+        <w:t>Cibernos</w:t>
+      </w:r>
+      <w:proofErr w:type="spellEnd"/>
+      <w:r>
+        <w:t>. (s.f.). ¿Qué es la gestión de riesgos en ciberseguridad?</w:t>
       </w:r>
     </w:p>
     <w:p>
@@ -9938,7 +10454,15 @@
     </w:p>
     <w:p>
       <w:r>
-        <w:t>IBM. (2024a). ¿Qué es la seguridad de la información (InfoSec)?</w:t>
+        <w:t>IBM. (2024a). ¿Qué es la seguridad de la información (</w:t>
+      </w:r>
+      <w:proofErr w:type="spellStart"/>
+      <w:r>
+        <w:t>InfoSec</w:t>
+      </w:r>
+      <w:proofErr w:type="spellEnd"/>
+      <w:r>
+        <w:t>)?</w:t>
       </w:r>
     </w:p>
     <w:p>
@@ -9996,8 +10520,13 @@
       </w:hyperlink>
     </w:p>
     <w:p>
-      <w:r>
-        <w:t>Kantan. (2024). Definición de SGSI según ISO 27001 2022.</w:t>
+      <w:proofErr w:type="spellStart"/>
+      <w:r>
+        <w:t>Kantan</w:t>
+      </w:r>
+      <w:proofErr w:type="spellEnd"/>
+      <w:r>
+        <w:t>. (2024). Definición de SGSI según ISO 27001 2022.</w:t>
       </w:r>
     </w:p>
     <w:p>
@@ -10017,7 +10546,15 @@
     </w:p>
     <w:p>
       <w:r>
-        <w:t>Microsoft. (s.f.). ¿Qué es la seguridad de la información (InfoSec)?</w:t>
+        <w:t>Microsoft. (s.f.). ¿Qué es la seguridad de la información (</w:t>
+      </w:r>
+      <w:proofErr w:type="spellStart"/>
+      <w:r>
+        <w:t>InfoSec</w:t>
+      </w:r>
+      <w:proofErr w:type="spellEnd"/>
+      <w:r>
+        <w:t>)?</w:t>
       </w:r>
     </w:p>
     <w:p>
@@ -10031,9 +10568,14 @@
       </w:hyperlink>
     </w:p>
     <w:p>
+      <w:proofErr w:type="spellStart"/>
       <w:r>
         <w:lastRenderedPageBreak/>
-        <w:t>Novasep. (s.f.). La seguridad de la información y sus 3 pilares fundamentales.</w:t>
+        <w:t>Novasep</w:t>
+      </w:r>
+      <w:proofErr w:type="spellEnd"/>
+      <w:r>
+        <w:t>. (s.f.). La seguridad de la información y sus 3 pilares fundamentales.</w:t>
       </w:r>
     </w:p>
     <w:p>
@@ -10052,14 +10594,49 @@
           <w:lang w:val="en-US"/>
         </w:rPr>
       </w:pPr>
-      <w:r>
-        <w:t xml:space="preserve">Rabitti, G., Khorrami Chokami, A., Coyle, P. &amp; Cohen, R. D. (2025). </w:t>
+      <w:proofErr w:type="spellStart"/>
+      <w:r>
+        <w:t>Rabitti</w:t>
+      </w:r>
+      <w:proofErr w:type="spellEnd"/>
+      <w:r>
+        <w:t xml:space="preserve">, G., </w:t>
+      </w:r>
+      <w:proofErr w:type="spellStart"/>
+      <w:r>
+        <w:t>Khorrami</w:t>
+      </w:r>
+      <w:proofErr w:type="spellEnd"/>
+      <w:r>
+        <w:t xml:space="preserve"> </w:t>
+      </w:r>
+      <w:proofErr w:type="spellStart"/>
+      <w:r>
+        <w:t>Chokami</w:t>
+      </w:r>
+      <w:proofErr w:type="spellEnd"/>
+      <w:r>
+        <w:t xml:space="preserve">, A., Coyle, P. &amp; Cohen, R. D. (2025). </w:t>
       </w:r>
       <w:r>
         <w:rPr>
           <w:lang w:val="en-US"/>
         </w:rPr>
-        <w:t>A taxonomy of cyber risk taxonomies. Risk Analysis An International Journal, 45(2), 376–386.</w:t>
+        <w:t xml:space="preserve">A taxonomy of cyber risk taxonomies. Risk Analysis </w:t>
+      </w:r>
+      <w:proofErr w:type="gramStart"/>
+      <w:r>
+        <w:rPr>
+          <w:lang w:val="en-US"/>
+        </w:rPr>
+        <w:t>An</w:t>
+      </w:r>
+      <w:proofErr w:type="gramEnd"/>
+      <w:r>
+        <w:rPr>
+          <w:lang w:val="en-US"/>
+        </w:rPr>
+        <w:t xml:space="preserve"> International Journal, 45(2), 376–386.</w:t>
       </w:r>
     </w:p>
     <w:p>
@@ -10219,6 +10796,7 @@
                 <w:szCs w:val="28"/>
               </w:rPr>
             </w:pPr>
+            <w:proofErr w:type="spellStart"/>
             <w:r>
               <w:rPr>
                 <w:rFonts w:asciiTheme="minorHAnsi" w:hAnsiTheme="minorHAnsi" w:cstheme="minorHAnsi"/>
@@ -10226,7 +10804,17 @@
                 <w:sz w:val="28"/>
                 <w:szCs w:val="28"/>
               </w:rPr>
-              <w:t>Milady Tatiana Villamil Castellanos</w:t>
+              <w:t>Milady</w:t>
+            </w:r>
+            <w:proofErr w:type="spellEnd"/>
+            <w:r>
+              <w:rPr>
+                <w:rFonts w:asciiTheme="minorHAnsi" w:hAnsiTheme="minorHAnsi" w:cstheme="minorHAnsi"/>
+                <w:color w:val="000000"/>
+                <w:sz w:val="28"/>
+                <w:szCs w:val="28"/>
+              </w:rPr>
+              <w:t xml:space="preserve"> Tatiana Villamil Castellanos</w:t>
             </w:r>
           </w:p>
         </w:tc>
@@ -10306,7 +10894,47 @@
                 <w:sz w:val="28"/>
                 <w:szCs w:val="28"/>
               </w:rPr>
-              <w:t>Diana Rocio Possos Beltrán</w:t>
+              <w:t xml:space="preserve">Diana </w:t>
+            </w:r>
+            <w:proofErr w:type="spellStart"/>
+            <w:r>
+              <w:rPr>
+                <w:rFonts w:asciiTheme="minorHAnsi" w:hAnsiTheme="minorHAnsi" w:cstheme="minorHAnsi"/>
+                <w:color w:val="000000"/>
+                <w:sz w:val="28"/>
+                <w:szCs w:val="28"/>
+              </w:rPr>
+              <w:t>Rocio</w:t>
+            </w:r>
+            <w:proofErr w:type="spellEnd"/>
+            <w:r>
+              <w:rPr>
+                <w:rFonts w:asciiTheme="minorHAnsi" w:hAnsiTheme="minorHAnsi" w:cstheme="minorHAnsi"/>
+                <w:color w:val="000000"/>
+                <w:sz w:val="28"/>
+                <w:szCs w:val="28"/>
+              </w:rPr>
+              <w:t xml:space="preserve"> </w:t>
+            </w:r>
+            <w:proofErr w:type="spellStart"/>
+            <w:r>
+              <w:rPr>
+                <w:rFonts w:asciiTheme="minorHAnsi" w:hAnsiTheme="minorHAnsi" w:cstheme="minorHAnsi"/>
+                <w:color w:val="000000"/>
+                <w:sz w:val="28"/>
+                <w:szCs w:val="28"/>
+              </w:rPr>
+              <w:t>Possos</w:t>
+            </w:r>
+            <w:proofErr w:type="spellEnd"/>
+            <w:r>
+              <w:rPr>
+                <w:rFonts w:asciiTheme="minorHAnsi" w:hAnsiTheme="minorHAnsi" w:cstheme="minorHAnsi"/>
+                <w:color w:val="000000"/>
+                <w:sz w:val="28"/>
+                <w:szCs w:val="28"/>
+              </w:rPr>
+              <w:t xml:space="preserve"> Beltrán</w:t>
             </w:r>
           </w:p>
         </w:tc>
@@ -10695,7 +11323,25 @@
                 <w:sz w:val="28"/>
                 <w:szCs w:val="28"/>
               </w:rPr>
-              <w:t>Lina Maria Pérez Manchego</w:t>
+              <w:t>Lina Mar</w:t>
+            </w:r>
+            <w:r>
+              <w:rPr>
+                <w:rStyle w:val="normaltextrun"/>
+                <w:rFonts w:asciiTheme="minorHAnsi" w:hAnsiTheme="minorHAnsi" w:cstheme="minorHAnsi"/>
+                <w:sz w:val="28"/>
+                <w:szCs w:val="28"/>
+              </w:rPr>
+              <w:t>cela</w:t>
+            </w:r>
+            <w:r>
+              <w:rPr>
+                <w:rStyle w:val="normaltextrun"/>
+                <w:rFonts w:asciiTheme="minorHAnsi" w:hAnsiTheme="minorHAnsi" w:cstheme="minorHAnsi"/>
+                <w:sz w:val="28"/>
+                <w:szCs w:val="28"/>
+              </w:rPr>
+              <w:t xml:space="preserve"> Pérez Manchego</w:t>
             </w:r>
           </w:p>
         </w:tc>
@@ -10788,6 +11434,7 @@
               <w:spacing w:before="0" w:after="0" w:line="360" w:lineRule="auto"/>
               <w:rPr>
                 <w:rFonts w:asciiTheme="minorHAnsi" w:hAnsiTheme="minorHAnsi" w:cstheme="minorHAnsi"/>
+                <w:color w:val="000000"/>
                 <w:sz w:val="28"/>
                 <w:szCs w:val="28"/>
               </w:rPr>
@@ -10799,7 +11446,7 @@
                 <w:sz w:val="28"/>
                 <w:szCs w:val="28"/>
               </w:rPr>
-              <w:t xml:space="preserve">Diego Fernando Velasco Güiza </w:t>
+              <w:t>Sebastián Trujillo Afanador</w:t>
             </w:r>
           </w:p>
         </w:tc>
@@ -10811,19 +11458,20 @@
             <w:pPr>
               <w:pStyle w:val="TextoTablas"/>
               <w:spacing w:before="0" w:after="0" w:line="360" w:lineRule="auto"/>
-              <w:rPr>
-                <w:rFonts w:asciiTheme="minorHAnsi" w:hAnsiTheme="minorHAnsi" w:cstheme="minorHAnsi"/>
-                <w:sz w:val="28"/>
-                <w:szCs w:val="28"/>
-              </w:rPr>
-            </w:pPr>
-            <w:r>
               <w:rPr>
                 <w:rFonts w:asciiTheme="minorHAnsi" w:hAnsiTheme="minorHAnsi" w:cstheme="minorHAnsi"/>
                 <w:color w:val="000000"/>
                 <w:sz w:val="28"/>
                 <w:szCs w:val="28"/>
               </w:rPr>
+            </w:pPr>
+            <w:r>
+              <w:rPr>
+                <w:rFonts w:asciiTheme="minorHAnsi" w:hAnsiTheme="minorHAnsi" w:cstheme="minorHAnsi"/>
+                <w:color w:val="000000"/>
+                <w:sz w:val="28"/>
+                <w:szCs w:val="28"/>
+              </w:rPr>
               <w:t xml:space="preserve">Desarrollador </w:t>
             </w:r>
             <w:r>
@@ -10856,6 +11504,7 @@
               <w:spacing w:before="0" w:after="0" w:line="360" w:lineRule="auto"/>
               <w:rPr>
                 <w:rFonts w:asciiTheme="minorHAnsi" w:hAnsiTheme="minorHAnsi" w:cstheme="minorHAnsi"/>
+                <w:color w:val="000000"/>
                 <w:sz w:val="28"/>
                 <w:szCs w:val="28"/>
               </w:rPr>
@@ -10867,25 +11516,7 @@
                 <w:sz w:val="28"/>
                 <w:szCs w:val="28"/>
               </w:rPr>
-              <w:t>Centro de Comercio y Servicios</w:t>
-            </w:r>
-            <w:r>
-              <w:rPr>
-                <w:rFonts w:asciiTheme="minorHAnsi" w:hAnsiTheme="minorHAnsi" w:cstheme="minorHAnsi"/>
-                <w:color w:val="000000"/>
-                <w:sz w:val="28"/>
-                <w:szCs w:val="28"/>
-              </w:rPr>
-              <w:t xml:space="preserve"> - Regional Tolima </w:t>
-            </w:r>
-            <w:r>
-              <w:rPr>
-                <w:rFonts w:asciiTheme="minorHAnsi" w:hAnsiTheme="minorHAnsi" w:cstheme="minorHAnsi"/>
-                <w:color w:val="000000"/>
-                <w:sz w:val="28"/>
-                <w:szCs w:val="28"/>
-              </w:rPr>
-              <w:t xml:space="preserve"> </w:t>
+              <w:t xml:space="preserve">Centro de Comercio y Servicios - Regional Tolima  </w:t>
             </w:r>
           </w:p>
         </w:tc>
@@ -10904,7 +11535,6 @@
               <w:spacing w:before="0" w:after="0" w:line="360" w:lineRule="auto"/>
               <w:rPr>
                 <w:rFonts w:asciiTheme="minorHAnsi" w:hAnsiTheme="minorHAnsi" w:cstheme="minorHAnsi"/>
-                <w:color w:val="000000"/>
                 <w:sz w:val="28"/>
                 <w:szCs w:val="28"/>
               </w:rPr>
@@ -10916,25 +11546,19 @@
                 <w:sz w:val="28"/>
                 <w:szCs w:val="28"/>
               </w:rPr>
-              <w:t>Sebastián Trujillo Afanador</w:t>
-            </w:r>
-          </w:p>
-        </w:tc>
-        <w:tc>
-          <w:tcPr>
-            <w:tcW w:w="3260" w:type="dxa"/>
-          </w:tcPr>
-          <w:p>
-            <w:pPr>
-              <w:pStyle w:val="TextoTablas"/>
-              <w:spacing w:before="0" w:after="0" w:line="360" w:lineRule="auto"/>
+              <w:t xml:space="preserve">Diego Fernando Velasco </w:t>
+            </w:r>
+            <w:proofErr w:type="spellStart"/>
+            <w:r>
               <w:rPr>
                 <w:rFonts w:asciiTheme="minorHAnsi" w:hAnsiTheme="minorHAnsi" w:cstheme="minorHAnsi"/>
                 <w:color w:val="000000"/>
                 <w:sz w:val="28"/>
                 <w:szCs w:val="28"/>
               </w:rPr>
-            </w:pPr>
+              <w:t>Güiza</w:t>
+            </w:r>
+            <w:proofErr w:type="spellEnd"/>
             <w:r>
               <w:rPr>
                 <w:rFonts w:asciiTheme="minorHAnsi" w:hAnsiTheme="minorHAnsi" w:cstheme="minorHAnsi"/>
@@ -10942,6 +11566,31 @@
                 <w:sz w:val="28"/>
                 <w:szCs w:val="28"/>
               </w:rPr>
+              <w:t xml:space="preserve"> </w:t>
+            </w:r>
+          </w:p>
+        </w:tc>
+        <w:tc>
+          <w:tcPr>
+            <w:tcW w:w="3260" w:type="dxa"/>
+          </w:tcPr>
+          <w:p>
+            <w:pPr>
+              <w:pStyle w:val="TextoTablas"/>
+              <w:spacing w:before="0" w:after="0" w:line="360" w:lineRule="auto"/>
+              <w:rPr>
+                <w:rFonts w:asciiTheme="minorHAnsi" w:hAnsiTheme="minorHAnsi" w:cstheme="minorHAnsi"/>
+                <w:sz w:val="28"/>
+                <w:szCs w:val="28"/>
+              </w:rPr>
+            </w:pPr>
+            <w:r>
+              <w:rPr>
+                <w:rFonts w:asciiTheme="minorHAnsi" w:hAnsiTheme="minorHAnsi" w:cstheme="minorHAnsi"/>
+                <w:color w:val="000000"/>
+                <w:sz w:val="28"/>
+                <w:szCs w:val="28"/>
+              </w:rPr>
               <w:t xml:space="preserve">Desarrollador </w:t>
             </w:r>
             <w:r>
@@ -10974,7 +11623,6 @@
               <w:spacing w:before="0" w:after="0" w:line="360" w:lineRule="auto"/>
               <w:rPr>
                 <w:rFonts w:asciiTheme="minorHAnsi" w:hAnsiTheme="minorHAnsi" w:cstheme="minorHAnsi"/>
-                <w:color w:val="000000"/>
                 <w:sz w:val="28"/>
                 <w:szCs w:val="28"/>
               </w:rPr>
@@ -10986,7 +11634,25 @@
                 <w:sz w:val="28"/>
                 <w:szCs w:val="28"/>
               </w:rPr>
-              <w:t xml:space="preserve">Centro de Comercio y Servicios - Regional Tolima  </w:t>
+              <w:t>Centro de Comercio y Servicios</w:t>
+            </w:r>
+            <w:r>
+              <w:rPr>
+                <w:rFonts w:asciiTheme="minorHAnsi" w:hAnsiTheme="minorHAnsi" w:cstheme="minorHAnsi"/>
+                <w:color w:val="000000"/>
+                <w:sz w:val="28"/>
+                <w:szCs w:val="28"/>
+              </w:rPr>
+              <w:t xml:space="preserve"> - Regional Tolima </w:t>
+            </w:r>
+            <w:r>
+              <w:rPr>
+                <w:rFonts w:asciiTheme="minorHAnsi" w:hAnsiTheme="minorHAnsi" w:cstheme="minorHAnsi"/>
+                <w:color w:val="000000"/>
+                <w:sz w:val="28"/>
+                <w:szCs w:val="28"/>
+              </w:rPr>
+              <w:t xml:space="preserve"> </w:t>
             </w:r>
           </w:p>
         </w:tc>
@@ -11018,8 +11684,9 @@
                 <w:sz w:val="28"/>
                 <w:szCs w:val="28"/>
               </w:rPr>
-              <w:t>Gilberto Junior Rodríguez Rodr</w:t>
-            </w:r>
+              <w:t xml:space="preserve">Gilberto Junior Rodríguez </w:t>
+            </w:r>
+            <w:proofErr w:type="spellStart"/>
             <w:r>
               <w:rPr>
                 <w:rFonts w:asciiTheme="minorHAnsi" w:hAnsiTheme="minorHAnsi" w:cstheme="minorHAnsi"/>
@@ -11027,7 +11694,7 @@
                 <w:sz w:val="28"/>
                 <w:szCs w:val="28"/>
               </w:rPr>
-              <w:t>í</w:t>
+              <w:t>Rodr</w:t>
             </w:r>
             <w:r>
               <w:rPr>
@@ -11036,8 +11703,18 @@
                 <w:sz w:val="28"/>
                 <w:szCs w:val="28"/>
               </w:rPr>
+              <w:t>í</w:t>
+            </w:r>
+            <w:r>
+              <w:rPr>
+                <w:rFonts w:asciiTheme="minorHAnsi" w:hAnsiTheme="minorHAnsi" w:cstheme="minorHAnsi"/>
+                <w:color w:val="000000"/>
+                <w:sz w:val="28"/>
+                <w:szCs w:val="28"/>
+              </w:rPr>
               <w:t>guez</w:t>
             </w:r>
+            <w:proofErr w:type="spellEnd"/>
           </w:p>
         </w:tc>
         <w:tc>
@@ -11612,6 +12289,155 @@
     </w:lvl>
   </w:abstractNum>
   <w:abstractNum w:abstractNumId="2" w15:restartNumberingAfterBreak="0">
+    <w:nsid w:val="0EF61905"/>
+    <w:multiLevelType w:val="multilevel"/>
+    <w:tmpl w:val="2B884E04"/>
+    <w:lvl w:ilvl="0">
+      <w:start w:val="1"/>
+      <w:numFmt w:val="bullet"/>
+      <w:lvlText w:val=""/>
+      <w:lvlJc w:val="left"/>
+      <w:pPr>
+        <w:tabs>
+          <w:tab w:val="num" w:pos="720"/>
+        </w:tabs>
+        <w:ind w:left="720" w:hanging="360"/>
+      </w:pPr>
+      <w:rPr>
+        <w:rFonts w:ascii="Wingdings" w:hAnsi="Wingdings" w:hint="default"/>
+        <w:sz w:val="20"/>
+      </w:rPr>
+    </w:lvl>
+    <w:lvl w:ilvl="1" w:tentative="1">
+      <w:start w:val="1"/>
+      <w:numFmt w:val="bullet"/>
+      <w:lvlText w:val=""/>
+      <w:lvlJc w:val="left"/>
+      <w:pPr>
+        <w:tabs>
+          <w:tab w:val="num" w:pos="1440"/>
+        </w:tabs>
+        <w:ind w:left="1440" w:hanging="360"/>
+      </w:pPr>
+      <w:rPr>
+        <w:rFonts w:ascii="Wingdings" w:hAnsi="Wingdings" w:hint="default"/>
+        <w:sz w:val="20"/>
+      </w:rPr>
+    </w:lvl>
+    <w:lvl w:ilvl="2" w:tentative="1">
+      <w:start w:val="1"/>
+      <w:numFmt w:val="bullet"/>
+      <w:lvlText w:val=""/>
+      <w:lvlJc w:val="left"/>
+      <w:pPr>
+        <w:tabs>
+          <w:tab w:val="num" w:pos="2160"/>
+        </w:tabs>
+        <w:ind w:left="2160" w:hanging="360"/>
+      </w:pPr>
+      <w:rPr>
+        <w:rFonts w:ascii="Wingdings" w:hAnsi="Wingdings" w:hint="default"/>
+        <w:sz w:val="20"/>
+      </w:rPr>
+    </w:lvl>
+    <w:lvl w:ilvl="3" w:tentative="1">
+      <w:start w:val="1"/>
+      <w:numFmt w:val="bullet"/>
+      <w:lvlText w:val=""/>
+      <w:lvlJc w:val="left"/>
+      <w:pPr>
+        <w:tabs>
+          <w:tab w:val="num" w:pos="2880"/>
+        </w:tabs>
+        <w:ind w:left="2880" w:hanging="360"/>
+      </w:pPr>
+      <w:rPr>
+        <w:rFonts w:ascii="Wingdings" w:hAnsi="Wingdings" w:hint="default"/>
+        <w:sz w:val="20"/>
+      </w:rPr>
+    </w:lvl>
+    <w:lvl w:ilvl="4" w:tentative="1">
+      <w:start w:val="1"/>
+      <w:numFmt w:val="bullet"/>
+      <w:lvlText w:val=""/>
+      <w:lvlJc w:val="left"/>
+      <w:pPr>
+        <w:tabs>
+          <w:tab w:val="num" w:pos="3600"/>
+        </w:tabs>
+        <w:ind w:left="3600" w:hanging="360"/>
+      </w:pPr>
+      <w:rPr>
+        <w:rFonts w:ascii="Wingdings" w:hAnsi="Wingdings" w:hint="default"/>
+        <w:sz w:val="20"/>
+      </w:rPr>
+    </w:lvl>
+    <w:lvl w:ilvl="5" w:tentative="1">
+      <w:start w:val="1"/>
+      <w:numFmt w:val="bullet"/>
+      <w:lvlText w:val=""/>
+      <w:lvlJc w:val="left"/>
+      <w:pPr>
+        <w:tabs>
+          <w:tab w:val="num" w:pos="4320"/>
+        </w:tabs>
+        <w:ind w:left="4320" w:hanging="360"/>
+      </w:pPr>
+      <w:rPr>
+        <w:rFonts w:ascii="Wingdings" w:hAnsi="Wingdings" w:hint="default"/>
+        <w:sz w:val="20"/>
+      </w:rPr>
+    </w:lvl>
+    <w:lvl w:ilvl="6" w:tentative="1">
+      <w:start w:val="1"/>
+      <w:numFmt w:val="bullet"/>
+      <w:lvlText w:val=""/>
+      <w:lvlJc w:val="left"/>
+      <w:pPr>
+        <w:tabs>
+          <w:tab w:val="num" w:pos="5040"/>
+        </w:tabs>
+        <w:ind w:left="5040" w:hanging="360"/>
+      </w:pPr>
+      <w:rPr>
+        <w:rFonts w:ascii="Wingdings" w:hAnsi="Wingdings" w:hint="default"/>
+        <w:sz w:val="20"/>
+      </w:rPr>
+    </w:lvl>
+    <w:lvl w:ilvl="7" w:tentative="1">
+      <w:start w:val="1"/>
+      <w:numFmt w:val="bullet"/>
+      <w:lvlText w:val=""/>
+      <w:lvlJc w:val="left"/>
+      <w:pPr>
+        <w:tabs>
+          <w:tab w:val="num" w:pos="5760"/>
+        </w:tabs>
+        <w:ind w:left="5760" w:hanging="360"/>
+      </w:pPr>
+      <w:rPr>
+        <w:rFonts w:ascii="Wingdings" w:hAnsi="Wingdings" w:hint="default"/>
+        <w:sz w:val="20"/>
+      </w:rPr>
+    </w:lvl>
+    <w:lvl w:ilvl="8" w:tentative="1">
+      <w:start w:val="1"/>
+      <w:numFmt w:val="bullet"/>
+      <w:lvlText w:val=""/>
+      <w:lvlJc w:val="left"/>
+      <w:pPr>
+        <w:tabs>
+          <w:tab w:val="num" w:pos="6480"/>
+        </w:tabs>
+        <w:ind w:left="6480" w:hanging="360"/>
+      </w:pPr>
+      <w:rPr>
+        <w:rFonts w:ascii="Wingdings" w:hAnsi="Wingdings" w:hint="default"/>
+        <w:sz w:val="20"/>
+      </w:rPr>
+    </w:lvl>
+  </w:abstractNum>
+  <w:abstractNum w:abstractNumId="3" w15:restartNumberingAfterBreak="0">
     <w:nsid w:val="0F09049A"/>
     <w:multiLevelType w:val="hybridMultilevel"/>
     <w:tmpl w:val="57EA3A3C"/>
@@ -11697,7 +12523,7 @@
       </w:pPr>
     </w:lvl>
   </w:abstractNum>
-  <w:abstractNum w:abstractNumId="3" w15:restartNumberingAfterBreak="0">
+  <w:abstractNum w:abstractNumId="4" w15:restartNumberingAfterBreak="0">
     <w:nsid w:val="156B599D"/>
     <w:multiLevelType w:val="hybridMultilevel"/>
     <w:tmpl w:val="1F88FE66"/>
@@ -11786,7 +12612,156 @@
       </w:pPr>
     </w:lvl>
   </w:abstractNum>
-  <w:abstractNum w:abstractNumId="4" w15:restartNumberingAfterBreak="0">
+  <w:abstractNum w:abstractNumId="5" w15:restartNumberingAfterBreak="0">
+    <w:nsid w:val="19E47565"/>
+    <w:multiLevelType w:val="multilevel"/>
+    <w:tmpl w:val="0BA41426"/>
+    <w:lvl w:ilvl="0">
+      <w:start w:val="1"/>
+      <w:numFmt w:val="bullet"/>
+      <w:lvlText w:val=""/>
+      <w:lvlJc w:val="left"/>
+      <w:pPr>
+        <w:tabs>
+          <w:tab w:val="num" w:pos="720"/>
+        </w:tabs>
+        <w:ind w:left="720" w:hanging="360"/>
+      </w:pPr>
+      <w:rPr>
+        <w:rFonts w:ascii="Wingdings" w:hAnsi="Wingdings" w:hint="default"/>
+        <w:sz w:val="20"/>
+      </w:rPr>
+    </w:lvl>
+    <w:lvl w:ilvl="1" w:tentative="1">
+      <w:start w:val="1"/>
+      <w:numFmt w:val="bullet"/>
+      <w:lvlText w:val=""/>
+      <w:lvlJc w:val="left"/>
+      <w:pPr>
+        <w:tabs>
+          <w:tab w:val="num" w:pos="1440"/>
+        </w:tabs>
+        <w:ind w:left="1440" w:hanging="360"/>
+      </w:pPr>
+      <w:rPr>
+        <w:rFonts w:ascii="Wingdings" w:hAnsi="Wingdings" w:hint="default"/>
+        <w:sz w:val="20"/>
+      </w:rPr>
+    </w:lvl>
+    <w:lvl w:ilvl="2" w:tentative="1">
+      <w:start w:val="1"/>
+      <w:numFmt w:val="bullet"/>
+      <w:lvlText w:val=""/>
+      <w:lvlJc w:val="left"/>
+      <w:pPr>
+        <w:tabs>
+          <w:tab w:val="num" w:pos="2160"/>
+        </w:tabs>
+        <w:ind w:left="2160" w:hanging="360"/>
+      </w:pPr>
+      <w:rPr>
+        <w:rFonts w:ascii="Wingdings" w:hAnsi="Wingdings" w:hint="default"/>
+        <w:sz w:val="20"/>
+      </w:rPr>
+    </w:lvl>
+    <w:lvl w:ilvl="3" w:tentative="1">
+      <w:start w:val="1"/>
+      <w:numFmt w:val="bullet"/>
+      <w:lvlText w:val=""/>
+      <w:lvlJc w:val="left"/>
+      <w:pPr>
+        <w:tabs>
+          <w:tab w:val="num" w:pos="2880"/>
+        </w:tabs>
+        <w:ind w:left="2880" w:hanging="360"/>
+      </w:pPr>
+      <w:rPr>
+        <w:rFonts w:ascii="Wingdings" w:hAnsi="Wingdings" w:hint="default"/>
+        <w:sz w:val="20"/>
+      </w:rPr>
+    </w:lvl>
+    <w:lvl w:ilvl="4" w:tentative="1">
+      <w:start w:val="1"/>
+      <w:numFmt w:val="bullet"/>
+      <w:lvlText w:val=""/>
+      <w:lvlJc w:val="left"/>
+      <w:pPr>
+        <w:tabs>
+          <w:tab w:val="num" w:pos="3600"/>
+        </w:tabs>
+        <w:ind w:left="3600" w:hanging="360"/>
+      </w:pPr>
+      <w:rPr>
+        <w:rFonts w:ascii="Wingdings" w:hAnsi="Wingdings" w:hint="default"/>
+        <w:sz w:val="20"/>
+      </w:rPr>
+    </w:lvl>
+    <w:lvl w:ilvl="5" w:tentative="1">
+      <w:start w:val="1"/>
+      <w:numFmt w:val="bullet"/>
+      <w:lvlText w:val=""/>
+      <w:lvlJc w:val="left"/>
+      <w:pPr>
+        <w:tabs>
+          <w:tab w:val="num" w:pos="4320"/>
+        </w:tabs>
+        <w:ind w:left="4320" w:hanging="360"/>
+      </w:pPr>
+      <w:rPr>
+        <w:rFonts w:ascii="Wingdings" w:hAnsi="Wingdings" w:hint="default"/>
+        <w:sz w:val="20"/>
+      </w:rPr>
+    </w:lvl>
+    <w:lvl w:ilvl="6" w:tentative="1">
+      <w:start w:val="1"/>
+      <w:numFmt w:val="bullet"/>
+      <w:lvlText w:val=""/>
+      <w:lvlJc w:val="left"/>
+      <w:pPr>
+        <w:tabs>
+          <w:tab w:val="num" w:pos="5040"/>
+        </w:tabs>
+        <w:ind w:left="5040" w:hanging="360"/>
+      </w:pPr>
+      <w:rPr>
+        <w:rFonts w:ascii="Wingdings" w:hAnsi="Wingdings" w:hint="default"/>
+        <w:sz w:val="20"/>
+      </w:rPr>
+    </w:lvl>
+    <w:lvl w:ilvl="7" w:tentative="1">
+      <w:start w:val="1"/>
+      <w:numFmt w:val="bullet"/>
+      <w:lvlText w:val=""/>
+      <w:lvlJc w:val="left"/>
+      <w:pPr>
+        <w:tabs>
+          <w:tab w:val="num" w:pos="5760"/>
+        </w:tabs>
+        <w:ind w:left="5760" w:hanging="360"/>
+      </w:pPr>
+      <w:rPr>
+        <w:rFonts w:ascii="Wingdings" w:hAnsi="Wingdings" w:hint="default"/>
+        <w:sz w:val="20"/>
+      </w:rPr>
+    </w:lvl>
+    <w:lvl w:ilvl="8" w:tentative="1">
+      <w:start w:val="1"/>
+      <w:numFmt w:val="bullet"/>
+      <w:lvlText w:val=""/>
+      <w:lvlJc w:val="left"/>
+      <w:pPr>
+        <w:tabs>
+          <w:tab w:val="num" w:pos="6480"/>
+        </w:tabs>
+        <w:ind w:left="6480" w:hanging="360"/>
+      </w:pPr>
+      <w:rPr>
+        <w:rFonts w:ascii="Wingdings" w:hAnsi="Wingdings" w:hint="default"/>
+        <w:sz w:val="20"/>
+      </w:rPr>
+    </w:lvl>
+  </w:abstractNum>
+  <w:abstractNum w:abstractNumId="6" w15:restartNumberingAfterBreak="0">
     <w:nsid w:val="1CDF5084"/>
     <w:multiLevelType w:val="hybridMultilevel"/>
     <w:tmpl w:val="2CCCE3BA"/>
@@ -11899,7 +12874,7 @@
       </w:rPr>
     </w:lvl>
   </w:abstractNum>
-  <w:abstractNum w:abstractNumId="5" w15:restartNumberingAfterBreak="0">
+  <w:abstractNum w:abstractNumId="7" w15:restartNumberingAfterBreak="0">
     <w:nsid w:val="1E7775FC"/>
     <w:multiLevelType w:val="hybridMultilevel"/>
     <w:tmpl w:val="1540A7CE"/>
@@ -12012,7 +12987,269 @@
       </w:rPr>
     </w:lvl>
   </w:abstractNum>
-  <w:abstractNum w:abstractNumId="6" w15:restartNumberingAfterBreak="0">
+  <w:abstractNum w:abstractNumId="8" w15:restartNumberingAfterBreak="0">
+    <w:nsid w:val="1E9B5726"/>
+    <w:multiLevelType w:val="hybridMultilevel"/>
+    <w:tmpl w:val="3F8AE358"/>
+    <w:lvl w:ilvl="0" w:tplc="240A0001">
+      <w:start w:val="1"/>
+      <w:numFmt w:val="bullet"/>
+      <w:lvlText w:val=""/>
+      <w:lvlJc w:val="left"/>
+      <w:pPr>
+        <w:ind w:left="1429" w:hanging="360"/>
+      </w:pPr>
+      <w:rPr>
+        <w:rFonts w:ascii="Symbol" w:hAnsi="Symbol" w:hint="default"/>
+      </w:rPr>
+    </w:lvl>
+    <w:lvl w:ilvl="1" w:tplc="240A0003" w:tentative="1">
+      <w:start w:val="1"/>
+      <w:numFmt w:val="bullet"/>
+      <w:lvlText w:val="o"/>
+      <w:lvlJc w:val="left"/>
+      <w:pPr>
+        <w:ind w:left="2149" w:hanging="360"/>
+      </w:pPr>
+      <w:rPr>
+        <w:rFonts w:ascii="Courier New" w:hAnsi="Courier New" w:cs="Courier New" w:hint="default"/>
+      </w:rPr>
+    </w:lvl>
+    <w:lvl w:ilvl="2" w:tplc="240A0005" w:tentative="1">
+      <w:start w:val="1"/>
+      <w:numFmt w:val="bullet"/>
+      <w:lvlText w:val=""/>
+      <w:lvlJc w:val="left"/>
+      <w:pPr>
+        <w:ind w:left="2869" w:hanging="360"/>
+      </w:pPr>
+      <w:rPr>
+        <w:rFonts w:ascii="Wingdings" w:hAnsi="Wingdings" w:hint="default"/>
+      </w:rPr>
+    </w:lvl>
+    <w:lvl w:ilvl="3" w:tplc="240A0001" w:tentative="1">
+      <w:start w:val="1"/>
+      <w:numFmt w:val="bullet"/>
+      <w:lvlText w:val=""/>
+      <w:lvlJc w:val="left"/>
+      <w:pPr>
+        <w:ind w:left="3589" w:hanging="360"/>
+      </w:pPr>
+      <w:rPr>
+        <w:rFonts w:ascii="Symbol" w:hAnsi="Symbol" w:hint="default"/>
+      </w:rPr>
+    </w:lvl>
+    <w:lvl w:ilvl="4" w:tplc="240A0003" w:tentative="1">
+      <w:start w:val="1"/>
+      <w:numFmt w:val="bullet"/>
+      <w:lvlText w:val="o"/>
+      <w:lvlJc w:val="left"/>
+      <w:pPr>
+        <w:ind w:left="4309" w:hanging="360"/>
+      </w:pPr>
+      <w:rPr>
+        <w:rFonts w:ascii="Courier New" w:hAnsi="Courier New" w:cs="Courier New" w:hint="default"/>
+      </w:rPr>
+    </w:lvl>
+    <w:lvl w:ilvl="5" w:tplc="240A0005" w:tentative="1">
+      <w:start w:val="1"/>
+      <w:numFmt w:val="bullet"/>
+      <w:lvlText w:val=""/>
+      <w:lvlJc w:val="left"/>
+      <w:pPr>
+        <w:ind w:left="5029" w:hanging="360"/>
+      </w:pPr>
+      <w:rPr>
+        <w:rFonts w:ascii="Wingdings" w:hAnsi="Wingdings" w:hint="default"/>
+      </w:rPr>
+    </w:lvl>
+    <w:lvl w:ilvl="6" w:tplc="240A0001" w:tentative="1">
+      <w:start w:val="1"/>
+      <w:numFmt w:val="bullet"/>
+      <w:lvlText w:val=""/>
+      <w:lvlJc w:val="left"/>
+      <w:pPr>
+        <w:ind w:left="5749" w:hanging="360"/>
+      </w:pPr>
+      <w:rPr>
+        <w:rFonts w:ascii="Symbol" w:hAnsi="Symbol" w:hint="default"/>
+      </w:rPr>
+    </w:lvl>
+    <w:lvl w:ilvl="7" w:tplc="240A0003" w:tentative="1">
+      <w:start w:val="1"/>
+      <w:numFmt w:val="bullet"/>
+      <w:lvlText w:val="o"/>
+      <w:lvlJc w:val="left"/>
+      <w:pPr>
+        <w:ind w:left="6469" w:hanging="360"/>
+      </w:pPr>
+      <w:rPr>
+        <w:rFonts w:ascii="Courier New" w:hAnsi="Courier New" w:cs="Courier New" w:hint="default"/>
+      </w:rPr>
+    </w:lvl>
+    <w:lvl w:ilvl="8" w:tplc="240A0005" w:tentative="1">
+      <w:start w:val="1"/>
+      <w:numFmt w:val="bullet"/>
+      <w:lvlText w:val=""/>
+      <w:lvlJc w:val="left"/>
+      <w:pPr>
+        <w:ind w:left="7189" w:hanging="360"/>
+      </w:pPr>
+      <w:rPr>
+        <w:rFonts w:ascii="Wingdings" w:hAnsi="Wingdings" w:hint="default"/>
+      </w:rPr>
+    </w:lvl>
+  </w:abstractNum>
+  <w:abstractNum w:abstractNumId="9" w15:restartNumberingAfterBreak="0">
+    <w:nsid w:val="1F886CF6"/>
+    <w:multiLevelType w:val="multilevel"/>
+    <w:tmpl w:val="E10AFC00"/>
+    <w:lvl w:ilvl="0">
+      <w:start w:val="1"/>
+      <w:numFmt w:val="bullet"/>
+      <w:lvlText w:val=""/>
+      <w:lvlJc w:val="left"/>
+      <w:pPr>
+        <w:tabs>
+          <w:tab w:val="num" w:pos="720"/>
+        </w:tabs>
+        <w:ind w:left="720" w:hanging="360"/>
+      </w:pPr>
+      <w:rPr>
+        <w:rFonts w:ascii="Wingdings" w:hAnsi="Wingdings" w:hint="default"/>
+        <w:sz w:val="20"/>
+      </w:rPr>
+    </w:lvl>
+    <w:lvl w:ilvl="1" w:tentative="1">
+      <w:start w:val="1"/>
+      <w:numFmt w:val="bullet"/>
+      <w:lvlText w:val=""/>
+      <w:lvlJc w:val="left"/>
+      <w:pPr>
+        <w:tabs>
+          <w:tab w:val="num" w:pos="1440"/>
+        </w:tabs>
+        <w:ind w:left="1440" w:hanging="360"/>
+      </w:pPr>
+      <w:rPr>
+        <w:rFonts w:ascii="Wingdings" w:hAnsi="Wingdings" w:hint="default"/>
+        <w:sz w:val="20"/>
+      </w:rPr>
+    </w:lvl>
+    <w:lvl w:ilvl="2" w:tentative="1">
+      <w:start w:val="1"/>
+      <w:numFmt w:val="bullet"/>
+      <w:lvlText w:val=""/>
+      <w:lvlJc w:val="left"/>
+      <w:pPr>
+        <w:tabs>
+          <w:tab w:val="num" w:pos="2160"/>
+        </w:tabs>
+        <w:ind w:left="2160" w:hanging="360"/>
+      </w:pPr>
+      <w:rPr>
+        <w:rFonts w:ascii="Wingdings" w:hAnsi="Wingdings" w:hint="default"/>
+        <w:sz w:val="20"/>
+      </w:rPr>
+    </w:lvl>
+    <w:lvl w:ilvl="3" w:tentative="1">
+      <w:start w:val="1"/>
+      <w:numFmt w:val="bullet"/>
+      <w:lvlText w:val=""/>
+      <w:lvlJc w:val="left"/>
+      <w:pPr>
+        <w:tabs>
+          <w:tab w:val="num" w:pos="2880"/>
+        </w:tabs>
+        <w:ind w:left="2880" w:hanging="360"/>
+      </w:pPr>
+      <w:rPr>
+        <w:rFonts w:ascii="Wingdings" w:hAnsi="Wingdings" w:hint="default"/>
+        <w:sz w:val="20"/>
+      </w:rPr>
+    </w:lvl>
+    <w:lvl w:ilvl="4" w:tentative="1">
+      <w:start w:val="1"/>
+      <w:numFmt w:val="bullet"/>
+      <w:lvlText w:val=""/>
+      <w:lvlJc w:val="left"/>
+      <w:pPr>
+        <w:tabs>
+          <w:tab w:val="num" w:pos="3600"/>
+        </w:tabs>
+        <w:ind w:left="3600" w:hanging="360"/>
+      </w:pPr>
+      <w:rPr>
+        <w:rFonts w:ascii="Wingdings" w:hAnsi="Wingdings" w:hint="default"/>
+        <w:sz w:val="20"/>
+      </w:rPr>
+    </w:lvl>
+    <w:lvl w:ilvl="5" w:tentative="1">
+      <w:start w:val="1"/>
+      <w:numFmt w:val="bullet"/>
+      <w:lvlText w:val=""/>
+      <w:lvlJc w:val="left"/>
+      <w:pPr>
+        <w:tabs>
+          <w:tab w:val="num" w:pos="4320"/>
+        </w:tabs>
+        <w:ind w:left="4320" w:hanging="360"/>
+      </w:pPr>
+      <w:rPr>
+        <w:rFonts w:ascii="Wingdings" w:hAnsi="Wingdings" w:hint="default"/>
+        <w:sz w:val="20"/>
+      </w:rPr>
+    </w:lvl>
+    <w:lvl w:ilvl="6" w:tentative="1">
+      <w:start w:val="1"/>
+      <w:numFmt w:val="bullet"/>
+      <w:lvlText w:val=""/>
+      <w:lvlJc w:val="left"/>
+      <w:pPr>
+        <w:tabs>
+          <w:tab w:val="num" w:pos="5040"/>
+        </w:tabs>
+        <w:ind w:left="5040" w:hanging="360"/>
+      </w:pPr>
+      <w:rPr>
+        <w:rFonts w:ascii="Wingdings" w:hAnsi="Wingdings" w:hint="default"/>
+        <w:sz w:val="20"/>
+      </w:rPr>
+    </w:lvl>
+    <w:lvl w:ilvl="7" w:tentative="1">
+      <w:start w:val="1"/>
+      <w:numFmt w:val="bullet"/>
+      <w:lvlText w:val=""/>
+      <w:lvlJc w:val="left"/>
+      <w:pPr>
+        <w:tabs>
+          <w:tab w:val="num" w:pos="5760"/>
+        </w:tabs>
+        <w:ind w:left="5760" w:hanging="360"/>
+      </w:pPr>
+      <w:rPr>
+        <w:rFonts w:ascii="Wingdings" w:hAnsi="Wingdings" w:hint="default"/>
+        <w:sz w:val="20"/>
+      </w:rPr>
+    </w:lvl>
+    <w:lvl w:ilvl="8" w:tentative="1">
+      <w:start w:val="1"/>
+      <w:numFmt w:val="bullet"/>
+      <w:lvlText w:val=""/>
+      <w:lvlJc w:val="left"/>
+      <w:pPr>
+        <w:tabs>
+          <w:tab w:val="num" w:pos="6480"/>
+        </w:tabs>
+        <w:ind w:left="6480" w:hanging="360"/>
+      </w:pPr>
+      <w:rPr>
+        <w:rFonts w:ascii="Wingdings" w:hAnsi="Wingdings" w:hint="default"/>
+        <w:sz w:val="20"/>
+      </w:rPr>
+    </w:lvl>
+  </w:abstractNum>
+  <w:abstractNum w:abstractNumId="10" w15:restartNumberingAfterBreak="0">
     <w:nsid w:val="26C80B14"/>
     <w:multiLevelType w:val="hybridMultilevel"/>
     <w:tmpl w:val="4AE46D2E"/>
@@ -12098,7 +13335,644 @@
       </w:pPr>
     </w:lvl>
   </w:abstractNum>
-  <w:abstractNum w:abstractNumId="7" w15:restartNumberingAfterBreak="0">
+  <w:abstractNum w:abstractNumId="11" w15:restartNumberingAfterBreak="0">
+    <w:nsid w:val="2847712C"/>
+    <w:multiLevelType w:val="hybridMultilevel"/>
+    <w:tmpl w:val="FC5279C8"/>
+    <w:lvl w:ilvl="0" w:tplc="240A0001">
+      <w:start w:val="1"/>
+      <w:numFmt w:val="bullet"/>
+      <w:lvlText w:val=""/>
+      <w:lvlJc w:val="left"/>
+      <w:pPr>
+        <w:ind w:left="1429" w:hanging="360"/>
+      </w:pPr>
+      <w:rPr>
+        <w:rFonts w:ascii="Symbol" w:hAnsi="Symbol" w:hint="default"/>
+      </w:rPr>
+    </w:lvl>
+    <w:lvl w:ilvl="1" w:tplc="240A0003" w:tentative="1">
+      <w:start w:val="1"/>
+      <w:numFmt w:val="bullet"/>
+      <w:lvlText w:val="o"/>
+      <w:lvlJc w:val="left"/>
+      <w:pPr>
+        <w:ind w:left="2149" w:hanging="360"/>
+      </w:pPr>
+      <w:rPr>
+        <w:rFonts w:ascii="Courier New" w:hAnsi="Courier New" w:cs="Courier New" w:hint="default"/>
+      </w:rPr>
+    </w:lvl>
+    <w:lvl w:ilvl="2" w:tplc="240A0005" w:tentative="1">
+      <w:start w:val="1"/>
+      <w:numFmt w:val="bullet"/>
+      <w:lvlText w:val=""/>
+      <w:lvlJc w:val="left"/>
+      <w:pPr>
+        <w:ind w:left="2869" w:hanging="360"/>
+      </w:pPr>
+      <w:rPr>
+        <w:rFonts w:ascii="Wingdings" w:hAnsi="Wingdings" w:hint="default"/>
+      </w:rPr>
+    </w:lvl>
+    <w:lvl w:ilvl="3" w:tplc="240A0001" w:tentative="1">
+      <w:start w:val="1"/>
+      <w:numFmt w:val="bullet"/>
+      <w:lvlText w:val=""/>
+      <w:lvlJc w:val="left"/>
+      <w:pPr>
+        <w:ind w:left="3589" w:hanging="360"/>
+      </w:pPr>
+      <w:rPr>
+        <w:rFonts w:ascii="Symbol" w:hAnsi="Symbol" w:hint="default"/>
+      </w:rPr>
+    </w:lvl>
+    <w:lvl w:ilvl="4" w:tplc="240A0003" w:tentative="1">
+      <w:start w:val="1"/>
+      <w:numFmt w:val="bullet"/>
+      <w:lvlText w:val="o"/>
+      <w:lvlJc w:val="left"/>
+      <w:pPr>
+        <w:ind w:left="4309" w:hanging="360"/>
+      </w:pPr>
+      <w:rPr>
+        <w:rFonts w:ascii="Courier New" w:hAnsi="Courier New" w:cs="Courier New" w:hint="default"/>
+      </w:rPr>
+    </w:lvl>
+    <w:lvl w:ilvl="5" w:tplc="240A0005" w:tentative="1">
+      <w:start w:val="1"/>
+      <w:numFmt w:val="bullet"/>
+      <w:lvlText w:val=""/>
+      <w:lvlJc w:val="left"/>
+      <w:pPr>
+        <w:ind w:left="5029" w:hanging="360"/>
+      </w:pPr>
+      <w:rPr>
+        <w:rFonts w:ascii="Wingdings" w:hAnsi="Wingdings" w:hint="default"/>
+      </w:rPr>
+    </w:lvl>
+    <w:lvl w:ilvl="6" w:tplc="240A0001" w:tentative="1">
+      <w:start w:val="1"/>
+      <w:numFmt w:val="bullet"/>
+      <w:lvlText w:val=""/>
+      <w:lvlJc w:val="left"/>
+      <w:pPr>
+        <w:ind w:left="5749" w:hanging="360"/>
+      </w:pPr>
+      <w:rPr>
+        <w:rFonts w:ascii="Symbol" w:hAnsi="Symbol" w:hint="default"/>
+      </w:rPr>
+    </w:lvl>
+    <w:lvl w:ilvl="7" w:tplc="240A0003" w:tentative="1">
+      <w:start w:val="1"/>
+      <w:numFmt w:val="bullet"/>
+      <w:lvlText w:val="o"/>
+      <w:lvlJc w:val="left"/>
+      <w:pPr>
+        <w:ind w:left="6469" w:hanging="360"/>
+      </w:pPr>
+      <w:rPr>
+        <w:rFonts w:ascii="Courier New" w:hAnsi="Courier New" w:cs="Courier New" w:hint="default"/>
+      </w:rPr>
+    </w:lvl>
+    <w:lvl w:ilvl="8" w:tplc="240A0005" w:tentative="1">
+      <w:start w:val="1"/>
+      <w:numFmt w:val="bullet"/>
+      <w:lvlText w:val=""/>
+      <w:lvlJc w:val="left"/>
+      <w:pPr>
+        <w:ind w:left="7189" w:hanging="360"/>
+      </w:pPr>
+      <w:rPr>
+        <w:rFonts w:ascii="Wingdings" w:hAnsi="Wingdings" w:hint="default"/>
+      </w:rPr>
+    </w:lvl>
+  </w:abstractNum>
+  <w:abstractNum w:abstractNumId="12" w15:restartNumberingAfterBreak="0">
+    <w:nsid w:val="2FB904EB"/>
+    <w:multiLevelType w:val="multilevel"/>
+    <w:tmpl w:val="B8120FE2"/>
+    <w:lvl w:ilvl="0">
+      <w:start w:val="1"/>
+      <w:numFmt w:val="bullet"/>
+      <w:lvlText w:val=""/>
+      <w:lvlJc w:val="left"/>
+      <w:pPr>
+        <w:tabs>
+          <w:tab w:val="num" w:pos="720"/>
+        </w:tabs>
+        <w:ind w:left="720" w:hanging="360"/>
+      </w:pPr>
+      <w:rPr>
+        <w:rFonts w:ascii="Symbol" w:hAnsi="Symbol" w:hint="default"/>
+        <w:sz w:val="20"/>
+      </w:rPr>
+    </w:lvl>
+    <w:lvl w:ilvl="1" w:tentative="1">
+      <w:start w:val="1"/>
+      <w:numFmt w:val="bullet"/>
+      <w:lvlText w:val=""/>
+      <w:lvlJc w:val="left"/>
+      <w:pPr>
+        <w:tabs>
+          <w:tab w:val="num" w:pos="1440"/>
+        </w:tabs>
+        <w:ind w:left="1440" w:hanging="360"/>
+      </w:pPr>
+      <w:rPr>
+        <w:rFonts w:ascii="Symbol" w:hAnsi="Symbol" w:hint="default"/>
+        <w:sz w:val="20"/>
+      </w:rPr>
+    </w:lvl>
+    <w:lvl w:ilvl="2" w:tentative="1">
+      <w:start w:val="1"/>
+      <w:numFmt w:val="bullet"/>
+      <w:lvlText w:val=""/>
+      <w:lvlJc w:val="left"/>
+      <w:pPr>
+        <w:tabs>
+          <w:tab w:val="num" w:pos="2160"/>
+        </w:tabs>
+        <w:ind w:left="2160" w:hanging="360"/>
+      </w:pPr>
+      <w:rPr>
+        <w:rFonts w:ascii="Symbol" w:hAnsi="Symbol" w:hint="default"/>
+        <w:sz w:val="20"/>
+      </w:rPr>
+    </w:lvl>
+    <w:lvl w:ilvl="3" w:tentative="1">
+      <w:start w:val="1"/>
+      <w:numFmt w:val="bullet"/>
+      <w:lvlText w:val=""/>
+      <w:lvlJc w:val="left"/>
+      <w:pPr>
+        <w:tabs>
+          <w:tab w:val="num" w:pos="2880"/>
+        </w:tabs>
+        <w:ind w:left="2880" w:hanging="360"/>
+      </w:pPr>
+      <w:rPr>
+        <w:rFonts w:ascii="Symbol" w:hAnsi="Symbol" w:hint="default"/>
+        <w:sz w:val="20"/>
+      </w:rPr>
+    </w:lvl>
+    <w:lvl w:ilvl="4" w:tentative="1">
+      <w:start w:val="1"/>
+      <w:numFmt w:val="bullet"/>
+      <w:lvlText w:val=""/>
+      <w:lvlJc w:val="left"/>
+      <w:pPr>
+        <w:tabs>
+          <w:tab w:val="num" w:pos="3600"/>
+        </w:tabs>
+        <w:ind w:left="3600" w:hanging="360"/>
+      </w:pPr>
+      <w:rPr>
+        <w:rFonts w:ascii="Symbol" w:hAnsi="Symbol" w:hint="default"/>
+        <w:sz w:val="20"/>
+      </w:rPr>
+    </w:lvl>
+    <w:lvl w:ilvl="5" w:tentative="1">
+      <w:start w:val="1"/>
+      <w:numFmt w:val="bullet"/>
+      <w:lvlText w:val=""/>
+      <w:lvlJc w:val="left"/>
+      <w:pPr>
+        <w:tabs>
+          <w:tab w:val="num" w:pos="4320"/>
+        </w:tabs>
+        <w:ind w:left="4320" w:hanging="360"/>
+      </w:pPr>
+      <w:rPr>
+        <w:rFonts w:ascii="Symbol" w:hAnsi="Symbol" w:hint="default"/>
+        <w:sz w:val="20"/>
+      </w:rPr>
+    </w:lvl>
+    <w:lvl w:ilvl="6" w:tentative="1">
+      <w:start w:val="1"/>
+      <w:numFmt w:val="bullet"/>
+      <w:lvlText w:val=""/>
+      <w:lvlJc w:val="left"/>
+      <w:pPr>
+        <w:tabs>
+          <w:tab w:val="num" w:pos="5040"/>
+        </w:tabs>
+        <w:ind w:left="5040" w:hanging="360"/>
+      </w:pPr>
+      <w:rPr>
+        <w:rFonts w:ascii="Symbol" w:hAnsi="Symbol" w:hint="default"/>
+        <w:sz w:val="20"/>
+      </w:rPr>
+    </w:lvl>
+    <w:lvl w:ilvl="7" w:tentative="1">
+      <w:start w:val="1"/>
+      <w:numFmt w:val="bullet"/>
+      <w:lvlText w:val=""/>
+      <w:lvlJc w:val="left"/>
+      <w:pPr>
+        <w:tabs>
+          <w:tab w:val="num" w:pos="5760"/>
+        </w:tabs>
+        <w:ind w:left="5760" w:hanging="360"/>
+      </w:pPr>
+      <w:rPr>
+        <w:rFonts w:ascii="Symbol" w:hAnsi="Symbol" w:hint="default"/>
+        <w:sz w:val="20"/>
+      </w:rPr>
+    </w:lvl>
+    <w:lvl w:ilvl="8" w:tentative="1">
+      <w:start w:val="1"/>
+      <w:numFmt w:val="bullet"/>
+      <w:lvlText w:val=""/>
+      <w:lvlJc w:val="left"/>
+      <w:pPr>
+        <w:tabs>
+          <w:tab w:val="num" w:pos="6480"/>
+        </w:tabs>
+        <w:ind w:left="6480" w:hanging="360"/>
+      </w:pPr>
+      <w:rPr>
+        <w:rFonts w:ascii="Symbol" w:hAnsi="Symbol" w:hint="default"/>
+        <w:sz w:val="20"/>
+      </w:rPr>
+    </w:lvl>
+  </w:abstractNum>
+  <w:abstractNum w:abstractNumId="13" w15:restartNumberingAfterBreak="0">
+    <w:nsid w:val="2FC12BF3"/>
+    <w:multiLevelType w:val="hybridMultilevel"/>
+    <w:tmpl w:val="6B203778"/>
+    <w:lvl w:ilvl="0" w:tplc="240A0001">
+      <w:start w:val="1"/>
+      <w:numFmt w:val="bullet"/>
+      <w:lvlText w:val=""/>
+      <w:lvlJc w:val="left"/>
+      <w:pPr>
+        <w:ind w:left="720" w:hanging="360"/>
+      </w:pPr>
+      <w:rPr>
+        <w:rFonts w:ascii="Symbol" w:hAnsi="Symbol" w:hint="default"/>
+      </w:rPr>
+    </w:lvl>
+    <w:lvl w:ilvl="1" w:tplc="240A0003">
+      <w:start w:val="1"/>
+      <w:numFmt w:val="bullet"/>
+      <w:lvlText w:val="o"/>
+      <w:lvlJc w:val="left"/>
+      <w:pPr>
+        <w:ind w:left="1440" w:hanging="360"/>
+      </w:pPr>
+      <w:rPr>
+        <w:rFonts w:ascii="Courier New" w:hAnsi="Courier New" w:cs="Courier New" w:hint="default"/>
+      </w:rPr>
+    </w:lvl>
+    <w:lvl w:ilvl="2" w:tplc="240A0005" w:tentative="1">
+      <w:start w:val="1"/>
+      <w:numFmt w:val="bullet"/>
+      <w:lvlText w:val=""/>
+      <w:lvlJc w:val="left"/>
+      <w:pPr>
+        <w:ind w:left="2160" w:hanging="360"/>
+      </w:pPr>
+      <w:rPr>
+        <w:rFonts w:ascii="Wingdings" w:hAnsi="Wingdings" w:hint="default"/>
+      </w:rPr>
+    </w:lvl>
+    <w:lvl w:ilvl="3" w:tplc="240A0001" w:tentative="1">
+      <w:start w:val="1"/>
+      <w:numFmt w:val="bullet"/>
+      <w:lvlText w:val=""/>
+      <w:lvlJc w:val="left"/>
+      <w:pPr>
+        <w:ind w:left="2880" w:hanging="360"/>
+      </w:pPr>
+      <w:rPr>
+        <w:rFonts w:ascii="Symbol" w:hAnsi="Symbol" w:hint="default"/>
+      </w:rPr>
+    </w:lvl>
+    <w:lvl w:ilvl="4" w:tplc="240A0003" w:tentative="1">
+      <w:start w:val="1"/>
+      <w:numFmt w:val="bullet"/>
+      <w:lvlText w:val="o"/>
+      <w:lvlJc w:val="left"/>
+      <w:pPr>
+        <w:ind w:left="3600" w:hanging="360"/>
+      </w:pPr>
+      <w:rPr>
+        <w:rFonts w:ascii="Courier New" w:hAnsi="Courier New" w:cs="Courier New" w:hint="default"/>
+      </w:rPr>
+    </w:lvl>
+    <w:lvl w:ilvl="5" w:tplc="240A0005" w:tentative="1">
+      <w:start w:val="1"/>
+      <w:numFmt w:val="bullet"/>
+      <w:lvlText w:val=""/>
+      <w:lvlJc w:val="left"/>
+      <w:pPr>
+        <w:ind w:left="4320" w:hanging="360"/>
+      </w:pPr>
+      <w:rPr>
+        <w:rFonts w:ascii="Wingdings" w:hAnsi="Wingdings" w:hint="default"/>
+      </w:rPr>
+    </w:lvl>
+    <w:lvl w:ilvl="6" w:tplc="240A0001" w:tentative="1">
+      <w:start w:val="1"/>
+      <w:numFmt w:val="bullet"/>
+      <w:lvlText w:val=""/>
+      <w:lvlJc w:val="left"/>
+      <w:pPr>
+        <w:ind w:left="5040" w:hanging="360"/>
+      </w:pPr>
+      <w:rPr>
+        <w:rFonts w:ascii="Symbol" w:hAnsi="Symbol" w:hint="default"/>
+      </w:rPr>
+    </w:lvl>
+    <w:lvl w:ilvl="7" w:tplc="240A0003" w:tentative="1">
+      <w:start w:val="1"/>
+      <w:numFmt w:val="bullet"/>
+      <w:lvlText w:val="o"/>
+      <w:lvlJc w:val="left"/>
+      <w:pPr>
+        <w:ind w:left="5760" w:hanging="360"/>
+      </w:pPr>
+      <w:rPr>
+        <w:rFonts w:ascii="Courier New" w:hAnsi="Courier New" w:cs="Courier New" w:hint="default"/>
+      </w:rPr>
+    </w:lvl>
+    <w:lvl w:ilvl="8" w:tplc="240A0005" w:tentative="1">
+      <w:start w:val="1"/>
+      <w:numFmt w:val="bullet"/>
+      <w:lvlText w:val=""/>
+      <w:lvlJc w:val="left"/>
+      <w:pPr>
+        <w:ind w:left="6480" w:hanging="360"/>
+      </w:pPr>
+      <w:rPr>
+        <w:rFonts w:ascii="Wingdings" w:hAnsi="Wingdings" w:hint="default"/>
+      </w:rPr>
+    </w:lvl>
+  </w:abstractNum>
+  <w:abstractNum w:abstractNumId="14" w15:restartNumberingAfterBreak="0">
+    <w:nsid w:val="357B61D5"/>
+    <w:multiLevelType w:val="multilevel"/>
+    <w:tmpl w:val="E7D0BF76"/>
+    <w:lvl w:ilvl="0">
+      <w:start w:val="1"/>
+      <w:numFmt w:val="bullet"/>
+      <w:lvlText w:val=""/>
+      <w:lvlJc w:val="left"/>
+      <w:pPr>
+        <w:tabs>
+          <w:tab w:val="num" w:pos="720"/>
+        </w:tabs>
+        <w:ind w:left="720" w:hanging="360"/>
+      </w:pPr>
+      <w:rPr>
+        <w:rFonts w:ascii="Wingdings" w:hAnsi="Wingdings" w:hint="default"/>
+        <w:sz w:val="20"/>
+      </w:rPr>
+    </w:lvl>
+    <w:lvl w:ilvl="1" w:tentative="1">
+      <w:start w:val="1"/>
+      <w:numFmt w:val="bullet"/>
+      <w:lvlText w:val=""/>
+      <w:lvlJc w:val="left"/>
+      <w:pPr>
+        <w:tabs>
+          <w:tab w:val="num" w:pos="1440"/>
+        </w:tabs>
+        <w:ind w:left="1440" w:hanging="360"/>
+      </w:pPr>
+      <w:rPr>
+        <w:rFonts w:ascii="Wingdings" w:hAnsi="Wingdings" w:hint="default"/>
+        <w:sz w:val="20"/>
+      </w:rPr>
+    </w:lvl>
+    <w:lvl w:ilvl="2" w:tentative="1">
+      <w:start w:val="1"/>
+      <w:numFmt w:val="bullet"/>
+      <w:lvlText w:val=""/>
+      <w:lvlJc w:val="left"/>
+      <w:pPr>
+        <w:tabs>
+          <w:tab w:val="num" w:pos="2160"/>
+        </w:tabs>
+        <w:ind w:left="2160" w:hanging="360"/>
+      </w:pPr>
+      <w:rPr>
+        <w:rFonts w:ascii="Wingdings" w:hAnsi="Wingdings" w:hint="default"/>
+        <w:sz w:val="20"/>
+      </w:rPr>
+    </w:lvl>
+    <w:lvl w:ilvl="3" w:tentative="1">
+      <w:start w:val="1"/>
+      <w:numFmt w:val="bullet"/>
+      <w:lvlText w:val=""/>
+      <w:lvlJc w:val="left"/>
+      <w:pPr>
+        <w:tabs>
+          <w:tab w:val="num" w:pos="2880"/>
+        </w:tabs>
+        <w:ind w:left="2880" w:hanging="360"/>
+      </w:pPr>
+      <w:rPr>
+        <w:rFonts w:ascii="Wingdings" w:hAnsi="Wingdings" w:hint="default"/>
+        <w:sz w:val="20"/>
+      </w:rPr>
+    </w:lvl>
+    <w:lvl w:ilvl="4" w:tentative="1">
+      <w:start w:val="1"/>
+      <w:numFmt w:val="bullet"/>
+      <w:lvlText w:val=""/>
+      <w:lvlJc w:val="left"/>
+      <w:pPr>
+        <w:tabs>
+          <w:tab w:val="num" w:pos="3600"/>
+        </w:tabs>
+        <w:ind w:left="3600" w:hanging="360"/>
+      </w:pPr>
+      <w:rPr>
+        <w:rFonts w:ascii="Wingdings" w:hAnsi="Wingdings" w:hint="default"/>
+        <w:sz w:val="20"/>
+      </w:rPr>
+    </w:lvl>
+    <w:lvl w:ilvl="5" w:tentative="1">
+      <w:start w:val="1"/>
+      <w:numFmt w:val="bullet"/>
+      <w:lvlText w:val=""/>
+      <w:lvlJc w:val="left"/>
+      <w:pPr>
+        <w:tabs>
+          <w:tab w:val="num" w:pos="4320"/>
+        </w:tabs>
+        <w:ind w:left="4320" w:hanging="360"/>
+      </w:pPr>
+      <w:rPr>
+        <w:rFonts w:ascii="Wingdings" w:hAnsi="Wingdings" w:hint="default"/>
+        <w:sz w:val="20"/>
+      </w:rPr>
+    </w:lvl>
+    <w:lvl w:ilvl="6" w:tentative="1">
+      <w:start w:val="1"/>
+      <w:numFmt w:val="bullet"/>
+      <w:lvlText w:val=""/>
+      <w:lvlJc w:val="left"/>
+      <w:pPr>
+        <w:tabs>
+          <w:tab w:val="num" w:pos="5040"/>
+        </w:tabs>
+        <w:ind w:left="5040" w:hanging="360"/>
+      </w:pPr>
+      <w:rPr>
+        <w:rFonts w:ascii="Wingdings" w:hAnsi="Wingdings" w:hint="default"/>
+        <w:sz w:val="20"/>
+      </w:rPr>
+    </w:lvl>
+    <w:lvl w:ilvl="7" w:tentative="1">
+      <w:start w:val="1"/>
+      <w:numFmt w:val="bullet"/>
+      <w:lvlText w:val=""/>
+      <w:lvlJc w:val="left"/>
+      <w:pPr>
+        <w:tabs>
+          <w:tab w:val="num" w:pos="5760"/>
+        </w:tabs>
+        <w:ind w:left="5760" w:hanging="360"/>
+      </w:pPr>
+      <w:rPr>
+        <w:rFonts w:ascii="Wingdings" w:hAnsi="Wingdings" w:hint="default"/>
+        <w:sz w:val="20"/>
+      </w:rPr>
+    </w:lvl>
+    <w:lvl w:ilvl="8" w:tentative="1">
+      <w:start w:val="1"/>
+      <w:numFmt w:val="bullet"/>
+      <w:lvlText w:val=""/>
+      <w:lvlJc w:val="left"/>
+      <w:pPr>
+        <w:tabs>
+          <w:tab w:val="num" w:pos="6480"/>
+        </w:tabs>
+        <w:ind w:left="6480" w:hanging="360"/>
+      </w:pPr>
+      <w:rPr>
+        <w:rFonts w:ascii="Wingdings" w:hAnsi="Wingdings" w:hint="default"/>
+        <w:sz w:val="20"/>
+      </w:rPr>
+    </w:lvl>
+  </w:abstractNum>
+  <w:abstractNum w:abstractNumId="15" w15:restartNumberingAfterBreak="0">
+    <w:nsid w:val="36744966"/>
+    <w:multiLevelType w:val="hybridMultilevel"/>
+    <w:tmpl w:val="401C05A2"/>
+    <w:lvl w:ilvl="0" w:tplc="240A000D">
+      <w:start w:val="1"/>
+      <w:numFmt w:val="bullet"/>
+      <w:lvlText w:val=""/>
+      <w:lvlJc w:val="left"/>
+      <w:pPr>
+        <w:ind w:left="1429" w:hanging="360"/>
+      </w:pPr>
+      <w:rPr>
+        <w:rFonts w:ascii="Wingdings" w:hAnsi="Wingdings" w:hint="default"/>
+      </w:rPr>
+    </w:lvl>
+    <w:lvl w:ilvl="1" w:tplc="240A0003" w:tentative="1">
+      <w:start w:val="1"/>
+      <w:numFmt w:val="bullet"/>
+      <w:lvlText w:val="o"/>
+      <w:lvlJc w:val="left"/>
+      <w:pPr>
+        <w:ind w:left="2149" w:hanging="360"/>
+      </w:pPr>
+      <w:rPr>
+        <w:rFonts w:ascii="Courier New" w:hAnsi="Courier New" w:cs="Courier New" w:hint="default"/>
+      </w:rPr>
+    </w:lvl>
+    <w:lvl w:ilvl="2" w:tplc="240A0005" w:tentative="1">
+      <w:start w:val="1"/>
+      <w:numFmt w:val="bullet"/>
+      <w:lvlText w:val=""/>
+      <w:lvlJc w:val="left"/>
+      <w:pPr>
+        <w:ind w:left="2869" w:hanging="360"/>
+      </w:pPr>
+      <w:rPr>
+        <w:rFonts w:ascii="Wingdings" w:hAnsi="Wingdings" w:hint="default"/>
+      </w:rPr>
+    </w:lvl>
+    <w:lvl w:ilvl="3" w:tplc="240A0001" w:tentative="1">
+      <w:start w:val="1"/>
+      <w:numFmt w:val="bullet"/>
+      <w:lvlText w:val=""/>
+      <w:lvlJc w:val="left"/>
+      <w:pPr>
+        <w:ind w:left="3589" w:hanging="360"/>
+      </w:pPr>
+      <w:rPr>
+        <w:rFonts w:ascii="Symbol" w:hAnsi="Symbol" w:hint="default"/>
+      </w:rPr>
+    </w:lvl>
+    <w:lvl w:ilvl="4" w:tplc="240A0003" w:tentative="1">
+      <w:start w:val="1"/>
+      <w:numFmt w:val="bullet"/>
+      <w:lvlText w:val="o"/>
+      <w:lvlJc w:val="left"/>
+      <w:pPr>
+        <w:ind w:left="4309" w:hanging="360"/>
+      </w:pPr>
+      <w:rPr>
+        <w:rFonts w:ascii="Courier New" w:hAnsi="Courier New" w:cs="Courier New" w:hint="default"/>
+      </w:rPr>
+    </w:lvl>
+    <w:lvl w:ilvl="5" w:tplc="240A0005" w:tentative="1">
+      <w:start w:val="1"/>
+      <w:numFmt w:val="bullet"/>
+      <w:lvlText w:val=""/>
+      <w:lvlJc w:val="left"/>
+      <w:pPr>
+        <w:ind w:left="5029" w:hanging="360"/>
+      </w:pPr>
+      <w:rPr>
+        <w:rFonts w:ascii="Wingdings" w:hAnsi="Wingdings" w:hint="default"/>
+      </w:rPr>
+    </w:lvl>
+    <w:lvl w:ilvl="6" w:tplc="240A0001" w:tentative="1">
+      <w:start w:val="1"/>
+      <w:numFmt w:val="bullet"/>
+      <w:lvlText w:val=""/>
+      <w:lvlJc w:val="left"/>
+      <w:pPr>
+        <w:ind w:left="5749" w:hanging="360"/>
+      </w:pPr>
+      <w:rPr>
+        <w:rFonts w:ascii="Symbol" w:hAnsi="Symbol" w:hint="default"/>
+      </w:rPr>
+    </w:lvl>
+    <w:lvl w:ilvl="7" w:tplc="240A0003" w:tentative="1">
+      <w:start w:val="1"/>
+      <w:numFmt w:val="bullet"/>
+      <w:lvlText w:val="o"/>
+      <w:lvlJc w:val="left"/>
+      <w:pPr>
+        <w:ind w:left="6469" w:hanging="360"/>
+      </w:pPr>
+      <w:rPr>
+        <w:rFonts w:ascii="Courier New" w:hAnsi="Courier New" w:cs="Courier New" w:hint="default"/>
+      </w:rPr>
+    </w:lvl>
+    <w:lvl w:ilvl="8" w:tplc="240A0005" w:tentative="1">
+      <w:start w:val="1"/>
+      <w:numFmt w:val="bullet"/>
+      <w:lvlText w:val=""/>
+      <w:lvlJc w:val="left"/>
+      <w:pPr>
+        <w:ind w:left="7189" w:hanging="360"/>
+      </w:pPr>
+      <w:rPr>
+        <w:rFonts w:ascii="Wingdings" w:hAnsi="Wingdings" w:hint="default"/>
+      </w:rPr>
+    </w:lvl>
+  </w:abstractNum>
+  <w:abstractNum w:abstractNumId="16" w15:restartNumberingAfterBreak="0">
     <w:nsid w:val="368E176E"/>
     <w:multiLevelType w:val="hybridMultilevel"/>
     <w:tmpl w:val="BDF054FE"/>
@@ -12192,7 +14066,567 @@
       </w:pPr>
     </w:lvl>
   </w:abstractNum>
-  <w:abstractNum w:abstractNumId="8" w15:restartNumberingAfterBreak="0">
+  <w:abstractNum w:abstractNumId="17" w15:restartNumberingAfterBreak="0">
+    <w:nsid w:val="42A875D9"/>
+    <w:multiLevelType w:val="multilevel"/>
+    <w:tmpl w:val="B32EA20A"/>
+    <w:lvl w:ilvl="0">
+      <w:start w:val="1"/>
+      <w:numFmt w:val="bullet"/>
+      <w:lvlText w:val=""/>
+      <w:lvlJc w:val="left"/>
+      <w:pPr>
+        <w:tabs>
+          <w:tab w:val="num" w:pos="720"/>
+        </w:tabs>
+        <w:ind w:left="720" w:hanging="360"/>
+      </w:pPr>
+      <w:rPr>
+        <w:rFonts w:ascii="Symbol" w:hAnsi="Symbol" w:hint="default"/>
+        <w:sz w:val="20"/>
+      </w:rPr>
+    </w:lvl>
+    <w:lvl w:ilvl="1" w:tentative="1">
+      <w:start w:val="1"/>
+      <w:numFmt w:val="bullet"/>
+      <w:lvlText w:val=""/>
+      <w:lvlJc w:val="left"/>
+      <w:pPr>
+        <w:tabs>
+          <w:tab w:val="num" w:pos="1440"/>
+        </w:tabs>
+        <w:ind w:left="1440" w:hanging="360"/>
+      </w:pPr>
+      <w:rPr>
+        <w:rFonts w:ascii="Symbol" w:hAnsi="Symbol" w:hint="default"/>
+        <w:sz w:val="20"/>
+      </w:rPr>
+    </w:lvl>
+    <w:lvl w:ilvl="2" w:tentative="1">
+      <w:start w:val="1"/>
+      <w:numFmt w:val="bullet"/>
+      <w:lvlText w:val=""/>
+      <w:lvlJc w:val="left"/>
+      <w:pPr>
+        <w:tabs>
+          <w:tab w:val="num" w:pos="2160"/>
+        </w:tabs>
+        <w:ind w:left="2160" w:hanging="360"/>
+      </w:pPr>
+      <w:rPr>
+        <w:rFonts w:ascii="Symbol" w:hAnsi="Symbol" w:hint="default"/>
+        <w:sz w:val="20"/>
+      </w:rPr>
+    </w:lvl>
+    <w:lvl w:ilvl="3" w:tentative="1">
+      <w:start w:val="1"/>
+      <w:numFmt w:val="bullet"/>
+      <w:lvlText w:val=""/>
+      <w:lvlJc w:val="left"/>
+      <w:pPr>
+        <w:tabs>
+          <w:tab w:val="num" w:pos="2880"/>
+        </w:tabs>
+        <w:ind w:left="2880" w:hanging="360"/>
+      </w:pPr>
+      <w:rPr>
+        <w:rFonts w:ascii="Symbol" w:hAnsi="Symbol" w:hint="default"/>
+        <w:sz w:val="20"/>
+      </w:rPr>
+    </w:lvl>
+    <w:lvl w:ilvl="4" w:tentative="1">
+      <w:start w:val="1"/>
+      <w:numFmt w:val="bullet"/>
+      <w:lvlText w:val=""/>
+      <w:lvlJc w:val="left"/>
+      <w:pPr>
+        <w:tabs>
+          <w:tab w:val="num" w:pos="3600"/>
+        </w:tabs>
+        <w:ind w:left="3600" w:hanging="360"/>
+      </w:pPr>
+      <w:rPr>
+        <w:rFonts w:ascii="Symbol" w:hAnsi="Symbol" w:hint="default"/>
+        <w:sz w:val="20"/>
+      </w:rPr>
+    </w:lvl>
+    <w:lvl w:ilvl="5" w:tentative="1">
+      <w:start w:val="1"/>
+      <w:numFmt w:val="bullet"/>
+      <w:lvlText w:val=""/>
+      <w:lvlJc w:val="left"/>
+      <w:pPr>
+        <w:tabs>
+          <w:tab w:val="num" w:pos="4320"/>
+        </w:tabs>
+        <w:ind w:left="4320" w:hanging="360"/>
+      </w:pPr>
+      <w:rPr>
+        <w:rFonts w:ascii="Symbol" w:hAnsi="Symbol" w:hint="default"/>
+        <w:sz w:val="20"/>
+      </w:rPr>
+    </w:lvl>
+    <w:lvl w:ilvl="6" w:tentative="1">
+      <w:start w:val="1"/>
+      <w:numFmt w:val="bullet"/>
+      <w:lvlText w:val=""/>
+      <w:lvlJc w:val="left"/>
+      <w:pPr>
+        <w:tabs>
+          <w:tab w:val="num" w:pos="5040"/>
+        </w:tabs>
+        <w:ind w:left="5040" w:hanging="360"/>
+      </w:pPr>
+      <w:rPr>
+        <w:rFonts w:ascii="Symbol" w:hAnsi="Symbol" w:hint="default"/>
+        <w:sz w:val="20"/>
+      </w:rPr>
+    </w:lvl>
+    <w:lvl w:ilvl="7" w:tentative="1">
+      <w:start w:val="1"/>
+      <w:numFmt w:val="bullet"/>
+      <w:lvlText w:val=""/>
+      <w:lvlJc w:val="left"/>
+      <w:pPr>
+        <w:tabs>
+          <w:tab w:val="num" w:pos="5760"/>
+        </w:tabs>
+        <w:ind w:left="5760" w:hanging="360"/>
+      </w:pPr>
+      <w:rPr>
+        <w:rFonts w:ascii="Symbol" w:hAnsi="Symbol" w:hint="default"/>
+        <w:sz w:val="20"/>
+      </w:rPr>
+    </w:lvl>
+    <w:lvl w:ilvl="8" w:tentative="1">
+      <w:start w:val="1"/>
+      <w:numFmt w:val="bullet"/>
+      <w:lvlText w:val=""/>
+      <w:lvlJc w:val="left"/>
+      <w:pPr>
+        <w:tabs>
+          <w:tab w:val="num" w:pos="6480"/>
+        </w:tabs>
+        <w:ind w:left="6480" w:hanging="360"/>
+      </w:pPr>
+      <w:rPr>
+        <w:rFonts w:ascii="Symbol" w:hAnsi="Symbol" w:hint="default"/>
+        <w:sz w:val="20"/>
+      </w:rPr>
+    </w:lvl>
+  </w:abstractNum>
+  <w:abstractNum w:abstractNumId="18" w15:restartNumberingAfterBreak="0">
+    <w:nsid w:val="443314B9"/>
+    <w:multiLevelType w:val="multilevel"/>
+    <w:tmpl w:val="4EF46824"/>
+    <w:lvl w:ilvl="0">
+      <w:start w:val="1"/>
+      <w:numFmt w:val="bullet"/>
+      <w:lvlText w:val=""/>
+      <w:lvlJc w:val="left"/>
+      <w:pPr>
+        <w:tabs>
+          <w:tab w:val="num" w:pos="720"/>
+        </w:tabs>
+        <w:ind w:left="720" w:hanging="360"/>
+      </w:pPr>
+      <w:rPr>
+        <w:rFonts w:ascii="Symbol" w:hAnsi="Symbol" w:hint="default"/>
+        <w:sz w:val="20"/>
+      </w:rPr>
+    </w:lvl>
+    <w:lvl w:ilvl="1" w:tentative="1">
+      <w:start w:val="1"/>
+      <w:numFmt w:val="bullet"/>
+      <w:lvlText w:val=""/>
+      <w:lvlJc w:val="left"/>
+      <w:pPr>
+        <w:tabs>
+          <w:tab w:val="num" w:pos="1440"/>
+        </w:tabs>
+        <w:ind w:left="1440" w:hanging="360"/>
+      </w:pPr>
+      <w:rPr>
+        <w:rFonts w:ascii="Symbol" w:hAnsi="Symbol" w:hint="default"/>
+        <w:sz w:val="20"/>
+      </w:rPr>
+    </w:lvl>
+    <w:lvl w:ilvl="2" w:tentative="1">
+      <w:start w:val="1"/>
+      <w:numFmt w:val="bullet"/>
+      <w:lvlText w:val=""/>
+      <w:lvlJc w:val="left"/>
+      <w:pPr>
+        <w:tabs>
+          <w:tab w:val="num" w:pos="2160"/>
+        </w:tabs>
+        <w:ind w:left="2160" w:hanging="360"/>
+      </w:pPr>
+      <w:rPr>
+        <w:rFonts w:ascii="Symbol" w:hAnsi="Symbol" w:hint="default"/>
+        <w:sz w:val="20"/>
+      </w:rPr>
+    </w:lvl>
+    <w:lvl w:ilvl="3" w:tentative="1">
+      <w:start w:val="1"/>
+      <w:numFmt w:val="bullet"/>
+      <w:lvlText w:val=""/>
+      <w:lvlJc w:val="left"/>
+      <w:pPr>
+        <w:tabs>
+          <w:tab w:val="num" w:pos="2880"/>
+        </w:tabs>
+        <w:ind w:left="2880" w:hanging="360"/>
+      </w:pPr>
+      <w:rPr>
+        <w:rFonts w:ascii="Symbol" w:hAnsi="Symbol" w:hint="default"/>
+        <w:sz w:val="20"/>
+      </w:rPr>
+    </w:lvl>
+    <w:lvl w:ilvl="4" w:tentative="1">
+      <w:start w:val="1"/>
+      <w:numFmt w:val="bullet"/>
+      <w:lvlText w:val=""/>
+      <w:lvlJc w:val="left"/>
+      <w:pPr>
+        <w:tabs>
+          <w:tab w:val="num" w:pos="3600"/>
+        </w:tabs>
+        <w:ind w:left="3600" w:hanging="360"/>
+      </w:pPr>
+      <w:rPr>
+        <w:rFonts w:ascii="Symbol" w:hAnsi="Symbol" w:hint="default"/>
+        <w:sz w:val="20"/>
+      </w:rPr>
+    </w:lvl>
+    <w:lvl w:ilvl="5" w:tentative="1">
+      <w:start w:val="1"/>
+      <w:numFmt w:val="bullet"/>
+      <w:lvlText w:val=""/>
+      <w:lvlJc w:val="left"/>
+      <w:pPr>
+        <w:tabs>
+          <w:tab w:val="num" w:pos="4320"/>
+        </w:tabs>
+        <w:ind w:left="4320" w:hanging="360"/>
+      </w:pPr>
+      <w:rPr>
+        <w:rFonts w:ascii="Symbol" w:hAnsi="Symbol" w:hint="default"/>
+        <w:sz w:val="20"/>
+      </w:rPr>
+    </w:lvl>
+    <w:lvl w:ilvl="6" w:tentative="1">
+      <w:start w:val="1"/>
+      <w:numFmt w:val="bullet"/>
+      <w:lvlText w:val=""/>
+      <w:lvlJc w:val="left"/>
+      <w:pPr>
+        <w:tabs>
+          <w:tab w:val="num" w:pos="5040"/>
+        </w:tabs>
+        <w:ind w:left="5040" w:hanging="360"/>
+      </w:pPr>
+      <w:rPr>
+        <w:rFonts w:ascii="Symbol" w:hAnsi="Symbol" w:hint="default"/>
+        <w:sz w:val="20"/>
+      </w:rPr>
+    </w:lvl>
+    <w:lvl w:ilvl="7" w:tentative="1">
+      <w:start w:val="1"/>
+      <w:numFmt w:val="bullet"/>
+      <w:lvlText w:val=""/>
+      <w:lvlJc w:val="left"/>
+      <w:pPr>
+        <w:tabs>
+          <w:tab w:val="num" w:pos="5760"/>
+        </w:tabs>
+        <w:ind w:left="5760" w:hanging="360"/>
+      </w:pPr>
+      <w:rPr>
+        <w:rFonts w:ascii="Symbol" w:hAnsi="Symbol" w:hint="default"/>
+        <w:sz w:val="20"/>
+      </w:rPr>
+    </w:lvl>
+    <w:lvl w:ilvl="8" w:tentative="1">
+      <w:start w:val="1"/>
+      <w:numFmt w:val="bullet"/>
+      <w:lvlText w:val=""/>
+      <w:lvlJc w:val="left"/>
+      <w:pPr>
+        <w:tabs>
+          <w:tab w:val="num" w:pos="6480"/>
+        </w:tabs>
+        <w:ind w:left="6480" w:hanging="360"/>
+      </w:pPr>
+      <w:rPr>
+        <w:rFonts w:ascii="Symbol" w:hAnsi="Symbol" w:hint="default"/>
+        <w:sz w:val="20"/>
+      </w:rPr>
+    </w:lvl>
+  </w:abstractNum>
+  <w:abstractNum w:abstractNumId="19" w15:restartNumberingAfterBreak="0">
+    <w:nsid w:val="461303D0"/>
+    <w:multiLevelType w:val="multilevel"/>
+    <w:tmpl w:val="E1A2C5AE"/>
+    <w:lvl w:ilvl="0">
+      <w:start w:val="1"/>
+      <w:numFmt w:val="bullet"/>
+      <w:lvlText w:val=""/>
+      <w:lvlJc w:val="left"/>
+      <w:pPr>
+        <w:tabs>
+          <w:tab w:val="num" w:pos="720"/>
+        </w:tabs>
+        <w:ind w:left="720" w:hanging="360"/>
+      </w:pPr>
+      <w:rPr>
+        <w:rFonts w:ascii="Wingdings" w:hAnsi="Wingdings" w:hint="default"/>
+        <w:sz w:val="20"/>
+      </w:rPr>
+    </w:lvl>
+    <w:lvl w:ilvl="1" w:tentative="1">
+      <w:start w:val="1"/>
+      <w:numFmt w:val="bullet"/>
+      <w:lvlText w:val=""/>
+      <w:lvlJc w:val="left"/>
+      <w:pPr>
+        <w:tabs>
+          <w:tab w:val="num" w:pos="1440"/>
+        </w:tabs>
+        <w:ind w:left="1440" w:hanging="360"/>
+      </w:pPr>
+      <w:rPr>
+        <w:rFonts w:ascii="Wingdings" w:hAnsi="Wingdings" w:hint="default"/>
+        <w:sz w:val="20"/>
+      </w:rPr>
+    </w:lvl>
+    <w:lvl w:ilvl="2" w:tentative="1">
+      <w:start w:val="1"/>
+      <w:numFmt w:val="bullet"/>
+      <w:lvlText w:val=""/>
+      <w:lvlJc w:val="left"/>
+      <w:pPr>
+        <w:tabs>
+          <w:tab w:val="num" w:pos="2160"/>
+        </w:tabs>
+        <w:ind w:left="2160" w:hanging="360"/>
+      </w:pPr>
+      <w:rPr>
+        <w:rFonts w:ascii="Wingdings" w:hAnsi="Wingdings" w:hint="default"/>
+        <w:sz w:val="20"/>
+      </w:rPr>
+    </w:lvl>
+    <w:lvl w:ilvl="3" w:tentative="1">
+      <w:start w:val="1"/>
+      <w:numFmt w:val="bullet"/>
+      <w:lvlText w:val=""/>
+      <w:lvlJc w:val="left"/>
+      <w:pPr>
+        <w:tabs>
+          <w:tab w:val="num" w:pos="2880"/>
+        </w:tabs>
+        <w:ind w:left="2880" w:hanging="360"/>
+      </w:pPr>
+      <w:rPr>
+        <w:rFonts w:ascii="Wingdings" w:hAnsi="Wingdings" w:hint="default"/>
+        <w:sz w:val="20"/>
+      </w:rPr>
+    </w:lvl>
+    <w:lvl w:ilvl="4" w:tentative="1">
+      <w:start w:val="1"/>
+      <w:numFmt w:val="bullet"/>
+      <w:lvlText w:val=""/>
+      <w:lvlJc w:val="left"/>
+      <w:pPr>
+        <w:tabs>
+          <w:tab w:val="num" w:pos="3600"/>
+        </w:tabs>
+        <w:ind w:left="3600" w:hanging="360"/>
+      </w:pPr>
+      <w:rPr>
+        <w:rFonts w:ascii="Wingdings" w:hAnsi="Wingdings" w:hint="default"/>
+        <w:sz w:val="20"/>
+      </w:rPr>
+    </w:lvl>
+    <w:lvl w:ilvl="5" w:tentative="1">
+      <w:start w:val="1"/>
+      <w:numFmt w:val="bullet"/>
+      <w:lvlText w:val=""/>
+      <w:lvlJc w:val="left"/>
+      <w:pPr>
+        <w:tabs>
+          <w:tab w:val="num" w:pos="4320"/>
+        </w:tabs>
+        <w:ind w:left="4320" w:hanging="360"/>
+      </w:pPr>
+      <w:rPr>
+        <w:rFonts w:ascii="Wingdings" w:hAnsi="Wingdings" w:hint="default"/>
+        <w:sz w:val="20"/>
+      </w:rPr>
+    </w:lvl>
+    <w:lvl w:ilvl="6" w:tentative="1">
+      <w:start w:val="1"/>
+      <w:numFmt w:val="bullet"/>
+      <w:lvlText w:val=""/>
+      <w:lvlJc w:val="left"/>
+      <w:pPr>
+        <w:tabs>
+          <w:tab w:val="num" w:pos="5040"/>
+        </w:tabs>
+        <w:ind w:left="5040" w:hanging="360"/>
+      </w:pPr>
+      <w:rPr>
+        <w:rFonts w:ascii="Wingdings" w:hAnsi="Wingdings" w:hint="default"/>
+        <w:sz w:val="20"/>
+      </w:rPr>
+    </w:lvl>
+    <w:lvl w:ilvl="7" w:tentative="1">
+      <w:start w:val="1"/>
+      <w:numFmt w:val="bullet"/>
+      <w:lvlText w:val=""/>
+      <w:lvlJc w:val="left"/>
+      <w:pPr>
+        <w:tabs>
+          <w:tab w:val="num" w:pos="5760"/>
+        </w:tabs>
+        <w:ind w:left="5760" w:hanging="360"/>
+      </w:pPr>
+      <w:rPr>
+        <w:rFonts w:ascii="Wingdings" w:hAnsi="Wingdings" w:hint="default"/>
+        <w:sz w:val="20"/>
+      </w:rPr>
+    </w:lvl>
+    <w:lvl w:ilvl="8" w:tentative="1">
+      <w:start w:val="1"/>
+      <w:numFmt w:val="bullet"/>
+      <w:lvlText w:val=""/>
+      <w:lvlJc w:val="left"/>
+      <w:pPr>
+        <w:tabs>
+          <w:tab w:val="num" w:pos="6480"/>
+        </w:tabs>
+        <w:ind w:left="6480" w:hanging="360"/>
+      </w:pPr>
+      <w:rPr>
+        <w:rFonts w:ascii="Wingdings" w:hAnsi="Wingdings" w:hint="default"/>
+        <w:sz w:val="20"/>
+      </w:rPr>
+    </w:lvl>
+  </w:abstractNum>
+  <w:abstractNum w:abstractNumId="20" w15:restartNumberingAfterBreak="0">
+    <w:nsid w:val="464F1447"/>
+    <w:multiLevelType w:val="hybridMultilevel"/>
+    <w:tmpl w:val="3D205384"/>
+    <w:lvl w:ilvl="0" w:tplc="240A000D">
+      <w:start w:val="1"/>
+      <w:numFmt w:val="bullet"/>
+      <w:lvlText w:val=""/>
+      <w:lvlJc w:val="left"/>
+      <w:pPr>
+        <w:ind w:left="1429" w:hanging="360"/>
+      </w:pPr>
+      <w:rPr>
+        <w:rFonts w:ascii="Wingdings" w:hAnsi="Wingdings" w:hint="default"/>
+      </w:rPr>
+    </w:lvl>
+    <w:lvl w:ilvl="1" w:tplc="240A0003" w:tentative="1">
+      <w:start w:val="1"/>
+      <w:numFmt w:val="bullet"/>
+      <w:lvlText w:val="o"/>
+      <w:lvlJc w:val="left"/>
+      <w:pPr>
+        <w:ind w:left="2149" w:hanging="360"/>
+      </w:pPr>
+      <w:rPr>
+        <w:rFonts w:ascii="Courier New" w:hAnsi="Courier New" w:cs="Courier New" w:hint="default"/>
+      </w:rPr>
+    </w:lvl>
+    <w:lvl w:ilvl="2" w:tplc="240A0005" w:tentative="1">
+      <w:start w:val="1"/>
+      <w:numFmt w:val="bullet"/>
+      <w:lvlText w:val=""/>
+      <w:lvlJc w:val="left"/>
+      <w:pPr>
+        <w:ind w:left="2869" w:hanging="360"/>
+      </w:pPr>
+      <w:rPr>
+        <w:rFonts w:ascii="Wingdings" w:hAnsi="Wingdings" w:hint="default"/>
+      </w:rPr>
+    </w:lvl>
+    <w:lvl w:ilvl="3" w:tplc="240A0001" w:tentative="1">
+      <w:start w:val="1"/>
+      <w:numFmt w:val="bullet"/>
+      <w:lvlText w:val=""/>
+      <w:lvlJc w:val="left"/>
+      <w:pPr>
+        <w:ind w:left="3589" w:hanging="360"/>
+      </w:pPr>
+      <w:rPr>
+        <w:rFonts w:ascii="Symbol" w:hAnsi="Symbol" w:hint="default"/>
+      </w:rPr>
+    </w:lvl>
+    <w:lvl w:ilvl="4" w:tplc="240A0003" w:tentative="1">
+      <w:start w:val="1"/>
+      <w:numFmt w:val="bullet"/>
+      <w:lvlText w:val="o"/>
+      <w:lvlJc w:val="left"/>
+      <w:pPr>
+        <w:ind w:left="4309" w:hanging="360"/>
+      </w:pPr>
+      <w:rPr>
+        <w:rFonts w:ascii="Courier New" w:hAnsi="Courier New" w:cs="Courier New" w:hint="default"/>
+      </w:rPr>
+    </w:lvl>
+    <w:lvl w:ilvl="5" w:tplc="240A0005" w:tentative="1">
+      <w:start w:val="1"/>
+      <w:numFmt w:val="bullet"/>
+      <w:lvlText w:val=""/>
+      <w:lvlJc w:val="left"/>
+      <w:pPr>
+        <w:ind w:left="5029" w:hanging="360"/>
+      </w:pPr>
+      <w:rPr>
+        <w:rFonts w:ascii="Wingdings" w:hAnsi="Wingdings" w:hint="default"/>
+      </w:rPr>
+    </w:lvl>
+    <w:lvl w:ilvl="6" w:tplc="240A0001" w:tentative="1">
+      <w:start w:val="1"/>
+      <w:numFmt w:val="bullet"/>
+      <w:lvlText w:val=""/>
+      <w:lvlJc w:val="left"/>
+      <w:pPr>
+        <w:ind w:left="5749" w:hanging="360"/>
+      </w:pPr>
+      <w:rPr>
+        <w:rFonts w:ascii="Symbol" w:hAnsi="Symbol" w:hint="default"/>
+      </w:rPr>
+    </w:lvl>
+    <w:lvl w:ilvl="7" w:tplc="240A0003" w:tentative="1">
+      <w:start w:val="1"/>
+      <w:numFmt w:val="bullet"/>
+      <w:lvlText w:val="o"/>
+      <w:lvlJc w:val="left"/>
+      <w:pPr>
+        <w:ind w:left="6469" w:hanging="360"/>
+      </w:pPr>
+      <w:rPr>
+        <w:rFonts w:ascii="Courier New" w:hAnsi="Courier New" w:cs="Courier New" w:hint="default"/>
+      </w:rPr>
+    </w:lvl>
+    <w:lvl w:ilvl="8" w:tplc="240A0005" w:tentative="1">
+      <w:start w:val="1"/>
+      <w:numFmt w:val="bullet"/>
+      <w:lvlText w:val=""/>
+      <w:lvlJc w:val="left"/>
+      <w:pPr>
+        <w:ind w:left="7189" w:hanging="360"/>
+      </w:pPr>
+      <w:rPr>
+        <w:rFonts w:ascii="Wingdings" w:hAnsi="Wingdings" w:hint="default"/>
+      </w:rPr>
+    </w:lvl>
+  </w:abstractNum>
+  <w:abstractNum w:abstractNumId="21" w15:restartNumberingAfterBreak="0">
     <w:nsid w:val="467F49A6"/>
     <w:multiLevelType w:val="multilevel"/>
     <w:tmpl w:val="D2E64B38"/>
@@ -12279,7 +14713,7 @@
       </w:pPr>
     </w:lvl>
   </w:abstractNum>
-  <w:abstractNum w:abstractNumId="9" w15:restartNumberingAfterBreak="0">
+  <w:abstractNum w:abstractNumId="22" w15:restartNumberingAfterBreak="0">
     <w:nsid w:val="46DC2B8A"/>
     <w:multiLevelType w:val="hybridMultilevel"/>
     <w:tmpl w:val="F7A63F5A"/>
@@ -12392,7 +14826,7 @@
       </w:rPr>
     </w:lvl>
   </w:abstractNum>
-  <w:abstractNum w:abstractNumId="10" w15:restartNumberingAfterBreak="0">
+  <w:abstractNum w:abstractNumId="23" w15:restartNumberingAfterBreak="0">
     <w:nsid w:val="471E175E"/>
     <w:multiLevelType w:val="hybridMultilevel"/>
     <w:tmpl w:val="3FE49E4A"/>
@@ -12505,7 +14939,7 @@
       </w:rPr>
     </w:lvl>
   </w:abstractNum>
-  <w:abstractNum w:abstractNumId="11" w15:restartNumberingAfterBreak="0">
+  <w:abstractNum w:abstractNumId="24" w15:restartNumberingAfterBreak="0">
     <w:nsid w:val="49063C26"/>
     <w:multiLevelType w:val="hybridMultilevel"/>
     <w:tmpl w:val="6C5CA566"/>
@@ -12618,7 +15052,7 @@
       </w:rPr>
     </w:lvl>
   </w:abstractNum>
-  <w:abstractNum w:abstractNumId="12" w15:restartNumberingAfterBreak="0">
+  <w:abstractNum w:abstractNumId="25" w15:restartNumberingAfterBreak="0">
     <w:nsid w:val="4EBE1EF6"/>
     <w:multiLevelType w:val="hybridMultilevel"/>
     <w:tmpl w:val="F6A60586"/>
@@ -12711,7 +15145,7 @@
       </w:pPr>
     </w:lvl>
   </w:abstractNum>
-  <w:abstractNum w:abstractNumId="13" w15:restartNumberingAfterBreak="0">
+  <w:abstractNum w:abstractNumId="26" w15:restartNumberingAfterBreak="0">
     <w:nsid w:val="4EE57ADD"/>
     <w:multiLevelType w:val="hybridMultilevel"/>
     <w:tmpl w:val="A3FA3AC2"/>
@@ -12824,7 +15258,156 @@
       </w:rPr>
     </w:lvl>
   </w:abstractNum>
-  <w:abstractNum w:abstractNumId="14" w15:restartNumberingAfterBreak="0">
+  <w:abstractNum w:abstractNumId="27" w15:restartNumberingAfterBreak="0">
+    <w:nsid w:val="4EF96BCB"/>
+    <w:multiLevelType w:val="multilevel"/>
+    <w:tmpl w:val="18C0D882"/>
+    <w:lvl w:ilvl="0">
+      <w:start w:val="1"/>
+      <w:numFmt w:val="bullet"/>
+      <w:lvlText w:val=""/>
+      <w:lvlJc w:val="left"/>
+      <w:pPr>
+        <w:tabs>
+          <w:tab w:val="num" w:pos="720"/>
+        </w:tabs>
+        <w:ind w:left="720" w:hanging="360"/>
+      </w:pPr>
+      <w:rPr>
+        <w:rFonts w:ascii="Symbol" w:hAnsi="Symbol" w:hint="default"/>
+        <w:sz w:val="20"/>
+      </w:rPr>
+    </w:lvl>
+    <w:lvl w:ilvl="1" w:tentative="1">
+      <w:start w:val="1"/>
+      <w:numFmt w:val="bullet"/>
+      <w:lvlText w:val=""/>
+      <w:lvlJc w:val="left"/>
+      <w:pPr>
+        <w:tabs>
+          <w:tab w:val="num" w:pos="1440"/>
+        </w:tabs>
+        <w:ind w:left="1440" w:hanging="360"/>
+      </w:pPr>
+      <w:rPr>
+        <w:rFonts w:ascii="Symbol" w:hAnsi="Symbol" w:hint="default"/>
+        <w:sz w:val="20"/>
+      </w:rPr>
+    </w:lvl>
+    <w:lvl w:ilvl="2" w:tentative="1">
+      <w:start w:val="1"/>
+      <w:numFmt w:val="bullet"/>
+      <w:lvlText w:val=""/>
+      <w:lvlJc w:val="left"/>
+      <w:pPr>
+        <w:tabs>
+          <w:tab w:val="num" w:pos="2160"/>
+        </w:tabs>
+        <w:ind w:left="2160" w:hanging="360"/>
+      </w:pPr>
+      <w:rPr>
+        <w:rFonts w:ascii="Symbol" w:hAnsi="Symbol" w:hint="default"/>
+        <w:sz w:val="20"/>
+      </w:rPr>
+    </w:lvl>
+    <w:lvl w:ilvl="3" w:tentative="1">
+      <w:start w:val="1"/>
+      <w:numFmt w:val="bullet"/>
+      <w:lvlText w:val=""/>
+      <w:lvlJc w:val="left"/>
+      <w:pPr>
+        <w:tabs>
+          <w:tab w:val="num" w:pos="2880"/>
+        </w:tabs>
+        <w:ind w:left="2880" w:hanging="360"/>
+      </w:pPr>
+      <w:rPr>
+        <w:rFonts w:ascii="Symbol" w:hAnsi="Symbol" w:hint="default"/>
+        <w:sz w:val="20"/>
+      </w:rPr>
+    </w:lvl>
+    <w:lvl w:ilvl="4" w:tentative="1">
+      <w:start w:val="1"/>
+      <w:numFmt w:val="bullet"/>
+      <w:lvlText w:val=""/>
+      <w:lvlJc w:val="left"/>
+      <w:pPr>
+        <w:tabs>
+          <w:tab w:val="num" w:pos="3600"/>
+        </w:tabs>
+        <w:ind w:left="3600" w:hanging="360"/>
+      </w:pPr>
+      <w:rPr>
+        <w:rFonts w:ascii="Symbol" w:hAnsi="Symbol" w:hint="default"/>
+        <w:sz w:val="20"/>
+      </w:rPr>
+    </w:lvl>
+    <w:lvl w:ilvl="5" w:tentative="1">
+      <w:start w:val="1"/>
+      <w:numFmt w:val="bullet"/>
+      <w:lvlText w:val=""/>
+      <w:lvlJc w:val="left"/>
+      <w:pPr>
+        <w:tabs>
+          <w:tab w:val="num" w:pos="4320"/>
+        </w:tabs>
+        <w:ind w:left="4320" w:hanging="360"/>
+      </w:pPr>
+      <w:rPr>
+        <w:rFonts w:ascii="Symbol" w:hAnsi="Symbol" w:hint="default"/>
+        <w:sz w:val="20"/>
+      </w:rPr>
+    </w:lvl>
+    <w:lvl w:ilvl="6" w:tentative="1">
+      <w:start w:val="1"/>
+      <w:numFmt w:val="bullet"/>
+      <w:lvlText w:val=""/>
+      <w:lvlJc w:val="left"/>
+      <w:pPr>
+        <w:tabs>
+          <w:tab w:val="num" w:pos="5040"/>
+        </w:tabs>
+        <w:ind w:left="5040" w:hanging="360"/>
+      </w:pPr>
+      <w:rPr>
+        <w:rFonts w:ascii="Symbol" w:hAnsi="Symbol" w:hint="default"/>
+        <w:sz w:val="20"/>
+      </w:rPr>
+    </w:lvl>
+    <w:lvl w:ilvl="7" w:tentative="1">
+      <w:start w:val="1"/>
+      <w:numFmt w:val="bullet"/>
+      <w:lvlText w:val=""/>
+      <w:lvlJc w:val="left"/>
+      <w:pPr>
+        <w:tabs>
+          <w:tab w:val="num" w:pos="5760"/>
+        </w:tabs>
+        <w:ind w:left="5760" w:hanging="360"/>
+      </w:pPr>
+      <w:rPr>
+        <w:rFonts w:ascii="Symbol" w:hAnsi="Symbol" w:hint="default"/>
+        <w:sz w:val="20"/>
+      </w:rPr>
+    </w:lvl>
+    <w:lvl w:ilvl="8" w:tentative="1">
+      <w:start w:val="1"/>
+      <w:numFmt w:val="bullet"/>
+      <w:lvlText w:val=""/>
+      <w:lvlJc w:val="left"/>
+      <w:pPr>
+        <w:tabs>
+          <w:tab w:val="num" w:pos="6480"/>
+        </w:tabs>
+        <w:ind w:left="6480" w:hanging="360"/>
+      </w:pPr>
+      <w:rPr>
+        <w:rFonts w:ascii="Symbol" w:hAnsi="Symbol" w:hint="default"/>
+        <w:sz w:val="20"/>
+      </w:rPr>
+    </w:lvl>
+  </w:abstractNum>
+  <w:abstractNum w:abstractNumId="28" w15:restartNumberingAfterBreak="0">
     <w:nsid w:val="54395E58"/>
     <w:multiLevelType w:val="hybridMultilevel"/>
     <w:tmpl w:val="60646C4E"/>
@@ -12937,7 +15520,7 @@
       </w:rPr>
     </w:lvl>
   </w:abstractNum>
-  <w:abstractNum w:abstractNumId="15" w15:restartNumberingAfterBreak="0">
+  <w:abstractNum w:abstractNumId="29" w15:restartNumberingAfterBreak="0">
     <w:nsid w:val="57CD2C96"/>
     <w:multiLevelType w:val="hybridMultilevel"/>
     <w:tmpl w:val="76BEB2E4"/>
@@ -13050,7 +15633,156 @@
       </w:rPr>
     </w:lvl>
   </w:abstractNum>
-  <w:abstractNum w:abstractNumId="16" w15:restartNumberingAfterBreak="0">
+  <w:abstractNum w:abstractNumId="30" w15:restartNumberingAfterBreak="0">
+    <w:nsid w:val="5FFB78AE"/>
+    <w:multiLevelType w:val="multilevel"/>
+    <w:tmpl w:val="E0548862"/>
+    <w:lvl w:ilvl="0">
+      <w:start w:val="1"/>
+      <w:numFmt w:val="bullet"/>
+      <w:lvlText w:val=""/>
+      <w:lvlJc w:val="left"/>
+      <w:pPr>
+        <w:tabs>
+          <w:tab w:val="num" w:pos="720"/>
+        </w:tabs>
+        <w:ind w:left="720" w:hanging="360"/>
+      </w:pPr>
+      <w:rPr>
+        <w:rFonts w:ascii="Wingdings" w:hAnsi="Wingdings" w:hint="default"/>
+        <w:sz w:val="20"/>
+      </w:rPr>
+    </w:lvl>
+    <w:lvl w:ilvl="1" w:tentative="1">
+      <w:start w:val="1"/>
+      <w:numFmt w:val="bullet"/>
+      <w:lvlText w:val=""/>
+      <w:lvlJc w:val="left"/>
+      <w:pPr>
+        <w:tabs>
+          <w:tab w:val="num" w:pos="1440"/>
+        </w:tabs>
+        <w:ind w:left="1440" w:hanging="360"/>
+      </w:pPr>
+      <w:rPr>
+        <w:rFonts w:ascii="Wingdings" w:hAnsi="Wingdings" w:hint="default"/>
+        <w:sz w:val="20"/>
+      </w:rPr>
+    </w:lvl>
+    <w:lvl w:ilvl="2" w:tentative="1">
+      <w:start w:val="1"/>
+      <w:numFmt w:val="bullet"/>
+      <w:lvlText w:val=""/>
+      <w:lvlJc w:val="left"/>
+      <w:pPr>
+        <w:tabs>
+          <w:tab w:val="num" w:pos="2160"/>
+        </w:tabs>
+        <w:ind w:left="2160" w:hanging="360"/>
+      </w:pPr>
+      <w:rPr>
+        <w:rFonts w:ascii="Wingdings" w:hAnsi="Wingdings" w:hint="default"/>
+        <w:sz w:val="20"/>
+      </w:rPr>
+    </w:lvl>
+    <w:lvl w:ilvl="3" w:tentative="1">
+      <w:start w:val="1"/>
+      <w:numFmt w:val="bullet"/>
+      <w:lvlText w:val=""/>
+      <w:lvlJc w:val="left"/>
+      <w:pPr>
+        <w:tabs>
+          <w:tab w:val="num" w:pos="2880"/>
+        </w:tabs>
+        <w:ind w:left="2880" w:hanging="360"/>
+      </w:pPr>
+      <w:rPr>
+        <w:rFonts w:ascii="Wingdings" w:hAnsi="Wingdings" w:hint="default"/>
+        <w:sz w:val="20"/>
+      </w:rPr>
+    </w:lvl>
+    <w:lvl w:ilvl="4" w:tentative="1">
+      <w:start w:val="1"/>
+      <w:numFmt w:val="bullet"/>
+      <w:lvlText w:val=""/>
+      <w:lvlJc w:val="left"/>
+      <w:pPr>
+        <w:tabs>
+          <w:tab w:val="num" w:pos="3600"/>
+        </w:tabs>
+        <w:ind w:left="3600" w:hanging="360"/>
+      </w:pPr>
+      <w:rPr>
+        <w:rFonts w:ascii="Wingdings" w:hAnsi="Wingdings" w:hint="default"/>
+        <w:sz w:val="20"/>
+      </w:rPr>
+    </w:lvl>
+    <w:lvl w:ilvl="5" w:tentative="1">
+      <w:start w:val="1"/>
+      <w:numFmt w:val="bullet"/>
+      <w:lvlText w:val=""/>
+      <w:lvlJc w:val="left"/>
+      <w:pPr>
+        <w:tabs>
+          <w:tab w:val="num" w:pos="4320"/>
+        </w:tabs>
+        <w:ind w:left="4320" w:hanging="360"/>
+      </w:pPr>
+      <w:rPr>
+        <w:rFonts w:ascii="Wingdings" w:hAnsi="Wingdings" w:hint="default"/>
+        <w:sz w:val="20"/>
+      </w:rPr>
+    </w:lvl>
+    <w:lvl w:ilvl="6" w:tentative="1">
+      <w:start w:val="1"/>
+      <w:numFmt w:val="bullet"/>
+      <w:lvlText w:val=""/>
+      <w:lvlJc w:val="left"/>
+      <w:pPr>
+        <w:tabs>
+          <w:tab w:val="num" w:pos="5040"/>
+        </w:tabs>
+        <w:ind w:left="5040" w:hanging="360"/>
+      </w:pPr>
+      <w:rPr>
+        <w:rFonts w:ascii="Wingdings" w:hAnsi="Wingdings" w:hint="default"/>
+        <w:sz w:val="20"/>
+      </w:rPr>
+    </w:lvl>
+    <w:lvl w:ilvl="7" w:tentative="1">
+      <w:start w:val="1"/>
+      <w:numFmt w:val="bullet"/>
+      <w:lvlText w:val=""/>
+      <w:lvlJc w:val="left"/>
+      <w:pPr>
+        <w:tabs>
+          <w:tab w:val="num" w:pos="5760"/>
+        </w:tabs>
+        <w:ind w:left="5760" w:hanging="360"/>
+      </w:pPr>
+      <w:rPr>
+        <w:rFonts w:ascii="Wingdings" w:hAnsi="Wingdings" w:hint="default"/>
+        <w:sz w:val="20"/>
+      </w:rPr>
+    </w:lvl>
+    <w:lvl w:ilvl="8" w:tentative="1">
+      <w:start w:val="1"/>
+      <w:numFmt w:val="bullet"/>
+      <w:lvlText w:val=""/>
+      <w:lvlJc w:val="left"/>
+      <w:pPr>
+        <w:tabs>
+          <w:tab w:val="num" w:pos="6480"/>
+        </w:tabs>
+        <w:ind w:left="6480" w:hanging="360"/>
+      </w:pPr>
+      <w:rPr>
+        <w:rFonts w:ascii="Wingdings" w:hAnsi="Wingdings" w:hint="default"/>
+        <w:sz w:val="20"/>
+      </w:rPr>
+    </w:lvl>
+  </w:abstractNum>
+  <w:abstractNum w:abstractNumId="31" w15:restartNumberingAfterBreak="0">
     <w:nsid w:val="604C03DA"/>
     <w:multiLevelType w:val="hybridMultilevel"/>
     <w:tmpl w:val="C13CC4B6"/>
@@ -13163,7 +15895,120 @@
       </w:rPr>
     </w:lvl>
   </w:abstractNum>
-  <w:abstractNum w:abstractNumId="17" w15:restartNumberingAfterBreak="0">
+  <w:abstractNum w:abstractNumId="32" w15:restartNumberingAfterBreak="0">
+    <w:nsid w:val="617062E6"/>
+    <w:multiLevelType w:val="hybridMultilevel"/>
+    <w:tmpl w:val="AAD8C73E"/>
+    <w:lvl w:ilvl="0" w:tplc="240A000D">
+      <w:start w:val="1"/>
+      <w:numFmt w:val="bullet"/>
+      <w:lvlText w:val=""/>
+      <w:lvlJc w:val="left"/>
+      <w:pPr>
+        <w:ind w:left="1429" w:hanging="360"/>
+      </w:pPr>
+      <w:rPr>
+        <w:rFonts w:ascii="Wingdings" w:hAnsi="Wingdings" w:hint="default"/>
+      </w:rPr>
+    </w:lvl>
+    <w:lvl w:ilvl="1" w:tplc="240A0003" w:tentative="1">
+      <w:start w:val="1"/>
+      <w:numFmt w:val="bullet"/>
+      <w:lvlText w:val="o"/>
+      <w:lvlJc w:val="left"/>
+      <w:pPr>
+        <w:ind w:left="2149" w:hanging="360"/>
+      </w:pPr>
+      <w:rPr>
+        <w:rFonts w:ascii="Courier New" w:hAnsi="Courier New" w:cs="Courier New" w:hint="default"/>
+      </w:rPr>
+    </w:lvl>
+    <w:lvl w:ilvl="2" w:tplc="240A0005" w:tentative="1">
+      <w:start w:val="1"/>
+      <w:numFmt w:val="bullet"/>
+      <w:lvlText w:val=""/>
+      <w:lvlJc w:val="left"/>
+      <w:pPr>
+        <w:ind w:left="2869" w:hanging="360"/>
+      </w:pPr>
+      <w:rPr>
+        <w:rFonts w:ascii="Wingdings" w:hAnsi="Wingdings" w:hint="default"/>
+      </w:rPr>
+    </w:lvl>
+    <w:lvl w:ilvl="3" w:tplc="240A0001" w:tentative="1">
+      <w:start w:val="1"/>
+      <w:numFmt w:val="bullet"/>
+      <w:lvlText w:val=""/>
+      <w:lvlJc w:val="left"/>
+      <w:pPr>
+        <w:ind w:left="3589" w:hanging="360"/>
+      </w:pPr>
+      <w:rPr>
+        <w:rFonts w:ascii="Symbol" w:hAnsi="Symbol" w:hint="default"/>
+      </w:rPr>
+    </w:lvl>
+    <w:lvl w:ilvl="4" w:tplc="240A0003" w:tentative="1">
+      <w:start w:val="1"/>
+      <w:numFmt w:val="bullet"/>
+      <w:lvlText w:val="o"/>
+      <w:lvlJc w:val="left"/>
+      <w:pPr>
+        <w:ind w:left="4309" w:hanging="360"/>
+      </w:pPr>
+      <w:rPr>
+        <w:rFonts w:ascii="Courier New" w:hAnsi="Courier New" w:cs="Courier New" w:hint="default"/>
+      </w:rPr>
+    </w:lvl>
+    <w:lvl w:ilvl="5" w:tplc="240A0005" w:tentative="1">
+      <w:start w:val="1"/>
+      <w:numFmt w:val="bullet"/>
+      <w:lvlText w:val=""/>
+      <w:lvlJc w:val="left"/>
+      <w:pPr>
+        <w:ind w:left="5029" w:hanging="360"/>
+      </w:pPr>
+      <w:rPr>
+        <w:rFonts w:ascii="Wingdings" w:hAnsi="Wingdings" w:hint="default"/>
+      </w:rPr>
+    </w:lvl>
+    <w:lvl w:ilvl="6" w:tplc="240A0001" w:tentative="1">
+      <w:start w:val="1"/>
+      <w:numFmt w:val="bullet"/>
+      <w:lvlText w:val=""/>
+      <w:lvlJc w:val="left"/>
+      <w:pPr>
+        <w:ind w:left="5749" w:hanging="360"/>
+      </w:pPr>
+      <w:rPr>
+        <w:rFonts w:ascii="Symbol" w:hAnsi="Symbol" w:hint="default"/>
+      </w:rPr>
+    </w:lvl>
+    <w:lvl w:ilvl="7" w:tplc="240A0003" w:tentative="1">
+      <w:start w:val="1"/>
+      <w:numFmt w:val="bullet"/>
+      <w:lvlText w:val="o"/>
+      <w:lvlJc w:val="left"/>
+      <w:pPr>
+        <w:ind w:left="6469" w:hanging="360"/>
+      </w:pPr>
+      <w:rPr>
+        <w:rFonts w:ascii="Courier New" w:hAnsi="Courier New" w:cs="Courier New" w:hint="default"/>
+      </w:rPr>
+    </w:lvl>
+    <w:lvl w:ilvl="8" w:tplc="240A0005" w:tentative="1">
+      <w:start w:val="1"/>
+      <w:numFmt w:val="bullet"/>
+      <w:lvlText w:val=""/>
+      <w:lvlJc w:val="left"/>
+      <w:pPr>
+        <w:ind w:left="7189" w:hanging="360"/>
+      </w:pPr>
+      <w:rPr>
+        <w:rFonts w:ascii="Wingdings" w:hAnsi="Wingdings" w:hint="default"/>
+      </w:rPr>
+    </w:lvl>
+  </w:abstractNum>
+  <w:abstractNum w:abstractNumId="33" w15:restartNumberingAfterBreak="0">
     <w:nsid w:val="63AC1568"/>
     <w:multiLevelType w:val="hybridMultilevel"/>
     <w:tmpl w:val="DBF621EC"/>
@@ -13276,7 +16121,7 @@
       </w:rPr>
     </w:lvl>
   </w:abstractNum>
-  <w:abstractNum w:abstractNumId="18" w15:restartNumberingAfterBreak="0">
+  <w:abstractNum w:abstractNumId="34" w15:restartNumberingAfterBreak="0">
     <w:nsid w:val="66324F87"/>
     <w:multiLevelType w:val="multilevel"/>
     <w:tmpl w:val="2E302D0A"/>
@@ -13398,7 +16243,120 @@
       </w:rPr>
     </w:lvl>
   </w:abstractNum>
-  <w:abstractNum w:abstractNumId="19" w15:restartNumberingAfterBreak="0">
+  <w:abstractNum w:abstractNumId="35" w15:restartNumberingAfterBreak="0">
+    <w:nsid w:val="684163A1"/>
+    <w:multiLevelType w:val="hybridMultilevel"/>
+    <w:tmpl w:val="AA58A046"/>
+    <w:lvl w:ilvl="0" w:tplc="240A000D">
+      <w:start w:val="1"/>
+      <w:numFmt w:val="bullet"/>
+      <w:lvlText w:val=""/>
+      <w:lvlJc w:val="left"/>
+      <w:pPr>
+        <w:ind w:left="1429" w:hanging="360"/>
+      </w:pPr>
+      <w:rPr>
+        <w:rFonts w:ascii="Wingdings" w:hAnsi="Wingdings" w:hint="default"/>
+      </w:rPr>
+    </w:lvl>
+    <w:lvl w:ilvl="1" w:tplc="240A0003" w:tentative="1">
+      <w:start w:val="1"/>
+      <w:numFmt w:val="bullet"/>
+      <w:lvlText w:val="o"/>
+      <w:lvlJc w:val="left"/>
+      <w:pPr>
+        <w:ind w:left="2149" w:hanging="360"/>
+      </w:pPr>
+      <w:rPr>
+        <w:rFonts w:ascii="Courier New" w:hAnsi="Courier New" w:cs="Courier New" w:hint="default"/>
+      </w:rPr>
+    </w:lvl>
+    <w:lvl w:ilvl="2" w:tplc="240A0005" w:tentative="1">
+      <w:start w:val="1"/>
+      <w:numFmt w:val="bullet"/>
+      <w:lvlText w:val=""/>
+      <w:lvlJc w:val="left"/>
+      <w:pPr>
+        <w:ind w:left="2869" w:hanging="360"/>
+      </w:pPr>
+      <w:rPr>
+        <w:rFonts w:ascii="Wingdings" w:hAnsi="Wingdings" w:hint="default"/>
+      </w:rPr>
+    </w:lvl>
+    <w:lvl w:ilvl="3" w:tplc="240A0001" w:tentative="1">
+      <w:start w:val="1"/>
+      <w:numFmt w:val="bullet"/>
+      <w:lvlText w:val=""/>
+      <w:lvlJc w:val="left"/>
+      <w:pPr>
+        <w:ind w:left="3589" w:hanging="360"/>
+      </w:pPr>
+      <w:rPr>
+        <w:rFonts w:ascii="Symbol" w:hAnsi="Symbol" w:hint="default"/>
+      </w:rPr>
+    </w:lvl>
+    <w:lvl w:ilvl="4" w:tplc="240A0003" w:tentative="1">
+      <w:start w:val="1"/>
+      <w:numFmt w:val="bullet"/>
+      <w:lvlText w:val="o"/>
+      <w:lvlJc w:val="left"/>
+      <w:pPr>
+        <w:ind w:left="4309" w:hanging="360"/>
+      </w:pPr>
+      <w:rPr>
+        <w:rFonts w:ascii="Courier New" w:hAnsi="Courier New" w:cs="Courier New" w:hint="default"/>
+      </w:rPr>
+    </w:lvl>
+    <w:lvl w:ilvl="5" w:tplc="240A0005" w:tentative="1">
+      <w:start w:val="1"/>
+      <w:numFmt w:val="bullet"/>
+      <w:lvlText w:val=""/>
+      <w:lvlJc w:val="left"/>
+      <w:pPr>
+        <w:ind w:left="5029" w:hanging="360"/>
+      </w:pPr>
+      <w:rPr>
+        <w:rFonts w:ascii="Wingdings" w:hAnsi="Wingdings" w:hint="default"/>
+      </w:rPr>
+    </w:lvl>
+    <w:lvl w:ilvl="6" w:tplc="240A0001" w:tentative="1">
+      <w:start w:val="1"/>
+      <w:numFmt w:val="bullet"/>
+      <w:lvlText w:val=""/>
+      <w:lvlJc w:val="left"/>
+      <w:pPr>
+        <w:ind w:left="5749" w:hanging="360"/>
+      </w:pPr>
+      <w:rPr>
+        <w:rFonts w:ascii="Symbol" w:hAnsi="Symbol" w:hint="default"/>
+      </w:rPr>
+    </w:lvl>
+    <w:lvl w:ilvl="7" w:tplc="240A0003" w:tentative="1">
+      <w:start w:val="1"/>
+      <w:numFmt w:val="bullet"/>
+      <w:lvlText w:val="o"/>
+      <w:lvlJc w:val="left"/>
+      <w:pPr>
+        <w:ind w:left="6469" w:hanging="360"/>
+      </w:pPr>
+      <w:rPr>
+        <w:rFonts w:ascii="Courier New" w:hAnsi="Courier New" w:cs="Courier New" w:hint="default"/>
+      </w:rPr>
+    </w:lvl>
+    <w:lvl w:ilvl="8" w:tplc="240A0005" w:tentative="1">
+      <w:start w:val="1"/>
+      <w:numFmt w:val="bullet"/>
+      <w:lvlText w:val=""/>
+      <w:lvlJc w:val="left"/>
+      <w:pPr>
+        <w:ind w:left="7189" w:hanging="360"/>
+      </w:pPr>
+      <w:rPr>
+        <w:rFonts w:ascii="Wingdings" w:hAnsi="Wingdings" w:hint="default"/>
+      </w:rPr>
+    </w:lvl>
+  </w:abstractNum>
+  <w:abstractNum w:abstractNumId="36" w15:restartNumberingAfterBreak="0">
     <w:nsid w:val="68EF5B16"/>
     <w:multiLevelType w:val="hybridMultilevel"/>
     <w:tmpl w:val="60F4EF12"/>
@@ -13511,7 +16469,7 @@
       </w:rPr>
     </w:lvl>
   </w:abstractNum>
-  <w:abstractNum w:abstractNumId="20" w15:restartNumberingAfterBreak="0">
+  <w:abstractNum w:abstractNumId="37" w15:restartNumberingAfterBreak="0">
     <w:nsid w:val="6E7A1859"/>
     <w:multiLevelType w:val="hybridMultilevel"/>
     <w:tmpl w:val="B4BE70A2"/>
@@ -13600,7 +16558,7 @@
       </w:pPr>
     </w:lvl>
   </w:abstractNum>
-  <w:abstractNum w:abstractNumId="21" w15:restartNumberingAfterBreak="0">
+  <w:abstractNum w:abstractNumId="38" w15:restartNumberingAfterBreak="0">
     <w:nsid w:val="701E78CC"/>
     <w:multiLevelType w:val="hybridMultilevel"/>
     <w:tmpl w:val="3606E352"/>
@@ -13689,7 +16647,156 @@
       </w:pPr>
     </w:lvl>
   </w:abstractNum>
-  <w:abstractNum w:abstractNumId="22" w15:restartNumberingAfterBreak="0">
+  <w:abstractNum w:abstractNumId="39" w15:restartNumberingAfterBreak="0">
+    <w:nsid w:val="718C51C8"/>
+    <w:multiLevelType w:val="multilevel"/>
+    <w:tmpl w:val="76B4478E"/>
+    <w:lvl w:ilvl="0">
+      <w:start w:val="1"/>
+      <w:numFmt w:val="bullet"/>
+      <w:lvlText w:val=""/>
+      <w:lvlJc w:val="left"/>
+      <w:pPr>
+        <w:tabs>
+          <w:tab w:val="num" w:pos="720"/>
+        </w:tabs>
+        <w:ind w:left="720" w:hanging="360"/>
+      </w:pPr>
+      <w:rPr>
+        <w:rFonts w:ascii="Symbol" w:hAnsi="Symbol" w:hint="default"/>
+        <w:sz w:val="20"/>
+      </w:rPr>
+    </w:lvl>
+    <w:lvl w:ilvl="1" w:tentative="1">
+      <w:start w:val="1"/>
+      <w:numFmt w:val="bullet"/>
+      <w:lvlText w:val=""/>
+      <w:lvlJc w:val="left"/>
+      <w:pPr>
+        <w:tabs>
+          <w:tab w:val="num" w:pos="1440"/>
+        </w:tabs>
+        <w:ind w:left="1440" w:hanging="360"/>
+      </w:pPr>
+      <w:rPr>
+        <w:rFonts w:ascii="Symbol" w:hAnsi="Symbol" w:hint="default"/>
+        <w:sz w:val="20"/>
+      </w:rPr>
+    </w:lvl>
+    <w:lvl w:ilvl="2" w:tentative="1">
+      <w:start w:val="1"/>
+      <w:numFmt w:val="bullet"/>
+      <w:lvlText w:val=""/>
+      <w:lvlJc w:val="left"/>
+      <w:pPr>
+        <w:tabs>
+          <w:tab w:val="num" w:pos="2160"/>
+        </w:tabs>
+        <w:ind w:left="2160" w:hanging="360"/>
+      </w:pPr>
+      <w:rPr>
+        <w:rFonts w:ascii="Symbol" w:hAnsi="Symbol" w:hint="default"/>
+        <w:sz w:val="20"/>
+      </w:rPr>
+    </w:lvl>
+    <w:lvl w:ilvl="3" w:tentative="1">
+      <w:start w:val="1"/>
+      <w:numFmt w:val="bullet"/>
+      <w:lvlText w:val=""/>
+      <w:lvlJc w:val="left"/>
+      <w:pPr>
+        <w:tabs>
+          <w:tab w:val="num" w:pos="2880"/>
+        </w:tabs>
+        <w:ind w:left="2880" w:hanging="360"/>
+      </w:pPr>
+      <w:rPr>
+        <w:rFonts w:ascii="Symbol" w:hAnsi="Symbol" w:hint="default"/>
+        <w:sz w:val="20"/>
+      </w:rPr>
+    </w:lvl>
+    <w:lvl w:ilvl="4" w:tentative="1">
+      <w:start w:val="1"/>
+      <w:numFmt w:val="bullet"/>
+      <w:lvlText w:val=""/>
+      <w:lvlJc w:val="left"/>
+      <w:pPr>
+        <w:tabs>
+          <w:tab w:val="num" w:pos="3600"/>
+        </w:tabs>
+        <w:ind w:left="3600" w:hanging="360"/>
+      </w:pPr>
+      <w:rPr>
+        <w:rFonts w:ascii="Symbol" w:hAnsi="Symbol" w:hint="default"/>
+        <w:sz w:val="20"/>
+      </w:rPr>
+    </w:lvl>
+    <w:lvl w:ilvl="5" w:tentative="1">
+      <w:start w:val="1"/>
+      <w:numFmt w:val="bullet"/>
+      <w:lvlText w:val=""/>
+      <w:lvlJc w:val="left"/>
+      <w:pPr>
+        <w:tabs>
+          <w:tab w:val="num" w:pos="4320"/>
+        </w:tabs>
+        <w:ind w:left="4320" w:hanging="360"/>
+      </w:pPr>
+      <w:rPr>
+        <w:rFonts w:ascii="Symbol" w:hAnsi="Symbol" w:hint="default"/>
+        <w:sz w:val="20"/>
+      </w:rPr>
+    </w:lvl>
+    <w:lvl w:ilvl="6" w:tentative="1">
+      <w:start w:val="1"/>
+      <w:numFmt w:val="bullet"/>
+      <w:lvlText w:val=""/>
+      <w:lvlJc w:val="left"/>
+      <w:pPr>
+        <w:tabs>
+          <w:tab w:val="num" w:pos="5040"/>
+        </w:tabs>
+        <w:ind w:left="5040" w:hanging="360"/>
+      </w:pPr>
+      <w:rPr>
+        <w:rFonts w:ascii="Symbol" w:hAnsi="Symbol" w:hint="default"/>
+        <w:sz w:val="20"/>
+      </w:rPr>
+    </w:lvl>
+    <w:lvl w:ilvl="7" w:tentative="1">
+      <w:start w:val="1"/>
+      <w:numFmt w:val="bullet"/>
+      <w:lvlText w:val=""/>
+      <w:lvlJc w:val="left"/>
+      <w:pPr>
+        <w:tabs>
+          <w:tab w:val="num" w:pos="5760"/>
+        </w:tabs>
+        <w:ind w:left="5760" w:hanging="360"/>
+      </w:pPr>
+      <w:rPr>
+        <w:rFonts w:ascii="Symbol" w:hAnsi="Symbol" w:hint="default"/>
+        <w:sz w:val="20"/>
+      </w:rPr>
+    </w:lvl>
+    <w:lvl w:ilvl="8" w:tentative="1">
+      <w:start w:val="1"/>
+      <w:numFmt w:val="bullet"/>
+      <w:lvlText w:val=""/>
+      <w:lvlJc w:val="left"/>
+      <w:pPr>
+        <w:tabs>
+          <w:tab w:val="num" w:pos="6480"/>
+        </w:tabs>
+        <w:ind w:left="6480" w:hanging="360"/>
+      </w:pPr>
+      <w:rPr>
+        <w:rFonts w:ascii="Symbol" w:hAnsi="Symbol" w:hint="default"/>
+        <w:sz w:val="20"/>
+      </w:rPr>
+    </w:lvl>
+  </w:abstractNum>
+  <w:abstractNum w:abstractNumId="40" w15:restartNumberingAfterBreak="0">
     <w:nsid w:val="753A0D9C"/>
     <w:multiLevelType w:val="hybridMultilevel"/>
     <w:tmpl w:val="8F3ED7D2"/>
@@ -13802,7 +16909,156 @@
       </w:rPr>
     </w:lvl>
   </w:abstractNum>
-  <w:abstractNum w:abstractNumId="23" w15:restartNumberingAfterBreak="0">
+  <w:abstractNum w:abstractNumId="41" w15:restartNumberingAfterBreak="0">
+    <w:nsid w:val="7BCC257D"/>
+    <w:multiLevelType w:val="multilevel"/>
+    <w:tmpl w:val="B128F18C"/>
+    <w:lvl w:ilvl="0">
+      <w:start w:val="1"/>
+      <w:numFmt w:val="bullet"/>
+      <w:lvlText w:val=""/>
+      <w:lvlJc w:val="left"/>
+      <w:pPr>
+        <w:tabs>
+          <w:tab w:val="num" w:pos="720"/>
+        </w:tabs>
+        <w:ind w:left="720" w:hanging="360"/>
+      </w:pPr>
+      <w:rPr>
+        <w:rFonts w:ascii="Symbol" w:hAnsi="Symbol" w:hint="default"/>
+        <w:sz w:val="20"/>
+      </w:rPr>
+    </w:lvl>
+    <w:lvl w:ilvl="1" w:tentative="1">
+      <w:start w:val="1"/>
+      <w:numFmt w:val="bullet"/>
+      <w:lvlText w:val=""/>
+      <w:lvlJc w:val="left"/>
+      <w:pPr>
+        <w:tabs>
+          <w:tab w:val="num" w:pos="1440"/>
+        </w:tabs>
+        <w:ind w:left="1440" w:hanging="360"/>
+      </w:pPr>
+      <w:rPr>
+        <w:rFonts w:ascii="Symbol" w:hAnsi="Symbol" w:hint="default"/>
+        <w:sz w:val="20"/>
+      </w:rPr>
+    </w:lvl>
+    <w:lvl w:ilvl="2" w:tentative="1">
+      <w:start w:val="1"/>
+      <w:numFmt w:val="bullet"/>
+      <w:lvlText w:val=""/>
+      <w:lvlJc w:val="left"/>
+      <w:pPr>
+        <w:tabs>
+          <w:tab w:val="num" w:pos="2160"/>
+        </w:tabs>
+        <w:ind w:left="2160" w:hanging="360"/>
+      </w:pPr>
+      <w:rPr>
+        <w:rFonts w:ascii="Symbol" w:hAnsi="Symbol" w:hint="default"/>
+        <w:sz w:val="20"/>
+      </w:rPr>
+    </w:lvl>
+    <w:lvl w:ilvl="3" w:tentative="1">
+      <w:start w:val="1"/>
+      <w:numFmt w:val="bullet"/>
+      <w:lvlText w:val=""/>
+      <w:lvlJc w:val="left"/>
+      <w:pPr>
+        <w:tabs>
+          <w:tab w:val="num" w:pos="2880"/>
+        </w:tabs>
+        <w:ind w:left="2880" w:hanging="360"/>
+      </w:pPr>
+      <w:rPr>
+        <w:rFonts w:ascii="Symbol" w:hAnsi="Symbol" w:hint="default"/>
+        <w:sz w:val="20"/>
+      </w:rPr>
+    </w:lvl>
+    <w:lvl w:ilvl="4" w:tentative="1">
+      <w:start w:val="1"/>
+      <w:numFmt w:val="bullet"/>
+      <w:lvlText w:val=""/>
+      <w:lvlJc w:val="left"/>
+      <w:pPr>
+        <w:tabs>
+          <w:tab w:val="num" w:pos="3600"/>
+        </w:tabs>
+        <w:ind w:left="3600" w:hanging="360"/>
+      </w:pPr>
+      <w:rPr>
+        <w:rFonts w:ascii="Symbol" w:hAnsi="Symbol" w:hint="default"/>
+        <w:sz w:val="20"/>
+      </w:rPr>
+    </w:lvl>
+    <w:lvl w:ilvl="5" w:tentative="1">
+      <w:start w:val="1"/>
+      <w:numFmt w:val="bullet"/>
+      <w:lvlText w:val=""/>
+      <w:lvlJc w:val="left"/>
+      <w:pPr>
+        <w:tabs>
+          <w:tab w:val="num" w:pos="4320"/>
+        </w:tabs>
+        <w:ind w:left="4320" w:hanging="360"/>
+      </w:pPr>
+      <w:rPr>
+        <w:rFonts w:ascii="Symbol" w:hAnsi="Symbol" w:hint="default"/>
+        <w:sz w:val="20"/>
+      </w:rPr>
+    </w:lvl>
+    <w:lvl w:ilvl="6" w:tentative="1">
+      <w:start w:val="1"/>
+      <w:numFmt w:val="bullet"/>
+      <w:lvlText w:val=""/>
+      <w:lvlJc w:val="left"/>
+      <w:pPr>
+        <w:tabs>
+          <w:tab w:val="num" w:pos="5040"/>
+        </w:tabs>
+        <w:ind w:left="5040" w:hanging="360"/>
+      </w:pPr>
+      <w:rPr>
+        <w:rFonts w:ascii="Symbol" w:hAnsi="Symbol" w:hint="default"/>
+        <w:sz w:val="20"/>
+      </w:rPr>
+    </w:lvl>
+    <w:lvl w:ilvl="7" w:tentative="1">
+      <w:start w:val="1"/>
+      <w:numFmt w:val="bullet"/>
+      <w:lvlText w:val=""/>
+      <w:lvlJc w:val="left"/>
+      <w:pPr>
+        <w:tabs>
+          <w:tab w:val="num" w:pos="5760"/>
+        </w:tabs>
+        <w:ind w:left="5760" w:hanging="360"/>
+      </w:pPr>
+      <w:rPr>
+        <w:rFonts w:ascii="Symbol" w:hAnsi="Symbol" w:hint="default"/>
+        <w:sz w:val="20"/>
+      </w:rPr>
+    </w:lvl>
+    <w:lvl w:ilvl="8" w:tentative="1">
+      <w:start w:val="1"/>
+      <w:numFmt w:val="bullet"/>
+      <w:lvlText w:val=""/>
+      <w:lvlJc w:val="left"/>
+      <w:pPr>
+        <w:tabs>
+          <w:tab w:val="num" w:pos="6480"/>
+        </w:tabs>
+        <w:ind w:left="6480" w:hanging="360"/>
+      </w:pPr>
+      <w:rPr>
+        <w:rFonts w:ascii="Symbol" w:hAnsi="Symbol" w:hint="default"/>
+        <w:sz w:val="20"/>
+      </w:rPr>
+    </w:lvl>
+  </w:abstractNum>
+  <w:abstractNum w:abstractNumId="42" w15:restartNumberingAfterBreak="0">
     <w:nsid w:val="7D67275E"/>
     <w:multiLevelType w:val="hybridMultilevel"/>
     <w:tmpl w:val="F7CCCEFE"/>
@@ -13919,73 +17175,130 @@
     <w:abstractNumId w:val="0"/>
   </w:num>
   <w:num w:numId="2">
-    <w:abstractNumId w:val="12"/>
+    <w:abstractNumId w:val="25"/>
   </w:num>
   <w:num w:numId="3">
+    <w:abstractNumId w:val="16"/>
+  </w:num>
+  <w:num w:numId="4">
+    <w:abstractNumId w:val="21"/>
+  </w:num>
+  <w:num w:numId="5">
+    <w:abstractNumId w:val="34"/>
+  </w:num>
+  <w:num w:numId="6">
+    <w:abstractNumId w:val="24"/>
+  </w:num>
+  <w:num w:numId="7">
+    <w:abstractNumId w:val="26"/>
+  </w:num>
+  <w:num w:numId="8">
+    <w:abstractNumId w:val="6"/>
+  </w:num>
+  <w:num w:numId="9">
+    <w:abstractNumId w:val="28"/>
+  </w:num>
+  <w:num w:numId="10">
     <w:abstractNumId w:val="7"/>
   </w:num>
-  <w:num w:numId="4">
-    <w:abstractNumId w:val="8"/>
-  </w:num>
-  <w:num w:numId="5">
-    <w:abstractNumId w:val="18"/>
-  </w:num>
-  <w:num w:numId="6">
-    <w:abstractNumId w:val="11"/>
-  </w:num>
-  <w:num w:numId="7">
-    <w:abstractNumId w:val="13"/>
-  </w:num>
-  <w:num w:numId="8">
-    <w:abstractNumId w:val="4"/>
-  </w:num>
-  <w:num w:numId="9">
-    <w:abstractNumId w:val="14"/>
-  </w:num>
-  <w:num w:numId="10">
-    <w:abstractNumId w:val="5"/>
-  </w:num>
   <w:num w:numId="11">
-    <w:abstractNumId w:val="23"/>
+    <w:abstractNumId w:val="42"/>
   </w:num>
   <w:num w:numId="12">
-    <w:abstractNumId w:val="16"/>
+    <w:abstractNumId w:val="31"/>
   </w:num>
   <w:num w:numId="13">
     <w:abstractNumId w:val="1"/>
   </w:num>
   <w:num w:numId="14">
-    <w:abstractNumId w:val="15"/>
+    <w:abstractNumId w:val="29"/>
   </w:num>
   <w:num w:numId="15">
+    <w:abstractNumId w:val="22"/>
+  </w:num>
+  <w:num w:numId="16">
+    <w:abstractNumId w:val="36"/>
+  </w:num>
+  <w:num w:numId="17">
+    <w:abstractNumId w:val="10"/>
+  </w:num>
+  <w:num w:numId="18">
+    <w:abstractNumId w:val="40"/>
+  </w:num>
+  <w:num w:numId="19">
+    <w:abstractNumId w:val="23"/>
+  </w:num>
+  <w:num w:numId="20">
+    <w:abstractNumId w:val="38"/>
+  </w:num>
+  <w:num w:numId="21">
+    <w:abstractNumId w:val="3"/>
+  </w:num>
+  <w:num w:numId="22">
+    <w:abstractNumId w:val="33"/>
+  </w:num>
+  <w:num w:numId="23">
+    <w:abstractNumId w:val="4"/>
+  </w:num>
+  <w:num w:numId="24">
+    <w:abstractNumId w:val="37"/>
+  </w:num>
+  <w:num w:numId="25">
+    <w:abstractNumId w:val="39"/>
+  </w:num>
+  <w:num w:numId="26">
+    <w:abstractNumId w:val="18"/>
+  </w:num>
+  <w:num w:numId="27">
+    <w:abstractNumId w:val="41"/>
+  </w:num>
+  <w:num w:numId="28">
+    <w:abstractNumId w:val="17"/>
+  </w:num>
+  <w:num w:numId="29">
+    <w:abstractNumId w:val="27"/>
+  </w:num>
+  <w:num w:numId="30">
+    <w:abstractNumId w:val="19"/>
+  </w:num>
+  <w:num w:numId="31">
+    <w:abstractNumId w:val="5"/>
+  </w:num>
+  <w:num w:numId="32">
+    <w:abstractNumId w:val="2"/>
+  </w:num>
+  <w:num w:numId="33">
+    <w:abstractNumId w:val="12"/>
+  </w:num>
+  <w:num w:numId="34">
     <w:abstractNumId w:val="9"/>
   </w:num>
-  <w:num w:numId="16">
-    <w:abstractNumId w:val="19"/>
+  <w:num w:numId="35">
+    <w:abstractNumId w:val="30"/>
   </w:num>
-  <w:num w:numId="17">
-    <w:abstractNumId w:val="6"/>
+  <w:num w:numId="36">
+    <w:abstractNumId w:val="14"/>
   </w:num>
-  <w:num w:numId="18">
-    <w:abstractNumId w:val="22"/>
+  <w:num w:numId="37">
+    <w:abstractNumId w:val="8"/>
   </w:num>
-  <w:num w:numId="19">
-    <w:abstractNumId w:val="10"/>
+  <w:num w:numId="38">
+    <w:abstractNumId w:val="35"/>
   </w:num>
-  <w:num w:numId="20">
-    <w:abstractNumId w:val="21"/>
+  <w:num w:numId="39">
+    <w:abstractNumId w:val="20"/>
   </w:num>
-  <w:num w:numId="21">
-    <w:abstractNumId w:val="2"/>
+  <w:num w:numId="40">
+    <w:abstractNumId w:val="32"/>
   </w:num>
-  <w:num w:numId="22">
-    <w:abstractNumId w:val="17"/>
+  <w:num w:numId="41">
+    <w:abstractNumId w:val="13"/>
   </w:num>
-  <w:num w:numId="23">
-    <w:abstractNumId w:val="3"/>
+  <w:num w:numId="42">
+    <w:abstractNumId w:val="11"/>
   </w:num>
-  <w:num w:numId="24">
-    <w:abstractNumId w:val="20"/>
+  <w:num w:numId="43">
+    <w:abstractNumId w:val="15"/>
   </w:num>
   <w:numIdMacAtCleanup w:val="23"/>
 </w:numbering>
@@ -16242,30 +19555,26 @@
 </file>
 
 <file path=customXml/item2.xml><?xml version="1.0" encoding="utf-8"?>
-<ct:contentTypeSchema xmlns:ct="http://schemas.microsoft.com/office/2006/metadata/contentType" xmlns:ma="http://schemas.microsoft.com/office/2006/metadata/properties/metaAttributes" ct:_="" ma:_="" ma:contentTypeName="Documento" ma:contentTypeID="0x01010049282E1EDBE9234EA9E6D38F720E265F" ma:contentTypeVersion="15" ma:contentTypeDescription="Crear nuevo documento." ma:contentTypeScope="" ma:versionID="b31c7aa9eaf043a08b87120b3c4916e3">
-  <xsd:schema xmlns:xsd="http://www.w3.org/2001/XMLSchema" xmlns:xs="http://www.w3.org/2001/XMLSchema" xmlns:p="http://schemas.microsoft.com/office/2006/metadata/properties" xmlns:ns2="cb45339b-ced9-4d0d-8f64-77573914d53b" xmlns:ns3="43a3ca16-9c26-4813-b83f-4aec9927b43f" targetNamespace="http://schemas.microsoft.com/office/2006/metadata/properties" ma:root="true" ma:fieldsID="3533d065b04d75c457075bc55f1f5315" ns2:_="" ns3:_="">
-    <xsd:import namespace="cb45339b-ced9-4d0d-8f64-77573914d53b"/>
-    <xsd:import namespace="43a3ca16-9c26-4813-b83f-4aec9927b43f"/>
+<ct:contentTypeSchema xmlns:ct="http://schemas.microsoft.com/office/2006/metadata/contentType" xmlns:ma="http://schemas.microsoft.com/office/2006/metadata/properties/metaAttributes" ct:_="" ma:_="" ma:contentTypeName="Documento" ma:contentTypeID="0x010100FD531872C7CE554584EF00C37E403D8B" ma:contentTypeVersion="11" ma:contentTypeDescription="Crear nuevo documento." ma:contentTypeScope="" ma:versionID="524590e4425367f1d713ab8e501490bd">
+  <xsd:schema xmlns:xsd="http://www.w3.org/2001/XMLSchema" xmlns:xs="http://www.w3.org/2001/XMLSchema" xmlns:p="http://schemas.microsoft.com/office/2006/metadata/properties" xmlns:ns2="2b6b437a-5846-4934-ac66-7de06297595b" xmlns:ns3="2c0ff4f8-6664-4eb8-8bb0-965f2536cb1b" targetNamespace="http://schemas.microsoft.com/office/2006/metadata/properties" ma:root="true" ma:fieldsID="8abf30de0900198c15000067d854456b" ns2:_="" ns3:_="">
+    <xsd:import namespace="2b6b437a-5846-4934-ac66-7de06297595b"/>
+    <xsd:import namespace="2c0ff4f8-6664-4eb8-8bb0-965f2536cb1b"/>
     <xsd:element name="properties">
       <xsd:complexType>
         <xsd:sequence>
           <xsd:element name="documentManagement">
             <xsd:complexType>
               <xsd:all>
-                <xsd:element ref="ns2:SharedWithUsers" minOccurs="0"/>
-                <xsd:element ref="ns2:SharedWithDetails" minOccurs="0"/>
-                <xsd:element ref="ns3:MediaServiceMetadata" minOccurs="0"/>
-                <xsd:element ref="ns3:MediaServiceFastMetadata" minOccurs="0"/>
-                <xsd:element ref="ns3:MediaServiceDateTaken" minOccurs="0"/>
-                <xsd:element ref="ns3:MediaServiceObjectDetectorVersions" minOccurs="0"/>
-                <xsd:element ref="ns3:MediaLengthInSeconds" minOccurs="0"/>
-                <xsd:element ref="ns3:MediaServiceLocation" minOccurs="0"/>
-                <xsd:element ref="ns3:MediaServiceGenerationTime" minOccurs="0"/>
-                <xsd:element ref="ns3:MediaServiceEventHashCode" minOccurs="0"/>
-                <xsd:element ref="ns3:lcf76f155ced4ddcb4097134ff3c332f" minOccurs="0"/>
-                <xsd:element ref="ns2:TaxCatchAll" minOccurs="0"/>
-                <xsd:element ref="ns3:MediaServiceOCR" minOccurs="0"/>
-                <xsd:element ref="ns3:MediaServiceSearchProperties" minOccurs="0"/>
+                <xsd:element ref="ns2:MediaServiceMetadata" minOccurs="0"/>
+                <xsd:element ref="ns2:MediaServiceFastMetadata" minOccurs="0"/>
+                <xsd:element ref="ns2:MediaServiceSearchProperties" minOccurs="0"/>
+                <xsd:element ref="ns2:MediaServiceDateTaken" minOccurs="0"/>
+                <xsd:element ref="ns2:lcf76f155ced4ddcb4097134ff3c332f" minOccurs="0"/>
+                <xsd:element ref="ns3:TaxCatchAll" minOccurs="0"/>
+                <xsd:element ref="ns2:MediaServiceOCR" minOccurs="0"/>
+                <xsd:element ref="ns2:MediaServiceGenerationTime" minOccurs="0"/>
+                <xsd:element ref="ns2:MediaServiceEventHashCode" minOccurs="0"/>
+                <xsd:element ref="ns2:MediaLengthInSeconds" minOccurs="0"/>
               </xsd:all>
             </xsd:complexType>
           </xsd:element>
@@ -16273,78 +19582,41 @@
       </xsd:complexType>
     </xsd:element>
   </xsd:schema>
-  <xsd:schema xmlns:xsd="http://www.w3.org/2001/XMLSchema" xmlns:xs="http://www.w3.org/2001/XMLSchema" xmlns:dms="http://schemas.microsoft.com/office/2006/documentManagement/types" xmlns:pc="http://schemas.microsoft.com/office/infopath/2007/PartnerControls" targetNamespace="cb45339b-ced9-4d0d-8f64-77573914d53b" elementFormDefault="qualified">
+  <xsd:schema xmlns:xsd="http://www.w3.org/2001/XMLSchema" xmlns:xs="http://www.w3.org/2001/XMLSchema" xmlns:dms="http://schemas.microsoft.com/office/2006/documentManagement/types" xmlns:pc="http://schemas.microsoft.com/office/infopath/2007/PartnerControls" targetNamespace="2b6b437a-5846-4934-ac66-7de06297595b" elementFormDefault="qualified">
     <xsd:import namespace="http://schemas.microsoft.com/office/2006/documentManagement/types"/>
     <xsd:import namespace="http://schemas.microsoft.com/office/infopath/2007/PartnerControls"/>
-    <xsd:element name="SharedWithUsers" ma:index="8" nillable="true" ma:displayName="Compartido con" ma:internalName="SharedWithUsers" ma:readOnly="true">
+    <xsd:element name="MediaServiceMetadata" ma:index="8" nillable="true" ma:displayName="MediaServiceMetadata" ma:hidden="true" ma:internalName="MediaServiceMetadata" ma:readOnly="true">
+      <xsd:simpleType>
+        <xsd:restriction base="dms:Note"/>
+      </xsd:simpleType>
+    </xsd:element>
+    <xsd:element name="MediaServiceFastMetadata" ma:index="9" nillable="true" ma:displayName="MediaServiceFastMetadata" ma:hidden="true" ma:internalName="MediaServiceFastMetadata" ma:readOnly="true">
+      <xsd:simpleType>
+        <xsd:restriction base="dms:Note"/>
+      </xsd:simpleType>
+    </xsd:element>
+    <xsd:element name="MediaServiceSearchProperties" ma:index="10" nillable="true" ma:displayName="MediaServiceSearchProperties" ma:hidden="true" ma:internalName="MediaServiceSearchProperties" ma:readOnly="true">
+      <xsd:simpleType>
+        <xsd:restriction base="dms:Note"/>
+      </xsd:simpleType>
+    </xsd:element>
+    <xsd:element name="MediaServiceDateTaken" ma:index="11" nillable="true" ma:displayName="MediaServiceDateTaken" ma:hidden="true" ma:indexed="true" ma:internalName="MediaServiceDateTaken" ma:readOnly="true">
+      <xsd:simpleType>
+        <xsd:restriction base="dms:Text"/>
+      </xsd:simpleType>
+    </xsd:element>
+    <xsd:element name="lcf76f155ced4ddcb4097134ff3c332f" ma:index="13" nillable="true" ma:taxonomy="true" ma:internalName="lcf76f155ced4ddcb4097134ff3c332f" ma:taxonomyFieldName="MediaServiceImageTags" ma:displayName="Etiquetas de imagen" ma:readOnly="false" ma:fieldId="{5cf76f15-5ced-4ddc-b409-7134ff3c332f}" ma:taxonomyMulti="true" ma:sspId="d33c8c81-5745-4931-bcc4-c2aeafe86780" ma:termSetId="09814cd3-568e-fe90-9814-8d621ff8fb84" ma:anchorId="fba54fb3-c3e1-fe81-a776-ca4b69148c4d" ma:open="true" ma:isKeyword="false">
       <xsd:complexType>
-        <xsd:complexContent>
-          <xsd:extension base="dms:UserMulti">
-            <xsd:sequence>
-              <xsd:element name="UserInfo" minOccurs="0" maxOccurs="unbounded">
-                <xsd:complexType>
-                  <xsd:sequence>
-                    <xsd:element name="DisplayName" type="xsd:string" minOccurs="0"/>
-                    <xsd:element name="AccountId" type="dms:UserId" minOccurs="0" nillable="true"/>
-                    <xsd:element name="AccountType" type="xsd:string" minOccurs="0"/>
-                  </xsd:sequence>
-                </xsd:complexType>
-              </xsd:element>
-            </xsd:sequence>
-          </xsd:extension>
-        </xsd:complexContent>
+        <xsd:sequence>
+          <xsd:element ref="pc:Terms" minOccurs="0" maxOccurs="1"/>
+        </xsd:sequence>
       </xsd:complexType>
     </xsd:element>
-    <xsd:element name="SharedWithDetails" ma:index="9" nillable="true" ma:displayName="Detalles de uso compartido" ma:internalName="SharedWithDetails" ma:readOnly="true">
+    <xsd:element name="MediaServiceOCR" ma:index="15" nillable="true" ma:displayName="Extracted Text" ma:internalName="MediaServiceOCR" ma:readOnly="true">
       <xsd:simpleType>
         <xsd:restriction base="dms:Note">
           <xsd:maxLength value="255"/>
         </xsd:restriction>
-      </xsd:simpleType>
-    </xsd:element>
-    <xsd:element name="TaxCatchAll" ma:index="20" nillable="true" ma:displayName="Taxonomy Catch All Column" ma:hidden="true" ma:list="{2f40a149-578b-41a1-8845-c88bc1831770}" ma:internalName="TaxCatchAll" ma:showField="CatchAllData" ma:web="cb45339b-ced9-4d0d-8f64-77573914d53b">
-      <xsd:complexType>
-        <xsd:complexContent>
-          <xsd:extension base="dms:MultiChoiceLookup">
-            <xsd:sequence>
-              <xsd:element name="Value" type="dms:Lookup" maxOccurs="unbounded" minOccurs="0" nillable="true"/>
-            </xsd:sequence>
-          </xsd:extension>
-        </xsd:complexContent>
-      </xsd:complexType>
-    </xsd:element>
-  </xsd:schema>
-  <xsd:schema xmlns:xsd="http://www.w3.org/2001/XMLSchema" xmlns:xs="http://www.w3.org/2001/XMLSchema" xmlns:dms="http://schemas.microsoft.com/office/2006/documentManagement/types" xmlns:pc="http://schemas.microsoft.com/office/infopath/2007/PartnerControls" targetNamespace="43a3ca16-9c26-4813-b83f-4aec9927b43f" elementFormDefault="qualified">
-    <xsd:import namespace="http://schemas.microsoft.com/office/2006/documentManagement/types"/>
-    <xsd:import namespace="http://schemas.microsoft.com/office/infopath/2007/PartnerControls"/>
-    <xsd:element name="MediaServiceMetadata" ma:index="10" nillable="true" ma:displayName="MediaServiceMetadata" ma:hidden="true" ma:internalName="MediaServiceMetadata" ma:readOnly="true">
-      <xsd:simpleType>
-        <xsd:restriction base="dms:Note"/>
-      </xsd:simpleType>
-    </xsd:element>
-    <xsd:element name="MediaServiceFastMetadata" ma:index="11" nillable="true" ma:displayName="MediaServiceFastMetadata" ma:hidden="true" ma:internalName="MediaServiceFastMetadata" ma:readOnly="true">
-      <xsd:simpleType>
-        <xsd:restriction base="dms:Note"/>
-      </xsd:simpleType>
-    </xsd:element>
-    <xsd:element name="MediaServiceDateTaken" ma:index="12" nillable="true" ma:displayName="MediaServiceDateTaken" ma:hidden="true" ma:indexed="true" ma:internalName="MediaServiceDateTaken" ma:readOnly="true">
-      <xsd:simpleType>
-        <xsd:restriction base="dms:Text"/>
-      </xsd:simpleType>
-    </xsd:element>
-    <xsd:element name="MediaServiceObjectDetectorVersions" ma:index="13" nillable="true" ma:displayName="MediaServiceObjectDetectorVersions" ma:hidden="true" ma:indexed="true" ma:internalName="MediaServiceObjectDetectorVersions" ma:readOnly="true">
-      <xsd:simpleType>
-        <xsd:restriction base="dms:Text"/>
-      </xsd:simpleType>
-    </xsd:element>
-    <xsd:element name="MediaLengthInSeconds" ma:index="14" nillable="true" ma:displayName="MediaLengthInSeconds" ma:hidden="true" ma:internalName="MediaLengthInSeconds" ma:readOnly="true">
-      <xsd:simpleType>
-        <xsd:restriction base="dms:Unknown"/>
-      </xsd:simpleType>
-    </xsd:element>
-    <xsd:element name="MediaServiceLocation" ma:index="15" nillable="true" ma:displayName="Location" ma:indexed="true" ma:internalName="MediaServiceLocation" ma:readOnly="true">
-      <xsd:simpleType>
-        <xsd:restriction base="dms:Text"/>
       </xsd:simpleType>
     </xsd:element>
     <xsd:element name="MediaServiceGenerationTime" ma:index="16" nillable="true" ma:displayName="MediaServiceGenerationTime" ma:hidden="true" ma:internalName="MediaServiceGenerationTime" ma:readOnly="true">
@@ -16357,24 +19629,25 @@
         <xsd:restriction base="dms:Text"/>
       </xsd:simpleType>
     </xsd:element>
-    <xsd:element name="lcf76f155ced4ddcb4097134ff3c332f" ma:index="19" nillable="true" ma:taxonomy="true" ma:internalName="lcf76f155ced4ddcb4097134ff3c332f" ma:taxonomyFieldName="MediaServiceImageTags" ma:displayName="Etiquetas de imagen" ma:readOnly="false" ma:fieldId="{5cf76f15-5ced-4ddc-b409-7134ff3c332f}" ma:taxonomyMulti="true" ma:sspId="d33c8c81-5745-4931-bcc4-c2aeafe86780" ma:termSetId="09814cd3-568e-fe90-9814-8d621ff8fb84" ma:anchorId="fba54fb3-c3e1-fe81-a776-ca4b69148c4d" ma:open="true" ma:isKeyword="false">
-      <xsd:complexType>
-        <xsd:sequence>
-          <xsd:element ref="pc:Terms" minOccurs="0" maxOccurs="1"/>
-        </xsd:sequence>
-      </xsd:complexType>
-    </xsd:element>
-    <xsd:element name="MediaServiceOCR" ma:index="21" nillable="true" ma:displayName="Extracted Text" ma:internalName="MediaServiceOCR" ma:readOnly="true">
+    <xsd:element name="MediaLengthInSeconds" ma:index="18" nillable="true" ma:displayName="MediaLengthInSeconds" ma:hidden="true" ma:internalName="MediaLengthInSeconds" ma:readOnly="true">
       <xsd:simpleType>
-        <xsd:restriction base="dms:Note">
-          <xsd:maxLength value="255"/>
-        </xsd:restriction>
+        <xsd:restriction base="dms:Unknown"/>
       </xsd:simpleType>
     </xsd:element>
-    <xsd:element name="MediaServiceSearchProperties" ma:index="22" nillable="true" ma:displayName="MediaServiceSearchProperties" ma:hidden="true" ma:internalName="MediaServiceSearchProperties" ma:readOnly="true">
-      <xsd:simpleType>
-        <xsd:restriction base="dms:Note"/>
-      </xsd:simpleType>
+  </xsd:schema>
+  <xsd:schema xmlns:xsd="http://www.w3.org/2001/XMLSchema" xmlns:xs="http://www.w3.org/2001/XMLSchema" xmlns:dms="http://schemas.microsoft.com/office/2006/documentManagement/types" xmlns:pc="http://schemas.microsoft.com/office/infopath/2007/PartnerControls" targetNamespace="2c0ff4f8-6664-4eb8-8bb0-965f2536cb1b" elementFormDefault="qualified">
+    <xsd:import namespace="http://schemas.microsoft.com/office/2006/documentManagement/types"/>
+    <xsd:import namespace="http://schemas.microsoft.com/office/infopath/2007/PartnerControls"/>
+    <xsd:element name="TaxCatchAll" ma:index="14" nillable="true" ma:displayName="Taxonomy Catch All Column" ma:hidden="true" ma:list="{b1b51f16-9315-4d91-a842-b6a7513aaa38}" ma:internalName="TaxCatchAll" ma:showField="CatchAllData" ma:web="2c0ff4f8-6664-4eb8-8bb0-965f2536cb1b">
+      <xsd:complexType>
+        <xsd:complexContent>
+          <xsd:extension base="dms:MultiChoiceLookup">
+            <xsd:sequence>
+              <xsd:element name="Value" type="dms:Lookup" maxOccurs="unbounded" minOccurs="0" nillable="true"/>
+            </xsd:sequence>
+          </xsd:extension>
+        </xsd:complexContent>
+      </xsd:complexType>
     </xsd:element>
   </xsd:schema>
   <xsd:schema xmlns="http://schemas.openxmlformats.org/package/2006/metadata/core-properties" xmlns:xsd="http://www.w3.org/2001/XMLSchema" xmlns:xsi="http://www.w3.org/2001/XMLSchema-instance" xmlns:dc="http://purl.org/dc/elements/1.1/" xmlns:dcterms="http://purl.org/dc/terms/" xmlns:odoc="http://schemas.microsoft.com/internal/obd" targetNamespace="http://schemas.openxmlformats.org/package/2006/metadata/core-properties" elementFormDefault="qualified" attributeFormDefault="unqualified" blockDefault="#all">
@@ -16488,8 +19761,8 @@
 <file path=customXml/item4.xml><?xml version="1.0" encoding="utf-8"?>
 <p:properties xmlns:p="http://schemas.microsoft.com/office/2006/metadata/properties" xmlns:xsi="http://www.w3.org/2001/XMLSchema-instance" xmlns:pc="http://schemas.microsoft.com/office/infopath/2007/PartnerControls">
   <documentManagement>
-    <TaxCatchAll xmlns="cb45339b-ced9-4d0d-8f64-77573914d53b" xsi:nil="true"/>
-    <lcf76f155ced4ddcb4097134ff3c332f xmlns="43a3ca16-9c26-4813-b83f-4aec9927b43f">
+    <TaxCatchAll xmlns="2c0ff4f8-6664-4eb8-8bb0-965f2536cb1b" xsi:nil="true"/>
+    <lcf76f155ced4ddcb4097134ff3c332f xmlns="2b6b437a-5846-4934-ac66-7de06297595b">
       <Terms xmlns="http://schemas.microsoft.com/office/infopath/2007/PartnerControls"/>
     </lcf76f155ced4ddcb4097134ff3c332f>
   </documentManagement>
@@ -16505,13 +19778,13 @@
 </file>
 
 <file path=customXml/itemProps2.xml><?xml version="1.0" encoding="utf-8"?>
-<ds:datastoreItem xmlns:ds="http://schemas.openxmlformats.org/officeDocument/2006/customXml" ds:itemID="{314A6B8C-5A6C-4319-8219-CB3B44A3CBDE}"/>
+<ds:datastoreItem xmlns:ds="http://schemas.openxmlformats.org/officeDocument/2006/customXml" ds:itemID="{E3758F1E-0E17-4082-8EFE-C1B86E4AF46D}"/>
 </file>
 
 <file path=customXml/itemProps3.xml><?xml version="1.0" encoding="utf-8"?>
-<ds:datastoreItem xmlns:ds="http://schemas.openxmlformats.org/officeDocument/2006/customXml" ds:itemID="{7DAE5937-0AD2-497F-B38D-9677049924BD}"/>
+<ds:datastoreItem xmlns:ds="http://schemas.openxmlformats.org/officeDocument/2006/customXml" ds:itemID="{5FEB2644-C882-43F3-8E73-75FFFD476DBF}"/>
 </file>
 
 <file path=customXml/itemProps4.xml><?xml version="1.0" encoding="utf-8"?>
-<ds:datastoreItem xmlns:ds="http://schemas.openxmlformats.org/officeDocument/2006/customXml" ds:itemID="{4A0A3892-F8E0-419F-B1A8-A72F41EFFA65}"/>
+<ds:datastoreItem xmlns:ds="http://schemas.openxmlformats.org/officeDocument/2006/customXml" ds:itemID="{AB180C82-399C-4CAD-8610-AFA58EEABBC9}"/>
 </file>
--- a/fuentes/CFA_01_21720209_DU.docx
+++ b/fuentes/CFA_01_21720209_DU.docx
@@ -682,7 +682,7 @@
             </w:rPr>
             <w:fldChar w:fldCharType="separate"/>
           </w:r>
-          <w:hyperlink w:anchor="_Toc207354351" w:history="1">
+          <w:hyperlink w:anchor="_Toc208905679" w:history="1">
             <w:r>
               <w:rPr>
                 <w:rStyle w:val="Hipervnculo"/>
@@ -709,7 +709,7 @@
                 <w:noProof/>
                 <w:webHidden/>
               </w:rPr>
-              <w:instrText xml:space="preserve"> PAGEREF _Toc207354351 \h </w:instrText>
+              <w:instrText xml:space="preserve"> PAGEREF _Toc208905679 \h </w:instrText>
             </w:r>
             <w:r>
               <w:rPr>
@@ -755,7 +755,7 @@
               <w14:ligatures w14:val="none"/>
             </w:rPr>
           </w:pPr>
-          <w:hyperlink w:anchor="_Toc207354352" w:history="1">
+          <w:hyperlink w:anchor="_Toc208905680" w:history="1">
             <w:r>
               <w:rPr>
                 <w:rStyle w:val="Hipervnculo"/>
@@ -800,7 +800,7 @@
                 <w:noProof/>
                 <w:webHidden/>
               </w:rPr>
-              <w:instrText xml:space="preserve"> PAGEREF _Toc207354352 \h </w:instrText>
+              <w:instrText xml:space="preserve"> PAGEREF _Toc208905680 \h </w:instrText>
             </w:r>
             <w:r>
               <w:rPr>
@@ -847,7 +847,7 @@
               <w14:ligatures w14:val="none"/>
             </w:rPr>
           </w:pPr>
-          <w:hyperlink w:anchor="_Toc207354353" w:history="1">
+          <w:hyperlink w:anchor="_Toc208905681" w:history="1">
             <w:r>
               <w:rPr>
                 <w:rStyle w:val="Hipervnculo"/>
@@ -857,16 +857,20 @@
             </w:r>
             <w:r>
               <w:rPr>
+                <w:rFonts w:eastAsiaTheme="minorEastAsia"/>
+                <w:noProof/>
+                <w:kern w:val="0"/>
+                <w:sz w:val="22"/>
+                <w:lang w:eastAsia="es-CO"/>
+                <w14:ligatures w14:val="none"/>
+              </w:rPr>
+              <w:t xml:space="preserve"> </w:t>
+            </w:r>
+            <w:r>
+              <w:rPr>
                 <w:rStyle w:val="Hipervnculo"/>
                 <w:noProof/>
               </w:rPr>
-              <w:t xml:space="preserve"> </w:t>
-            </w:r>
-            <w:r>
-              <w:rPr>
-                <w:rStyle w:val="Hipervnculo"/>
-                <w:noProof/>
-              </w:rPr>
               <w:t>Tipología</w:t>
             </w:r>
             <w:r>
@@ -888,7 +892,7 @@
                 <w:noProof/>
                 <w:webHidden/>
               </w:rPr>
-              <w:instrText xml:space="preserve"> PAGEREF _Toc207354353 \h </w:instrText>
+              <w:instrText xml:space="preserve"> PAGEREF _Toc208905681 \h </w:instrText>
             </w:r>
             <w:r>
               <w:rPr>
@@ -934,7 +938,7 @@
               <w14:ligatures w14:val="none"/>
             </w:rPr>
           </w:pPr>
-          <w:hyperlink w:anchor="_Toc207354354" w:history="1">
+          <w:hyperlink w:anchor="_Toc208905682" w:history="1">
             <w:r>
               <w:rPr>
                 <w:rStyle w:val="Hipervnculo"/>
@@ -961,7 +965,7 @@
                 <w:noProof/>
                 <w:webHidden/>
               </w:rPr>
-              <w:instrText xml:space="preserve"> PAGEREF _Toc207354354 \h </w:instrText>
+              <w:instrText xml:space="preserve"> PAGEREF _Toc208905682 \h </w:instrText>
             </w:r>
             <w:r>
               <w:rPr>
@@ -1007,7 +1011,7 @@
               <w14:ligatures w14:val="none"/>
             </w:rPr>
           </w:pPr>
-          <w:hyperlink w:anchor="_Toc207354355" w:history="1">
+          <w:hyperlink w:anchor="_Toc208905683" w:history="1">
             <w:r>
               <w:rPr>
                 <w:rStyle w:val="Hipervnculo"/>
@@ -1034,7 +1038,7 @@
                 <w:noProof/>
                 <w:webHidden/>
               </w:rPr>
-              <w:instrText xml:space="preserve"> PAGEREF _Toc207354355 \h </w:instrText>
+              <w:instrText xml:space="preserve"> PAGEREF _Toc208905683 \h </w:instrText>
             </w:r>
             <w:r>
               <w:rPr>
@@ -1080,7 +1084,7 @@
               <w14:ligatures w14:val="none"/>
             </w:rPr>
           </w:pPr>
-          <w:hyperlink w:anchor="_Toc207354356" w:history="1">
+          <w:hyperlink w:anchor="_Toc208905684" w:history="1">
             <w:r>
               <w:rPr>
                 <w:rStyle w:val="Hipervnculo"/>
@@ -1125,7 +1129,7 @@
                 <w:noProof/>
                 <w:webHidden/>
               </w:rPr>
-              <w:instrText xml:space="preserve"> PAGEREF _Toc207354356 \h </w:instrText>
+              <w:instrText xml:space="preserve"> PAGEREF _Toc208905684 \h </w:instrText>
             </w:r>
             <w:r>
               <w:rPr>
@@ -1171,7 +1175,7 @@
               <w14:ligatures w14:val="none"/>
             </w:rPr>
           </w:pPr>
-          <w:hyperlink w:anchor="_Toc207354357" w:history="1">
+          <w:hyperlink w:anchor="_Toc208905685" w:history="1">
             <w:r>
               <w:rPr>
                 <w:rStyle w:val="Hipervnculo"/>
@@ -1198,7 +1202,7 @@
                 <w:noProof/>
                 <w:webHidden/>
               </w:rPr>
-              <w:instrText xml:space="preserve"> PAGEREF _Toc207354357 \h </w:instrText>
+              <w:instrText xml:space="preserve"> PAGEREF _Toc208905685 \h </w:instrText>
             </w:r>
             <w:r>
               <w:rPr>
@@ -1219,6 +1223,80 @@
                 <w:webHidden/>
               </w:rPr>
               <w:t>6</w:t>
+            </w:r>
+            <w:r>
+              <w:rPr>
+                <w:noProof/>
+                <w:webHidden/>
+              </w:rPr>
+              <w:fldChar w:fldCharType="end"/>
+            </w:r>
+          </w:hyperlink>
+        </w:p>
+        <w:p>
+          <w:pPr>
+            <w:pStyle w:val="TDC2"/>
+            <w:tabs>
+              <w:tab w:val="right" w:leader="dot" w:pos="9962"/>
+            </w:tabs>
+            <w:rPr>
+              <w:rFonts w:eastAsiaTheme="minorEastAsia"/>
+              <w:noProof/>
+              <w:kern w:val="0"/>
+              <w:sz w:val="22"/>
+              <w:lang w:eastAsia="es-CO"/>
+              <w14:ligatures w14:val="none"/>
+            </w:rPr>
+          </w:pPr>
+          <w:hyperlink w:anchor="_Toc208905686" w:history="1">
+            <w:r>
+              <w:rPr>
+                <w:rStyle w:val="Hipervnculo"/>
+                <w:rFonts w:eastAsia="Times New Roman"/>
+                <w:noProof/>
+              </w:rPr>
+              <w:t>2.2 Principios</w:t>
+            </w:r>
+            <w:r>
+              <w:rPr>
+                <w:noProof/>
+                <w:webHidden/>
+              </w:rPr>
+              <w:tab/>
+            </w:r>
+            <w:r>
+              <w:rPr>
+                <w:noProof/>
+                <w:webHidden/>
+              </w:rPr>
+              <w:fldChar w:fldCharType="begin"/>
+            </w:r>
+            <w:r>
+              <w:rPr>
+                <w:noProof/>
+                <w:webHidden/>
+              </w:rPr>
+              <w:instrText xml:space="preserve"> PAGEREF _Toc208905686 \h </w:instrText>
+            </w:r>
+            <w:r>
+              <w:rPr>
+                <w:noProof/>
+                <w:webHidden/>
+              </w:rPr>
+            </w:r>
+            <w:r>
+              <w:rPr>
+                <w:noProof/>
+                <w:webHidden/>
+              </w:rPr>
+              <w:fldChar w:fldCharType="separate"/>
+            </w:r>
+            <w:r>
+              <w:rPr>
+                <w:noProof/>
+                <w:webHidden/>
+              </w:rPr>
+              <w:t>8</w:t>
             </w:r>
             <w:r>
               <w:rPr>
@@ -1244,7 +1322,7 @@
               <w14:ligatures w14:val="none"/>
             </w:rPr>
           </w:pPr>
-          <w:hyperlink w:anchor="_Toc207354358" w:history="1">
+          <w:hyperlink w:anchor="_Toc208905687" w:history="1">
             <w:r>
               <w:rPr>
                 <w:rStyle w:val="Hipervnculo"/>
@@ -1289,7 +1367,7 @@
                 <w:noProof/>
                 <w:webHidden/>
               </w:rPr>
-              <w:instrText xml:space="preserve"> PAGEREF _Toc207354358 \h </w:instrText>
+              <w:instrText xml:space="preserve"> PAGEREF _Toc208905687 \h </w:instrText>
             </w:r>
             <w:r>
               <w:rPr>
@@ -1335,7 +1413,7 @@
               <w14:ligatures w14:val="none"/>
             </w:rPr>
           </w:pPr>
-          <w:hyperlink w:anchor="_Toc207354359" w:history="1">
+          <w:hyperlink w:anchor="_Toc208905688" w:history="1">
             <w:r>
               <w:rPr>
                 <w:rStyle w:val="Hipervnculo"/>
@@ -1362,7 +1440,7 @@
                 <w:noProof/>
                 <w:webHidden/>
               </w:rPr>
-              <w:instrText xml:space="preserve"> PAGEREF _Toc207354359 \h </w:instrText>
+              <w:instrText xml:space="preserve"> PAGEREF _Toc208905688 \h </w:instrText>
             </w:r>
             <w:r>
               <w:rPr>
@@ -1408,7 +1486,7 @@
               <w14:ligatures w14:val="none"/>
             </w:rPr>
           </w:pPr>
-          <w:hyperlink w:anchor="_Toc207354360" w:history="1">
+          <w:hyperlink w:anchor="_Toc208905689" w:history="1">
             <w:r>
               <w:rPr>
                 <w:rStyle w:val="Hipervnculo"/>
@@ -1435,7 +1513,7 @@
                 <w:noProof/>
                 <w:webHidden/>
               </w:rPr>
-              <w:instrText xml:space="preserve"> PAGEREF _Toc207354360 \h </w:instrText>
+              <w:instrText xml:space="preserve"> PAGEREF _Toc208905689 \h </w:instrText>
             </w:r>
             <w:r>
               <w:rPr>
@@ -1481,7 +1559,7 @@
               <w14:ligatures w14:val="none"/>
             </w:rPr>
           </w:pPr>
-          <w:hyperlink w:anchor="_Toc207354361" w:history="1">
+          <w:hyperlink w:anchor="_Toc208905690" w:history="1">
             <w:r>
               <w:rPr>
                 <w:rStyle w:val="Hipervnculo"/>
@@ -1508,7 +1586,7 @@
                 <w:noProof/>
                 <w:webHidden/>
               </w:rPr>
-              <w:instrText xml:space="preserve"> PAGEREF _Toc207354361 \h </w:instrText>
+              <w:instrText xml:space="preserve"> PAGEREF _Toc208905690 \h </w:instrText>
             </w:r>
             <w:r>
               <w:rPr>
@@ -1554,7 +1632,7 @@
               <w14:ligatures w14:val="none"/>
             </w:rPr>
           </w:pPr>
-          <w:hyperlink w:anchor="_Toc207354362" w:history="1">
+          <w:hyperlink w:anchor="_Toc208905691" w:history="1">
             <w:r>
               <w:rPr>
                 <w:rStyle w:val="Hipervnculo"/>
@@ -1599,7 +1677,7 @@
                 <w:noProof/>
                 <w:webHidden/>
               </w:rPr>
-              <w:instrText xml:space="preserve"> PAGEREF _Toc207354362 \h </w:instrText>
+              <w:instrText xml:space="preserve"> PAGEREF _Toc208905691 \h </w:instrText>
             </w:r>
             <w:r>
               <w:rPr>
@@ -1645,7 +1723,7 @@
               <w14:ligatures w14:val="none"/>
             </w:rPr>
           </w:pPr>
-          <w:hyperlink w:anchor="_Toc207354363" w:history="1">
+          <w:hyperlink w:anchor="_Toc208905692" w:history="1">
             <w:r>
               <w:rPr>
                 <w:rStyle w:val="Hipervnculo"/>
@@ -1672,7 +1750,7 @@
                 <w:noProof/>
                 <w:webHidden/>
               </w:rPr>
-              <w:instrText xml:space="preserve"> PAGEREF _Toc207354363 \h </w:instrText>
+              <w:instrText xml:space="preserve"> PAGEREF _Toc208905692 \h </w:instrText>
             </w:r>
             <w:r>
               <w:rPr>
@@ -1718,7 +1796,7 @@
               <w14:ligatures w14:val="none"/>
             </w:rPr>
           </w:pPr>
-          <w:hyperlink w:anchor="_Toc207354364" w:history="1">
+          <w:hyperlink w:anchor="_Toc208905693" w:history="1">
             <w:r>
               <w:rPr>
                 <w:rStyle w:val="Hipervnculo"/>
@@ -1745,7 +1823,7 @@
                 <w:noProof/>
                 <w:webHidden/>
               </w:rPr>
-              <w:instrText xml:space="preserve"> PAGEREF _Toc207354364 \h </w:instrText>
+              <w:instrText xml:space="preserve"> PAGEREF _Toc208905693 \h </w:instrText>
             </w:r>
             <w:r>
               <w:rPr>
@@ -1791,7 +1869,7 @@
               <w14:ligatures w14:val="none"/>
             </w:rPr>
           </w:pPr>
-          <w:hyperlink w:anchor="_Toc207354365" w:history="1">
+          <w:hyperlink w:anchor="_Toc208905694" w:history="1">
             <w:r>
               <w:rPr>
                 <w:rStyle w:val="Hipervnculo"/>
@@ -1818,7 +1896,7 @@
                 <w:noProof/>
                 <w:webHidden/>
               </w:rPr>
-              <w:instrText xml:space="preserve"> PAGEREF _Toc207354365 \h </w:instrText>
+              <w:instrText xml:space="preserve"> PAGEREF _Toc208905694 \h </w:instrText>
             </w:r>
             <w:r>
               <w:rPr>
@@ -1864,7 +1942,7 @@
               <w14:ligatures w14:val="none"/>
             </w:rPr>
           </w:pPr>
-          <w:hyperlink w:anchor="_Toc207354366" w:history="1">
+          <w:hyperlink w:anchor="_Toc208905695" w:history="1">
             <w:r>
               <w:rPr>
                 <w:rStyle w:val="Hipervnculo"/>
@@ -1891,7 +1969,7 @@
                 <w:noProof/>
                 <w:webHidden/>
               </w:rPr>
-              <w:instrText xml:space="preserve"> PAGEREF _Toc207354366 \h </w:instrText>
+              <w:instrText xml:space="preserve"> PAGEREF _Toc208905695 \h </w:instrText>
             </w:r>
             <w:r>
               <w:rPr>
@@ -1937,7 +2015,7 @@
               <w14:ligatures w14:val="none"/>
             </w:rPr>
           </w:pPr>
-          <w:hyperlink w:anchor="_Toc207354367" w:history="1">
+          <w:hyperlink w:anchor="_Toc208905696" w:history="1">
             <w:r>
               <w:rPr>
                 <w:rStyle w:val="Hipervnculo"/>
@@ -1964,7 +2042,7 @@
                 <w:noProof/>
                 <w:webHidden/>
               </w:rPr>
-              <w:instrText xml:space="preserve"> PAGEREF _Toc207354367 \h </w:instrText>
+              <w:instrText xml:space="preserve"> PAGEREF _Toc208905696 \h </w:instrText>
             </w:r>
             <w:r>
               <w:rPr>
@@ -2007,7 +2085,7 @@
               <w14:ligatures w14:val="none"/>
             </w:rPr>
           </w:pPr>
-          <w:hyperlink w:anchor="_Toc207354368" w:history="1">
+          <w:hyperlink w:anchor="_Toc208905697" w:history="1">
             <w:r>
               <w:rPr>
                 <w:rStyle w:val="Hipervnculo"/>
@@ -2034,7 +2112,7 @@
                 <w:noProof/>
                 <w:webHidden/>
               </w:rPr>
-              <w:instrText xml:space="preserve"> PAGEREF _Toc207354368 \h </w:instrText>
+              <w:instrText xml:space="preserve"> PAGEREF _Toc208905697 \h </w:instrText>
             </w:r>
             <w:r>
               <w:rPr>
@@ -2077,7 +2155,7 @@
               <w14:ligatures w14:val="none"/>
             </w:rPr>
           </w:pPr>
-          <w:hyperlink w:anchor="_Toc207354369" w:history="1">
+          <w:hyperlink w:anchor="_Toc208905698" w:history="1">
             <w:r>
               <w:rPr>
                 <w:rStyle w:val="Hipervnculo"/>
@@ -2104,7 +2182,7 @@
                 <w:noProof/>
                 <w:webHidden/>
               </w:rPr>
-              <w:instrText xml:space="preserve"> PAGEREF _Toc207354369 \h </w:instrText>
+              <w:instrText xml:space="preserve"> PAGEREF _Toc208905698 \h </w:instrText>
             </w:r>
             <w:r>
               <w:rPr>
@@ -2147,7 +2225,7 @@
               <w14:ligatures w14:val="none"/>
             </w:rPr>
           </w:pPr>
-          <w:hyperlink w:anchor="_Toc207354370" w:history="1">
+          <w:hyperlink w:anchor="_Toc208905699" w:history="1">
             <w:r>
               <w:rPr>
                 <w:rStyle w:val="Hipervnculo"/>
@@ -2174,7 +2252,7 @@
                 <w:noProof/>
                 <w:webHidden/>
               </w:rPr>
-              <w:instrText xml:space="preserve"> PAGEREF _Toc207354370 \h </w:instrText>
+              <w:instrText xml:space="preserve"> PAGEREF _Toc208905699 \h </w:instrText>
             </w:r>
             <w:r>
               <w:rPr>
@@ -2217,7 +2295,7 @@
               <w14:ligatures w14:val="none"/>
             </w:rPr>
           </w:pPr>
-          <w:hyperlink w:anchor="_Toc207354371" w:history="1">
+          <w:hyperlink w:anchor="_Toc208905700" w:history="1">
             <w:r>
               <w:rPr>
                 <w:rStyle w:val="Hipervnculo"/>
@@ -2244,7 +2322,7 @@
                 <w:noProof/>
                 <w:webHidden/>
               </w:rPr>
-              <w:instrText xml:space="preserve"> PAGEREF _Toc207354371 \h </w:instrText>
+              <w:instrText xml:space="preserve"> PAGEREF _Toc208905700 \h </w:instrText>
             </w:r>
             <w:r>
               <w:rPr>
@@ -2287,7 +2365,7 @@
               <w14:ligatures w14:val="none"/>
             </w:rPr>
           </w:pPr>
-          <w:hyperlink w:anchor="_Toc207354372" w:history="1">
+          <w:hyperlink w:anchor="_Toc208905701" w:history="1">
             <w:r>
               <w:rPr>
                 <w:rStyle w:val="Hipervnculo"/>
@@ -2314,7 +2392,7 @@
                 <w:noProof/>
                 <w:webHidden/>
               </w:rPr>
-              <w:instrText xml:space="preserve"> PAGEREF _Toc207354372 \h </w:instrText>
+              <w:instrText xml:space="preserve"> PAGEREF _Toc208905701 \h </w:instrText>
             </w:r>
             <w:r>
               <w:rPr>
@@ -2390,7 +2468,7 @@
           <w:rFonts w:asciiTheme="minorHAnsi" w:hAnsiTheme="minorHAnsi"/>
         </w:rPr>
       </w:pPr>
-      <w:bookmarkStart w:id="0" w:name="_Toc207354351"/>
+      <w:bookmarkStart w:id="0" w:name="_Toc208905679"/>
       <w:r>
         <w:rPr>
           <w:rFonts w:asciiTheme="minorHAnsi" w:hAnsiTheme="minorHAnsi"/>
@@ -2689,7 +2767,6 @@
           <w:highlight w:val="lightGray"/>
         </w:rPr>
       </w:pPr>
-      <w:bookmarkStart w:id="1" w:name="_Toc207354352"/>
     </w:p>
     <w:p>
       <w:pPr>
@@ -2727,6 +2804,7 @@
           <w:rFonts w:asciiTheme="minorHAnsi" w:hAnsiTheme="minorHAnsi"/>
         </w:rPr>
       </w:pPr>
+      <w:bookmarkStart w:id="1" w:name="_Toc208905680"/>
       <w:r>
         <w:rPr>
           <w:rFonts w:asciiTheme="minorHAnsi" w:hAnsiTheme="minorHAnsi"/>
@@ -2824,7 +2902,7 @@
           <w:numId w:val="5"/>
         </w:numPr>
       </w:pPr>
-      <w:bookmarkStart w:id="2" w:name="_Toc207354353"/>
+      <w:bookmarkStart w:id="2" w:name="_Toc208905681"/>
       <w:r>
         <w:lastRenderedPageBreak/>
         <w:t>Tipología</w:t>
@@ -3024,15 +3102,7 @@
               <w:t>web</w:t>
             </w:r>
             <w:r>
-              <w:t xml:space="preserve">, redes </w:t>
-            </w:r>
-            <w:proofErr w:type="spellStart"/>
-            <w:r>
-              <w:t>Wi</w:t>
-            </w:r>
-            <w:proofErr w:type="spellEnd"/>
-            <w:r>
-              <w:t>-Fi. </w:t>
+              <w:t>, redes Wi-Fi. </w:t>
             </w:r>
           </w:p>
         </w:tc>
@@ -3085,7 +3155,6 @@
             <w:r>
               <w:t xml:space="preserve">Oficinas, </w:t>
             </w:r>
-            <w:proofErr w:type="spellStart"/>
             <w:r>
               <w:rPr>
                 <w:rStyle w:val="Extranjerismo"/>
@@ -3093,7 +3162,6 @@
               </w:rPr>
               <w:t>routers</w:t>
             </w:r>
-            <w:proofErr w:type="spellEnd"/>
             <w:r>
               <w:t>, cableado de red, servidores físicos, cámaras de seguridad, sistemas de energía, puntos de acceso inalámbrico. </w:t>
             </w:r>
@@ -3560,7 +3628,6 @@
               </w:rPr>
               <w:t xml:space="preserve">Computadores, impresoras, celulares corporativos, servidores, memorias USB, cámaras de seguridad, </w:t>
             </w:r>
-            <w:proofErr w:type="spellStart"/>
             <w:r>
               <w:rPr>
                 <w:rStyle w:val="Extranjerismo"/>
@@ -3568,7 +3635,6 @@
               </w:rPr>
               <w:t>routers</w:t>
             </w:r>
-            <w:proofErr w:type="spellEnd"/>
             <w:r>
               <w:rPr>
                 <w:color w:val="000000" w:themeColor="text1"/>
@@ -3907,7 +3973,7 @@
       <w:pPr>
         <w:pStyle w:val="Ttulo2"/>
       </w:pPr>
-      <w:bookmarkStart w:id="3" w:name="_Toc207354354"/>
+      <w:bookmarkStart w:id="3" w:name="_Toc208905682"/>
       <w:r>
         <w:t>1.2 Registro</w:t>
       </w:r>
@@ -5309,15 +5375,7 @@
               <w:ind w:firstLine="0"/>
             </w:pPr>
             <w:r>
-              <w:t xml:space="preserve">Red </w:t>
-            </w:r>
-            <w:proofErr w:type="spellStart"/>
-            <w:r>
-              <w:t>Wi</w:t>
-            </w:r>
-            <w:proofErr w:type="spellEnd"/>
-            <w:r>
-              <w:t>-Fi interna de uso empresarial.</w:t>
+              <w:t>Red Wi-Fi interna de uso empresarial.</w:t>
             </w:r>
           </w:p>
         </w:tc>
@@ -5913,7 +5971,6 @@
             <w:pPr>
               <w:ind w:firstLine="0"/>
             </w:pPr>
-            <w:proofErr w:type="spellStart"/>
             <w:r>
               <w:rPr>
                 <w:rStyle w:val="Extranjerismo"/>
@@ -5921,7 +5978,6 @@
               </w:rPr>
               <w:t>Router</w:t>
             </w:r>
-            <w:proofErr w:type="spellEnd"/>
             <w:r>
               <w:t> con fallas intermitentes, impresora con atascos.</w:t>
             </w:r>
@@ -6197,7 +6253,7 @@
       <w:pPr>
         <w:pStyle w:val="Ttulo2"/>
       </w:pPr>
-      <w:bookmarkStart w:id="4" w:name="_Toc207354355"/>
+      <w:bookmarkStart w:id="4" w:name="_Toc208905683"/>
       <w:r>
         <w:t>1.3 Valoración</w:t>
       </w:r>
@@ -6511,7 +6567,7 @@
           <w:rFonts w:asciiTheme="minorHAnsi" w:hAnsiTheme="minorHAnsi"/>
         </w:rPr>
       </w:pPr>
-      <w:bookmarkStart w:id="5" w:name="_Toc207354356"/>
+      <w:bookmarkStart w:id="5" w:name="_Toc208905684"/>
       <w:r>
         <w:rPr>
           <w:rFonts w:asciiTheme="minorHAnsi" w:hAnsiTheme="minorHAnsi"/>
@@ -6533,7 +6589,7 @@
       <w:pPr>
         <w:pStyle w:val="Ttulo2"/>
       </w:pPr>
-      <w:bookmarkStart w:id="6" w:name="_Toc207354357"/>
+      <w:bookmarkStart w:id="6" w:name="_Toc208905685"/>
       <w:r>
         <w:t>2.1 Concepto</w:t>
       </w:r>
@@ -6570,15 +6626,7 @@
         <w:ind w:left="1429" w:firstLine="0"/>
       </w:pPr>
       <w:r>
-        <w:t xml:space="preserve">La seguridad de la información, también conocida como </w:t>
-      </w:r>
-      <w:proofErr w:type="spellStart"/>
-      <w:r>
-        <w:t>InfoSec</w:t>
-      </w:r>
-      <w:proofErr w:type="spellEnd"/>
-      <w:r>
-        <w:t>, comprende el conjunto de estrategias, normas y mecanismos orientados a garantizar que la información, sin importar su forma o medio, se mantenga confidencial, íntegra y disponible. Su finalidad es prevenir accesos no autorizados, modificaciones no deseadas o pérdidas, asegurando que los datos sean gestionados de forma segura y confiable en el desarrollo de las actividades organizacionales (IBM, 2024a).  </w:t>
+        <w:t>La seguridad de la información, también conocida como InfoSec, comprende el conjunto de estrategias, normas y mecanismos orientados a garantizar que la información, sin importar su forma o medio, se mantenga confidencial, íntegra y disponible. Su finalidad es prevenir accesos no autorizados, modificaciones no deseadas o pérdidas, asegurando que los datos sean gestionados de forma segura y confiable en el desarrollo de las actividades organizacionales (IBM, 2024a).  </w:t>
       </w:r>
     </w:p>
     <w:p>
@@ -6696,46 +6744,66 @@
         <w:rPr>
           <w:rFonts w:eastAsia="Times New Roman"/>
         </w:rPr>
-        <w:t> 2.2 Principios </w:t>
-      </w:r>
-    </w:p>
-    <w:p>
-      <w:r>
-        <w:t> Toda gestión de la información en una empresa debe fundamentarse en tres principios esenciales (la confidencialidad, la integridad y la disponibilidad de la información), para poder cumplir con los criterios de eficiencia y eficacia, y así garantizar un sistema seguro y confiable (</w:t>
-      </w:r>
-      <w:proofErr w:type="spellStart"/>
-      <w:r>
-        <w:t>Novasep</w:t>
-      </w:r>
-      <w:proofErr w:type="spellEnd"/>
-      <w:r>
-        <w:t xml:space="preserve">, s.f.). </w:t>
-      </w:r>
-    </w:p>
-    <w:p>
-      <w:r>
-        <w:t xml:space="preserve">Estos principios tienen que reflejarse en las políticas de seguridad de la información, asegurando que cada uno </w:t>
-      </w:r>
-      <w:r>
-        <w:t>esté</w:t>
-      </w:r>
-      <w:r>
-        <w:t xml:space="preserve"> presente en los lineamientos generales </w:t>
-      </w:r>
-      <w:r>
-        <w:t xml:space="preserve">y específicos. Por ejemplo, </w:t>
-      </w:r>
-      <w:r>
-        <w:t xml:space="preserve">en una pyme una política de contraseña contribuye a la confidencialidad, </w:t>
-      </w:r>
-      <w:r>
-        <w:t xml:space="preserve">una política de respaldo fortalece la disponibilidad </w:t>
-      </w:r>
-      <w:r>
-        <w:t xml:space="preserve">y una política de control y de cambios </w:t>
-      </w:r>
-      <w:r>
-        <w:t>protege la integridad de la información.</w:t>
+        <w:t> </w:t>
+      </w:r>
+      <w:bookmarkStart w:id="7" w:name="_Toc208905686"/>
+      <w:r>
+        <w:rPr>
+          <w:rFonts w:eastAsia="Times New Roman"/>
+        </w:rPr>
+        <w:t>2.2 Principios</w:t>
+      </w:r>
+      <w:bookmarkEnd w:id="7"/>
+      <w:r>
+        <w:rPr>
+          <w:rFonts w:eastAsia="Times New Roman"/>
+        </w:rPr>
+        <w:t> </w:t>
+      </w:r>
+    </w:p>
+    <w:p>
+      <w:r>
+        <w:t xml:space="preserve"> Toda gestión de la información en una empresa debe fundamentarse en tres principios esenciales (la confidencialidad, la integridad y la disponibilidad de la información), para poder cumplir con los criterios de eficiencia y eficacia, y así garantizar un sistema seguro y confiable (Novasep, s.f.). </w:t>
+      </w:r>
+    </w:p>
+    <w:p>
+      <w:pPr>
+        <w:rPr>
+          <w:lang w:eastAsia="es-CO"/>
+        </w:rPr>
+      </w:pPr>
+      <w:r>
+        <w:rPr>
+          <w:rFonts w:ascii="Arial" w:hAnsi="Arial" w:cs="Arial"/>
+          <w:color w:val="000000"/>
+          <w:sz w:val="20"/>
+          <w:szCs w:val="20"/>
+          <w:lang w:eastAsia="es-CO"/>
+        </w:rPr>
+        <w:t> </w:t>
+      </w:r>
+      <w:r>
+        <w:t>También se debe tener en cuenta que estos principios, no solo guían la implementación técnica de medidas de seguridad, sino que también ayudan en la toma de decisiones alineadas con los objetivos estratégicos y la normativa de la empresa</w:t>
+      </w:r>
+      <w:r>
+        <w:rPr>
+          <w:rFonts w:ascii="Arial" w:hAnsi="Arial" w:cs="Arial"/>
+          <w:color w:val="000000"/>
+          <w:sz w:val="20"/>
+          <w:szCs w:val="20"/>
+          <w:lang w:val="es-ES" w:eastAsia="es-CO"/>
+        </w:rPr>
+        <w:t>.</w:t>
+      </w:r>
+      <w:r>
+        <w:rPr>
+          <w:rFonts w:ascii="Arial" w:hAnsi="Arial" w:cs="Arial"/>
+          <w:color w:val="000000"/>
+          <w:sz w:val="20"/>
+          <w:szCs w:val="20"/>
+          <w:lang w:eastAsia="es-CO"/>
+        </w:rPr>
+        <w:t> </w:t>
       </w:r>
     </w:p>
     <w:p>
@@ -6780,14 +6848,7 @@
         <w:pStyle w:val="Prrafodelista"/>
         <w:ind w:left="1429" w:firstLine="0"/>
       </w:pPr>
-    </w:p>
-    <w:p>
-      <w:pPr>
-        <w:pStyle w:val="Prrafodelista"/>
-        <w:ind w:left="1429" w:firstLine="0"/>
-      </w:pPr>
-      <w:r>
-        <w:lastRenderedPageBreak/>
+      <w:r>
         <w:t>Ejemplos prácticos en pymes: </w:t>
       </w:r>
     </w:p>
@@ -6827,6 +6888,7 @@
         <w:ind w:left="1701" w:hanging="283"/>
       </w:pPr>
       <w:r>
+        <w:lastRenderedPageBreak/>
         <w:t>Implementar roles diferenciados en software de gestión. </w:t>
       </w:r>
     </w:p>
@@ -6986,17 +7048,20 @@
     </w:p>
     <w:p>
       <w:r>
+        <w:t xml:space="preserve">Estos principios tienen que reflejarse en las políticas de seguridad </w:t>
+      </w:r>
+      <w:r>
+        <w:t xml:space="preserve">de la información, </w:t>
+      </w:r>
+      <w:r>
+        <w:t xml:space="preserve">asegurando que cada uno esté presente en los lineamientos generales </w:t>
+      </w:r>
+      <w:r>
+        <w:t xml:space="preserve">y </w:t>
+      </w:r>
+      <w:r>
         <w:lastRenderedPageBreak/>
-        <w:t xml:space="preserve">Estos principios tienen que reflejarse en las políticas de seguridad </w:t>
-      </w:r>
-      <w:r>
-        <w:t xml:space="preserve">de la información, </w:t>
-      </w:r>
-      <w:r>
-        <w:t xml:space="preserve">asegurando que cada uno esté presente en los lineamientos generales </w:t>
-      </w:r>
-      <w:r>
-        <w:t xml:space="preserve">y específicos. </w:t>
+        <w:t xml:space="preserve">específicos. </w:t>
       </w:r>
       <w:r>
         <w:t xml:space="preserve">Por ejemplo, </w:t>
@@ -7031,7 +7096,7 @@
           <w:rFonts w:asciiTheme="minorHAnsi" w:hAnsiTheme="minorHAnsi"/>
         </w:rPr>
       </w:pPr>
-      <w:bookmarkStart w:id="7" w:name="_Toc207354358"/>
+      <w:bookmarkStart w:id="8" w:name="_Toc208905687"/>
       <w:r>
         <w:rPr>
           <w:rFonts w:asciiTheme="minorHAnsi" w:hAnsiTheme="minorHAnsi"/>
@@ -7039,7 +7104,7 @@
         <w:lastRenderedPageBreak/>
         <w:t>Gestión de riesgo</w:t>
       </w:r>
-      <w:bookmarkEnd w:id="7"/>
+      <w:bookmarkEnd w:id="8"/>
     </w:p>
     <w:p>
       <w:r>
@@ -7053,11 +7118,11 @@
       <w:r>
         <w:t> </w:t>
       </w:r>
-      <w:bookmarkStart w:id="8" w:name="_Toc207354359"/>
+      <w:bookmarkStart w:id="9" w:name="_Toc208905688"/>
       <w:r>
         <w:t>3.1 Concepto</w:t>
       </w:r>
-      <w:bookmarkEnd w:id="8"/>
+      <w:bookmarkEnd w:id="9"/>
       <w:r>
         <w:t> </w:t>
       </w:r>
@@ -7116,15 +7181,7 @@
       </w:r>
       <w:r>
         <w:lastRenderedPageBreak/>
-        <w:t xml:space="preserve">responsables reconozcan los riesgos que pueden afectar sus objetivos. De hecho, más del 70 % de las empresas ha experimentado problemas relacionados con la ciberseguridad, sin importar su tamaño o sector (Grupo </w:t>
-      </w:r>
-      <w:proofErr w:type="spellStart"/>
-      <w:r>
-        <w:t>Cibernos</w:t>
-      </w:r>
-      <w:proofErr w:type="spellEnd"/>
-      <w:r>
-        <w:t>, s.f.). </w:t>
+        <w:t>responsables reconozcan los riesgos que pueden afectar sus objetivos. De hecho, más del 70 % de las empresas ha experimentado problemas relacionados con la ciberseguridad, sin importar su tamaño o sector (Grupo Cibernos, s.f.). </w:t>
       </w:r>
     </w:p>
     <w:p>
@@ -7236,15 +7293,7 @@
         <w:ind w:left="1429" w:firstLine="0"/>
       </w:pPr>
       <w:r>
-        <w:t xml:space="preserve">La papelería Maicao, ubicada en Fontibón, guarda la información de su inventario, proveedores y cuentas por pagar en el computador de escritorio que maneja la administradora de la papelería, el cual no cuenta con antivirus, mucho menos actualizaciones recientes de su sistema operativo. El hijo de la administradora, que pasó la mañana en la papelería, ya que no pudo ir a clases porque ese día la habían suspendido, decidió descargar </w:t>
-      </w:r>
-      <w:proofErr w:type="spellStart"/>
-      <w:r>
-        <w:t>Roblox</w:t>
-      </w:r>
-      <w:proofErr w:type="spellEnd"/>
-      <w:r>
-        <w:t xml:space="preserve"> para no pasarse el rato aburrido. Estuvo jugando con otros usuarios durante dos horas, tiempo en el que interactuaron vía </w:t>
+        <w:t xml:space="preserve">La papelería Maicao, ubicada en Fontibón, guarda la información de su inventario, proveedores y cuentas por pagar en el computador de escritorio que maneja la administradora de la papelería, el cual no cuenta con antivirus, mucho menos actualizaciones recientes de su sistema operativo. El hijo de la administradora, que pasó la mañana en la papelería, ya que no pudo ir a clases porque ese día la habían suspendido, decidió descargar Roblox para no pasarse el rato aburrido. Estuvo jugando con otros usuarios durante dos horas, tiempo en el que interactuaron vía </w:t>
       </w:r>
       <w:r>
         <w:rPr>
@@ -7262,7 +7311,6 @@
       <w:r>
         <w:t xml:space="preserve"> archivos quedaron inutilizables por un </w:t>
       </w:r>
-      <w:proofErr w:type="spellStart"/>
       <w:r>
         <w:rPr>
           <w:rStyle w:val="Extranjerismo"/>
@@ -7270,7 +7318,6 @@
         </w:rPr>
         <w:t>ransomware</w:t>
       </w:r>
-      <w:proofErr w:type="spellEnd"/>
       <w:r>
         <w:t>.</w:t>
       </w:r>
@@ -7368,11 +7415,11 @@
       <w:pPr>
         <w:pStyle w:val="Ttulo2"/>
       </w:pPr>
-      <w:bookmarkStart w:id="9" w:name="_Toc207354360"/>
+      <w:bookmarkStart w:id="10" w:name="_Toc208905689"/>
       <w:r>
         <w:t>3.2 Tipos de riesgo</w:t>
       </w:r>
-      <w:bookmarkEnd w:id="9"/>
+      <w:bookmarkEnd w:id="10"/>
     </w:p>
     <w:p>
       <w:r>
@@ -7380,15 +7427,7 @@
       </w:r>
       <w:r>
         <w:lastRenderedPageBreak/>
-        <w:t>terceros, según el objetivo o la experiencia de cada modelo de gestión. Esta multiplicidad de perspectivas se confirma en estudios académicos que revisan y comparan las diferentes taxonomías de riesgos en entornos de seguridad de la información (</w:t>
-      </w:r>
-      <w:proofErr w:type="spellStart"/>
-      <w:r>
-        <w:t>Rabitti</w:t>
-      </w:r>
-      <w:proofErr w:type="spellEnd"/>
-      <w:r>
-        <w:t xml:space="preserve"> et al., 2025).</w:t>
+        <w:t>terceros, según el objetivo o la experiencia de cada modelo de gestión. Esta multiplicidad de perspectivas se confirma en estudios académicos que revisan y comparan las diferentes taxonomías de riesgos en entornos de seguridad de la información (Rabitti et al., 2025).</w:t>
       </w:r>
     </w:p>
     <w:p>
@@ -7399,15 +7438,7 @@
         <w:t xml:space="preserve">Por lo anterior, se relaciona una clasificación detallada de los tipos de riesgos en seguridad de la información, donde se presenta una visión amplia y actualizada de las principales amenazas, tales como ciberataques, brechas de seguridad, fallos tecnológicos o riesgos de cumplimiento, que reflejan la diversidad de escenarios que enfrentan las organizaciones en la práctica y cuya perspectiva aplicada facilita la </w:t>
       </w:r>
       <w:r>
-        <w:t>identificación y el manejo de riesgos en entornos reales (</w:t>
-      </w:r>
-      <w:proofErr w:type="spellStart"/>
-      <w:r>
-        <w:t>GRCTools</w:t>
-      </w:r>
-      <w:proofErr w:type="spellEnd"/>
-      <w:r>
-        <w:t>, s.f.):</w:t>
+        <w:t>identificación y el manejo de riesgos en entornos reales (GRCTools, s.f.):</w:t>
       </w:r>
     </w:p>
     <w:p>
@@ -7462,15 +7493,7 @@
         <w:t>malware, phishing,</w:t>
       </w:r>
       <w:r>
-        <w:t xml:space="preserve"> ataques </w:t>
-      </w:r>
-      <w:proofErr w:type="spellStart"/>
-      <w:r>
-        <w:t>DDoS</w:t>
-      </w:r>
-      <w:proofErr w:type="spellEnd"/>
-      <w:r>
-        <w:t>, ingeniería social, filtración de información.</w:t>
+        <w:t xml:space="preserve"> ataques DDoS, ingeniería social, filtración de información.</w:t>
       </w:r>
     </w:p>
     <w:p>
@@ -7570,15 +7593,7 @@
         <w:t>Riesgo</w:t>
       </w:r>
       <w:r>
-        <w:t xml:space="preserve">: contraseñas débiles, accesos sin permisos, ausencia de autenticación </w:t>
-      </w:r>
-      <w:proofErr w:type="spellStart"/>
-      <w:r>
-        <w:t>multifactor</w:t>
-      </w:r>
-      <w:proofErr w:type="spellEnd"/>
-      <w:r>
-        <w:t>.</w:t>
+        <w:t>: contraseñas débiles, accesos sin permisos, ausencia de autenticación multifactor.</w:t>
       </w:r>
     </w:p>
     <w:p>
@@ -7747,17 +7762,8 @@
           <w:rStyle w:val="Extranjerismo"/>
           <w:lang w:val="es-CO"/>
         </w:rPr>
-        <w:t> </w:t>
-      </w:r>
-      <w:proofErr w:type="spellStart"/>
-      <w:r>
-        <w:rPr>
-          <w:rStyle w:val="Extranjerismo"/>
-          <w:lang w:val="es-CO"/>
-        </w:rPr>
-        <w:t>ransomware</w:t>
-      </w:r>
-      <w:proofErr w:type="spellEnd"/>
+        <w:t> ransomware</w:t>
+      </w:r>
       <w:r>
         <w:t xml:space="preserve"> que cifra toda su base de datos de clientes, pedidos e inventario. Los ciberdelincuentes solicitan un rescate en criptomonedas para liberar la información. La empresa no contaba con copias de </w:t>
       </w:r>
@@ -7884,12 +7890,12 @@
       <w:pPr>
         <w:pStyle w:val="Ttulo2"/>
       </w:pPr>
-      <w:bookmarkStart w:id="10" w:name="_Toc207354361"/>
+      <w:bookmarkStart w:id="11" w:name="_Toc208905690"/>
       <w:r>
         <w:lastRenderedPageBreak/>
         <w:t>3.3 Fases</w:t>
       </w:r>
-      <w:bookmarkEnd w:id="10"/>
+      <w:bookmarkEnd w:id="11"/>
     </w:p>
     <w:p>
       <w:r>
@@ -7898,23 +7904,7 @@
     </w:p>
     <w:p>
       <w:r>
-        <w:t xml:space="preserve">Por lo anterior, a continuación, se detallan estas fases con su descripción, para facilitar su comprensión y aplicación en contextos empresariales, según la norma ISO/IEC 27005, a partir de </w:t>
-      </w:r>
-      <w:proofErr w:type="spellStart"/>
-      <w:r>
-        <w:t>It</w:t>
-      </w:r>
-      <w:proofErr w:type="spellEnd"/>
-      <w:r>
-        <w:t xml:space="preserve"> </w:t>
-      </w:r>
-      <w:proofErr w:type="spellStart"/>
-      <w:r>
-        <w:t>Governance</w:t>
-      </w:r>
-      <w:proofErr w:type="spellEnd"/>
-      <w:r>
-        <w:t xml:space="preserve"> (2022):</w:t>
+        <w:t>Por lo anterior, a continuación, se detallan estas fases con su descripción, para facilitar su comprensión y aplicación en contextos empresariales, según la norma ISO/IEC 27005, a partir de It Governance (2022):</w:t>
       </w:r>
     </w:p>
     <w:p>
@@ -8183,7 +8173,7 @@
           <w:rFonts w:asciiTheme="minorHAnsi" w:hAnsiTheme="minorHAnsi"/>
         </w:rPr>
       </w:pPr>
-      <w:bookmarkStart w:id="11" w:name="_Toc207354362"/>
+      <w:bookmarkStart w:id="12" w:name="_Toc208905691"/>
       <w:r>
         <w:rPr>
           <w:rFonts w:asciiTheme="minorHAnsi" w:hAnsiTheme="minorHAnsi"/>
@@ -8191,7 +8181,7 @@
         <w:lastRenderedPageBreak/>
         <w:t>Sistema de Gestión de Seguridad de la Información (SGSI)</w:t>
       </w:r>
-      <w:bookmarkEnd w:id="11"/>
+      <w:bookmarkEnd w:id="12"/>
     </w:p>
     <w:p>
       <w:r>
@@ -8202,26 +8192,18 @@
       <w:pPr>
         <w:pStyle w:val="Ttulo2"/>
       </w:pPr>
-      <w:bookmarkStart w:id="12" w:name="_Toc207354363"/>
+      <w:bookmarkStart w:id="13" w:name="_Toc208905692"/>
       <w:r>
         <w:t>4.1 Concepto</w:t>
       </w:r>
-      <w:bookmarkEnd w:id="12"/>
+      <w:bookmarkEnd w:id="13"/>
     </w:p>
     <w:p>
       <w:pPr>
         <w:pStyle w:val="Sangradetextonormal"/>
       </w:pPr>
       <w:r>
-        <w:t xml:space="preserve">Entender qué es un Sistema de Gestión de Seguridad de la Información (SGSI), es de suma importancia para la protección de los datos de la organización; por ello, a </w:t>
-      </w:r>
-      <w:proofErr w:type="gramStart"/>
-      <w:r>
-        <w:t>continuación</w:t>
-      </w:r>
-      <w:proofErr w:type="gramEnd"/>
-      <w:r>
-        <w:t xml:space="preserve"> y para seguir la linealidad temática de los diferentes conceptos tratados, se comparten dos definiciones, una técnica desde la visión de una fuente oficial y otra en un lenguaje más sencillo, con la finalidad de que sea más digerible para aquellos incursionan en este mundo por primera vez:</w:t>
+        <w:t>Entender qué es un Sistema de Gestión de Seguridad de la Información (SGSI), es de suma importancia para la protección de los datos de la organización; por ello, a continuación y para seguir la linealidad temática de los diferentes conceptos tratados, se comparten dos definiciones, una técnica desde la visión de una fuente oficial y otra en un lenguaje más sencillo, con la finalidad de que sea más digerible para aquellos incursionan en este mundo por primera vez:</w:t>
       </w:r>
     </w:p>
     <w:p>
@@ -8276,11 +8258,11 @@
       <w:pPr>
         <w:pStyle w:val="Ttulo2"/>
       </w:pPr>
-      <w:bookmarkStart w:id="13" w:name="_Toc207354364"/>
+      <w:bookmarkStart w:id="14" w:name="_Toc208905693"/>
       <w:r>
         <w:t>4.2 Características y beneficios</w:t>
       </w:r>
-      <w:bookmarkEnd w:id="13"/>
+      <w:bookmarkEnd w:id="14"/>
     </w:p>
     <w:p>
       <w:r>
@@ -8418,7 +8400,7 @@
         <w:t>Es importante y a la vez recomendable para que se pued</w:t>
       </w:r>
       <w:r>
-        <w:t>an</w:t>
+        <w:t>a</w:t>
       </w:r>
       <w:r>
         <w:t xml:space="preserve"> fomentar una cultura organizacional de seguridad y corresponsabilidad, entre todos los actores; de lo contrario, no tendría gracia la implementación del SGSI, si lo planteado no se va a aplicar.</w:t>
@@ -8556,11 +8538,11 @@
       <w:pPr>
         <w:pStyle w:val="Ttulo2"/>
       </w:pPr>
-      <w:bookmarkStart w:id="14" w:name="_Toc207354365"/>
+      <w:bookmarkStart w:id="15" w:name="_Toc208905694"/>
       <w:r>
         <w:t>4.3 Ciclo de mejora continua</w:t>
       </w:r>
-      <w:bookmarkEnd w:id="14"/>
+      <w:bookmarkEnd w:id="15"/>
     </w:p>
     <w:p>
       <w:r>
@@ -8803,11 +8785,11 @@
       <w:pPr>
         <w:pStyle w:val="Ttulo2"/>
       </w:pPr>
-      <w:bookmarkStart w:id="15" w:name="_Toc207354366"/>
+      <w:bookmarkStart w:id="16" w:name="_Toc208905695"/>
       <w:r>
         <w:t>4.4 Normativa</w:t>
       </w:r>
-      <w:bookmarkEnd w:id="15"/>
+      <w:bookmarkEnd w:id="16"/>
     </w:p>
     <w:p>
       <w:r>
@@ -9147,23 +9129,15 @@
       <w:pPr>
         <w:pStyle w:val="Ttulo2"/>
       </w:pPr>
-      <w:bookmarkStart w:id="16" w:name="_Toc207354367"/>
+      <w:bookmarkStart w:id="17" w:name="_Toc208905696"/>
       <w:r>
         <w:t>4.5 Componentes</w:t>
       </w:r>
-      <w:bookmarkEnd w:id="16"/>
-    </w:p>
-    <w:p>
-      <w:r>
-        <w:t xml:space="preserve">Para poner a funcionar un SGSI de manera que trabaje efectiva y eficazmente, es necesario que se comprendan ciertos componentes que son claves y que se hacen esenciales para la construcción de una estructura sólida, que permita salvaguardar de forma adecuada la información en el entorno organizacional. A continuación, se presentan los principales componentes, de acuerdo a lo expuesto por </w:t>
-      </w:r>
-      <w:proofErr w:type="spellStart"/>
-      <w:r>
-        <w:t>Kantan</w:t>
-      </w:r>
-      <w:proofErr w:type="spellEnd"/>
-      <w:r>
-        <w:t xml:space="preserve"> (2024):</w:t>
+      <w:bookmarkEnd w:id="17"/>
+    </w:p>
+    <w:p>
+      <w:r>
+        <w:t>Para poner a funcionar un SGSI de manera que trabaje efectiva y eficazmente, es necesario que se comprendan ciertos componentes que son claves y que se hacen esenciales para la construcción de una estructura sólida, que permita salvaguardar de forma adecuada la información en el entorno organizacional. A continuación, se presentan los principales componentes, de acuerdo a lo expuesto por Kantan (2024):</w:t>
       </w:r>
     </w:p>
     <w:p>
@@ -9292,7 +9266,7 @@
           <w:rFonts w:asciiTheme="minorHAnsi" w:hAnsiTheme="minorHAnsi"/>
         </w:rPr>
       </w:pPr>
-      <w:bookmarkStart w:id="17" w:name="_Toc207354368"/>
+      <w:bookmarkStart w:id="18" w:name="_Toc208905697"/>
       <w:r>
         <w:rPr>
           <w:rFonts w:asciiTheme="minorHAnsi" w:hAnsiTheme="minorHAnsi"/>
@@ -9300,7 +9274,7 @@
         <w:lastRenderedPageBreak/>
         <w:t>Síntesis</w:t>
       </w:r>
-      <w:bookmarkEnd w:id="17"/>
+      <w:bookmarkEnd w:id="18"/>
       <w:r>
         <w:rPr>
           <w:rFonts w:asciiTheme="minorHAnsi" w:hAnsiTheme="minorHAnsi"/>
@@ -9403,7 +9377,7 @@
           <w:rFonts w:asciiTheme="minorHAnsi" w:hAnsiTheme="minorHAnsi"/>
         </w:rPr>
       </w:pPr>
-      <w:bookmarkStart w:id="18" w:name="_Toc207354369"/>
+      <w:bookmarkStart w:id="19" w:name="_Toc208905698"/>
       <w:r>
         <w:rPr>
           <w:rFonts w:asciiTheme="minorHAnsi" w:hAnsiTheme="minorHAnsi"/>
@@ -9411,7 +9385,7 @@
         <w:lastRenderedPageBreak/>
         <w:t>Material complementario</w:t>
       </w:r>
-      <w:bookmarkEnd w:id="18"/>
+      <w:bookmarkEnd w:id="19"/>
     </w:p>
     <w:tbl>
       <w:tblPr>
@@ -10227,7 +10201,7 @@
           <w:rFonts w:asciiTheme="minorHAnsi" w:hAnsiTheme="minorHAnsi"/>
         </w:rPr>
       </w:pPr>
-      <w:bookmarkStart w:id="19" w:name="_Toc207354370"/>
+      <w:bookmarkStart w:id="20" w:name="_Toc208905699"/>
       <w:r>
         <w:rPr>
           <w:rFonts w:asciiTheme="minorHAnsi" w:hAnsiTheme="minorHAnsi"/>
@@ -10235,7 +10209,7 @@
         <w:lastRenderedPageBreak/>
         <w:t>Glosario</w:t>
       </w:r>
-      <w:bookmarkEnd w:id="19"/>
+      <w:bookmarkEnd w:id="20"/>
     </w:p>
     <w:p>
       <w:r>
@@ -10390,7 +10364,7 @@
           <w:rFonts w:asciiTheme="minorHAnsi" w:hAnsiTheme="minorHAnsi"/>
         </w:rPr>
       </w:pPr>
-      <w:bookmarkStart w:id="20" w:name="_Toc207354371"/>
+      <w:bookmarkStart w:id="21" w:name="_Toc208905700"/>
       <w:r>
         <w:rPr>
           <w:rFonts w:asciiTheme="minorHAnsi" w:hAnsiTheme="minorHAnsi"/>
@@ -10398,7 +10372,7 @@
         <w:lastRenderedPageBreak/>
         <w:t>Referencias bibliográficas</w:t>
       </w:r>
-      <w:bookmarkEnd w:id="20"/>
+      <w:bookmarkEnd w:id="21"/>
       <w:r>
         <w:rPr>
           <w:rFonts w:asciiTheme="minorHAnsi" w:hAnsiTheme="minorHAnsi"/>
@@ -10410,13 +10384,8 @@
       <w:pPr>
         <w:pStyle w:val="Sangradetextonormal"/>
       </w:pPr>
-      <w:proofErr w:type="spellStart"/>
-      <w:r>
-        <w:t>GRCTools</w:t>
-      </w:r>
-      <w:proofErr w:type="spellEnd"/>
-      <w:r>
-        <w:t>. (s.f.). Riesgos IT y Seguridad con el Software GRC inteligente.</w:t>
+      <w:r>
+        <w:t>GRCTools. (s.f.). Riesgos IT y Seguridad con el Software GRC inteligente.</w:t>
       </w:r>
     </w:p>
     <w:p>
@@ -10431,15 +10400,7 @@
     </w:p>
     <w:p>
       <w:r>
-        <w:t xml:space="preserve">Grupo </w:t>
-      </w:r>
-      <w:proofErr w:type="spellStart"/>
-      <w:r>
-        <w:t>Cibernos</w:t>
-      </w:r>
-      <w:proofErr w:type="spellEnd"/>
-      <w:r>
-        <w:t>. (s.f.). ¿Qué es la gestión de riesgos en ciberseguridad?</w:t>
+        <w:t>Grupo Cibernos. (s.f.). ¿Qué es la gestión de riesgos en ciberseguridad?</w:t>
       </w:r>
     </w:p>
     <w:p>
@@ -10454,15 +10415,7 @@
     </w:p>
     <w:p>
       <w:r>
-        <w:t>IBM. (2024a). ¿Qué es la seguridad de la información (</w:t>
-      </w:r>
-      <w:proofErr w:type="spellStart"/>
-      <w:r>
-        <w:t>InfoSec</w:t>
-      </w:r>
-      <w:proofErr w:type="spellEnd"/>
-      <w:r>
-        <w:t>)?</w:t>
+        <w:t>IBM. (2024a). ¿Qué es la seguridad de la información (InfoSec)?</w:t>
       </w:r>
     </w:p>
     <w:p>
@@ -10520,13 +10473,8 @@
       </w:hyperlink>
     </w:p>
     <w:p>
-      <w:proofErr w:type="spellStart"/>
-      <w:r>
-        <w:t>Kantan</w:t>
-      </w:r>
-      <w:proofErr w:type="spellEnd"/>
-      <w:r>
-        <w:t>. (2024). Definición de SGSI según ISO 27001 2022.</w:t>
+      <w:r>
+        <w:t>Kantan. (2024). Definición de SGSI según ISO 27001 2022.</w:t>
       </w:r>
     </w:p>
     <w:p>
@@ -10546,15 +10494,7 @@
     </w:p>
     <w:p>
       <w:r>
-        <w:t>Microsoft. (s.f.). ¿Qué es la seguridad de la información (</w:t>
-      </w:r>
-      <w:proofErr w:type="spellStart"/>
-      <w:r>
-        <w:t>InfoSec</w:t>
-      </w:r>
-      <w:proofErr w:type="spellEnd"/>
-      <w:r>
-        <w:t>)?</w:t>
+        <w:t>Microsoft. (s.f.). ¿Qué es la seguridad de la información (InfoSec)?</w:t>
       </w:r>
     </w:p>
     <w:p>
@@ -10568,14 +10508,9 @@
       </w:hyperlink>
     </w:p>
     <w:p>
-      <w:proofErr w:type="spellStart"/>
       <w:r>
         <w:lastRenderedPageBreak/>
-        <w:t>Novasep</w:t>
-      </w:r>
-      <w:proofErr w:type="spellEnd"/>
-      <w:r>
-        <w:t>. (s.f.). La seguridad de la información y sus 3 pilares fundamentales.</w:t>
+        <w:t>Novasep. (s.f.). La seguridad de la información y sus 3 pilares fundamentales.</w:t>
       </w:r>
     </w:p>
     <w:p>
@@ -10594,49 +10529,14 @@
           <w:lang w:val="en-US"/>
         </w:rPr>
       </w:pPr>
-      <w:proofErr w:type="spellStart"/>
-      <w:r>
-        <w:t>Rabitti</w:t>
-      </w:r>
-      <w:proofErr w:type="spellEnd"/>
-      <w:r>
-        <w:t xml:space="preserve">, G., </w:t>
-      </w:r>
-      <w:proofErr w:type="spellStart"/>
-      <w:r>
-        <w:t>Khorrami</w:t>
-      </w:r>
-      <w:proofErr w:type="spellEnd"/>
-      <w:r>
-        <w:t xml:space="preserve"> </w:t>
-      </w:r>
-      <w:proofErr w:type="spellStart"/>
-      <w:r>
-        <w:t>Chokami</w:t>
-      </w:r>
-      <w:proofErr w:type="spellEnd"/>
-      <w:r>
-        <w:t xml:space="preserve">, A., Coyle, P. &amp; Cohen, R. D. (2025). </w:t>
+      <w:r>
+        <w:t xml:space="preserve">Rabitti, G., Khorrami Chokami, A., Coyle, P. &amp; Cohen, R. D. (2025). </w:t>
       </w:r>
       <w:r>
         <w:rPr>
           <w:lang w:val="en-US"/>
         </w:rPr>
-        <w:t xml:space="preserve">A taxonomy of cyber risk taxonomies. Risk Analysis </w:t>
-      </w:r>
-      <w:proofErr w:type="gramStart"/>
-      <w:r>
-        <w:rPr>
-          <w:lang w:val="en-US"/>
-        </w:rPr>
-        <w:t>An</w:t>
-      </w:r>
-      <w:proofErr w:type="gramEnd"/>
-      <w:r>
-        <w:rPr>
-          <w:lang w:val="en-US"/>
-        </w:rPr>
-        <w:t xml:space="preserve"> International Journal, 45(2), 376–386.</w:t>
+        <w:t>A taxonomy of cyber risk taxonomies. Risk Analysis An International Journal, 45(2), 376–386.</w:t>
       </w:r>
     </w:p>
     <w:p>
@@ -10665,7 +10565,7 @@
           <w:rFonts w:asciiTheme="minorHAnsi" w:hAnsiTheme="minorHAnsi"/>
         </w:rPr>
       </w:pPr>
-      <w:bookmarkStart w:id="21" w:name="_Toc207354372"/>
+      <w:bookmarkStart w:id="22" w:name="_Toc208905701"/>
       <w:r>
         <w:rPr>
           <w:rFonts w:asciiTheme="minorHAnsi" w:hAnsiTheme="minorHAnsi"/>
@@ -10673,7 +10573,7 @@
         <w:lastRenderedPageBreak/>
         <w:t>Créditos</w:t>
       </w:r>
-      <w:bookmarkEnd w:id="21"/>
+      <w:bookmarkEnd w:id="22"/>
     </w:p>
     <w:tbl>
       <w:tblPr>
@@ -10709,7 +10609,7 @@
                 <w:lang w:val="es-419" w:eastAsia="es-CO"/>
               </w:rPr>
             </w:pPr>
-            <w:bookmarkStart w:id="22" w:name="_Hlk154833079"/>
+            <w:bookmarkStart w:id="23" w:name="_Hlk154833079"/>
             <w:r>
               <w:rPr>
                 <w:rFonts w:asciiTheme="minorHAnsi" w:hAnsiTheme="minorHAnsi" w:cstheme="minorHAnsi"/>
@@ -10796,7 +10696,6 @@
                 <w:szCs w:val="28"/>
               </w:rPr>
             </w:pPr>
-            <w:proofErr w:type="spellStart"/>
             <w:r>
               <w:rPr>
                 <w:rFonts w:asciiTheme="minorHAnsi" w:hAnsiTheme="minorHAnsi" w:cstheme="minorHAnsi"/>
@@ -10804,17 +10703,7 @@
                 <w:sz w:val="28"/>
                 <w:szCs w:val="28"/>
               </w:rPr>
-              <w:t>Milady</w:t>
-            </w:r>
-            <w:proofErr w:type="spellEnd"/>
-            <w:r>
-              <w:rPr>
-                <w:rFonts w:asciiTheme="minorHAnsi" w:hAnsiTheme="minorHAnsi" w:cstheme="minorHAnsi"/>
-                <w:color w:val="000000"/>
-                <w:sz w:val="28"/>
-                <w:szCs w:val="28"/>
-              </w:rPr>
-              <w:t xml:space="preserve"> Tatiana Villamil Castellanos</w:t>
+              <w:t>Milady Tatiana Villamil Castellanos</w:t>
             </w:r>
           </w:p>
         </w:tc>
@@ -10894,47 +10783,7 @@
                 <w:sz w:val="28"/>
                 <w:szCs w:val="28"/>
               </w:rPr>
-              <w:t xml:space="preserve">Diana </w:t>
-            </w:r>
-            <w:proofErr w:type="spellStart"/>
-            <w:r>
-              <w:rPr>
-                <w:rFonts w:asciiTheme="minorHAnsi" w:hAnsiTheme="minorHAnsi" w:cstheme="minorHAnsi"/>
-                <w:color w:val="000000"/>
-                <w:sz w:val="28"/>
-                <w:szCs w:val="28"/>
-              </w:rPr>
-              <w:t>Rocio</w:t>
-            </w:r>
-            <w:proofErr w:type="spellEnd"/>
-            <w:r>
-              <w:rPr>
-                <w:rFonts w:asciiTheme="minorHAnsi" w:hAnsiTheme="minorHAnsi" w:cstheme="minorHAnsi"/>
-                <w:color w:val="000000"/>
-                <w:sz w:val="28"/>
-                <w:szCs w:val="28"/>
-              </w:rPr>
-              <w:t xml:space="preserve"> </w:t>
-            </w:r>
-            <w:proofErr w:type="spellStart"/>
-            <w:r>
-              <w:rPr>
-                <w:rFonts w:asciiTheme="minorHAnsi" w:hAnsiTheme="minorHAnsi" w:cstheme="minorHAnsi"/>
-                <w:color w:val="000000"/>
-                <w:sz w:val="28"/>
-                <w:szCs w:val="28"/>
-              </w:rPr>
-              <w:t>Possos</w:t>
-            </w:r>
-            <w:proofErr w:type="spellEnd"/>
-            <w:r>
-              <w:rPr>
-                <w:rFonts w:asciiTheme="minorHAnsi" w:hAnsiTheme="minorHAnsi" w:cstheme="minorHAnsi"/>
-                <w:color w:val="000000"/>
-                <w:sz w:val="28"/>
-                <w:szCs w:val="28"/>
-              </w:rPr>
-              <w:t xml:space="preserve"> Beltrán</w:t>
+              <w:t>Diana Rocio Possos Beltrán</w:t>
             </w:r>
           </w:p>
         </w:tc>
@@ -11546,27 +11395,7 @@
                 <w:sz w:val="28"/>
                 <w:szCs w:val="28"/>
               </w:rPr>
-              <w:t xml:space="preserve">Diego Fernando Velasco </w:t>
-            </w:r>
-            <w:proofErr w:type="spellStart"/>
-            <w:r>
-              <w:rPr>
-                <w:rFonts w:asciiTheme="minorHAnsi" w:hAnsiTheme="minorHAnsi" w:cstheme="minorHAnsi"/>
-                <w:color w:val="000000"/>
-                <w:sz w:val="28"/>
-                <w:szCs w:val="28"/>
-              </w:rPr>
-              <w:t>Güiza</w:t>
-            </w:r>
-            <w:proofErr w:type="spellEnd"/>
-            <w:r>
-              <w:rPr>
-                <w:rFonts w:asciiTheme="minorHAnsi" w:hAnsiTheme="minorHAnsi" w:cstheme="minorHAnsi"/>
-                <w:color w:val="000000"/>
-                <w:sz w:val="28"/>
-                <w:szCs w:val="28"/>
-              </w:rPr>
-              <w:t xml:space="preserve"> </w:t>
+              <w:t xml:space="preserve">Diego Fernando Velasco Güiza </w:t>
             </w:r>
           </w:p>
         </w:tc>
@@ -11684,9 +11513,8 @@
                 <w:sz w:val="28"/>
                 <w:szCs w:val="28"/>
               </w:rPr>
-              <w:t xml:space="preserve">Gilberto Junior Rodríguez </w:t>
-            </w:r>
-            <w:proofErr w:type="spellStart"/>
+              <w:t>Gilberto Junior Rodríguez Rodr</w:t>
+            </w:r>
             <w:r>
               <w:rPr>
                 <w:rFonts w:asciiTheme="minorHAnsi" w:hAnsiTheme="minorHAnsi" w:cstheme="minorHAnsi"/>
@@ -11694,7 +11522,7 @@
                 <w:sz w:val="28"/>
                 <w:szCs w:val="28"/>
               </w:rPr>
-              <w:t>Rodr</w:t>
+              <w:t>í</w:t>
             </w:r>
             <w:r>
               <w:rPr>
@@ -11703,18 +11531,8 @@
                 <w:sz w:val="28"/>
                 <w:szCs w:val="28"/>
               </w:rPr>
-              <w:t>í</w:t>
-            </w:r>
-            <w:r>
-              <w:rPr>
-                <w:rFonts w:asciiTheme="minorHAnsi" w:hAnsiTheme="minorHAnsi" w:cstheme="minorHAnsi"/>
-                <w:color w:val="000000"/>
-                <w:sz w:val="28"/>
-                <w:szCs w:val="28"/>
-              </w:rPr>
               <w:t>guez</w:t>
             </w:r>
-            <w:proofErr w:type="spellEnd"/>
           </w:p>
         </w:tc>
         <w:tc>
@@ -11935,7 +11753,7 @@
           </w:p>
         </w:tc>
       </w:tr>
-      <w:bookmarkEnd w:id="22"/>
+      <w:bookmarkEnd w:id="23"/>
     </w:tbl>
     <w:p>
       <w:pPr>
@@ -19761,10 +19579,10 @@
 <file path=customXml/item4.xml><?xml version="1.0" encoding="utf-8"?>
 <p:properties xmlns:p="http://schemas.microsoft.com/office/2006/metadata/properties" xmlns:xsi="http://www.w3.org/2001/XMLSchema-instance" xmlns:pc="http://schemas.microsoft.com/office/infopath/2007/PartnerControls">
   <documentManagement>
-    <TaxCatchAll xmlns="2c0ff4f8-6664-4eb8-8bb0-965f2536cb1b" xsi:nil="true"/>
     <lcf76f155ced4ddcb4097134ff3c332f xmlns="2b6b437a-5846-4934-ac66-7de06297595b">
       <Terms xmlns="http://schemas.microsoft.com/office/infopath/2007/PartnerControls"/>
     </lcf76f155ced4ddcb4097134ff3c332f>
+    <TaxCatchAll xmlns="2c0ff4f8-6664-4eb8-8bb0-965f2536cb1b" xsi:nil="true"/>
   </documentManagement>
 </p:properties>
 </file>
@@ -19778,13 +19596,13 @@
 </file>
 
 <file path=customXml/itemProps2.xml><?xml version="1.0" encoding="utf-8"?>
-<ds:datastoreItem xmlns:ds="http://schemas.openxmlformats.org/officeDocument/2006/customXml" ds:itemID="{E3758F1E-0E17-4082-8EFE-C1B86E4AF46D}"/>
+<ds:datastoreItem xmlns:ds="http://schemas.openxmlformats.org/officeDocument/2006/customXml" ds:itemID="{FD1A6739-B386-4567-9FDE-B79AE1C6F7E8}"/>
 </file>
 
 <file path=customXml/itemProps3.xml><?xml version="1.0" encoding="utf-8"?>
-<ds:datastoreItem xmlns:ds="http://schemas.openxmlformats.org/officeDocument/2006/customXml" ds:itemID="{5FEB2644-C882-43F3-8E73-75FFFD476DBF}"/>
+<ds:datastoreItem xmlns:ds="http://schemas.openxmlformats.org/officeDocument/2006/customXml" ds:itemID="{4B08BAD1-7FED-472D-B8F2-BE98C6D66FF6}"/>
 </file>
 
 <file path=customXml/itemProps4.xml><?xml version="1.0" encoding="utf-8"?>
-<ds:datastoreItem xmlns:ds="http://schemas.openxmlformats.org/officeDocument/2006/customXml" ds:itemID="{AB180C82-399C-4CAD-8610-AFA58EEABBC9}"/>
+<ds:datastoreItem xmlns:ds="http://schemas.openxmlformats.org/officeDocument/2006/customXml" ds:itemID="{47D88915-BCC8-4C7C-8E9B-C7B3F99E48D5}"/>
 </file>